--- a/docs/requirements/Requisitos TFG.docx
+++ b/docs/requirements/Requisitos TFG.docx
@@ -50,37 +50,74 @@
         <w:rPr>
           <w:rtl w:val="0"/>
         </w:rPr>
-        <w:t xml:space="preserve">David Muñoz del Valle</w:t>
       </w:r>
     </w:p>
     <w:p>
       <w:pPr>
         <w:ind w:left="0" w:firstLine="0"/>
         <w:jc w:val="center"/>
-        <w:rPr/>
-      </w:pPr>
-      <w:r>
-        <w:rPr>
-          <w:rtl w:val="0"/>
-        </w:rPr>
+        <w:rPr>
+          <w:b w:val="1"/>
+          <w:bCs w:val="1"/>
+        </w:rPr>
+      </w:pPr>
+      <w:r>
+        <w:rPr>
+          <w:b w:val="1"/>
+          <w:bCs w:val="1"/>
+          <w:rtl w:val="0"/>
+        </w:rPr>
+        <w:t xml:space="preserve">Librería extensible de optimización metaheurística en Rust</w:t>
       </w:r>
     </w:p>
     <w:p>
       <w:pPr>
         <w:ind w:left="0" w:firstLine="0"/>
         <w:jc w:val="center"/>
-        <w:rPr>
-          <w:b w:val="1"/>
-          <w:bCs w:val="1"/>
-        </w:rPr>
-      </w:pPr>
-      <w:r>
-        <w:rPr>
-          <w:b w:val="1"/>
-          <w:bCs w:val="1"/>
-          <w:rtl w:val="0"/>
-        </w:rPr>
-        <w:t xml:space="preserve">Librería extensible de optimización metaheurística en Rust</w:t>
+        <w:rPr/>
+      </w:pPr>
+      <w:r>
+        <w:rPr>
+          <w:rtl w:val="0"/>
+        </w:rPr>
+      </w:r>
+    </w:p>
+    <w:p>
+      <w:pPr>
+        <w:ind w:left="0" w:firstLine="0"/>
+        <w:jc w:val="center"/>
+        <w:rPr/>
+      </w:pPr>
+      <w:r>
+        <w:rPr>
+          <w:rtl w:val="0"/>
+        </w:rPr>
+      </w:r>
+    </w:p>
+    <w:p>
+      <w:pPr>
+        <w:ind w:left="0" w:firstLine="0"/>
+        <w:jc w:val="center"/>
+        <w:rPr/>
+      </w:pPr>
+      <w:r>
+        <w:rPr>
+          <w:rtl w:val="0"/>
+        </w:rPr>
+        <w:t xml:space="preserve">Autor</w:t>
+      </w:r>
+    </w:p>
+    <w:p>
+      <w:pPr>
+        <w:ind w:left="0" w:firstLine="0"/>
+        <w:jc w:val="center"/>
+        <w:rPr/>
+      </w:pPr>
+      <w:r>
+        <w:rPr>
+          <w:rtl w:val="0"/>
+        </w:rPr>
+        <w:t xml:space="preserve">David Muñoz del Valle</w:t>
       </w:r>
     </w:p>
     <w:p>
@@ -477,7 +514,7 @@
     </w:p>
     <w:sdt>
       <w:sdtPr>
-        <w:id w:val="1761159518"/>
+        <w:id w:val="-1331637145"/>
         <w:docPartObj>
           <w:docPartGallery w:val="Table of Contents"/>
           <w:docPartUnique w:val="1"/>
@@ -676,10 +713,10 @@
               <w:vertAlign w:val="baseline"/>
             </w:rPr>
           </w:pPr>
-          <w:hyperlink w:anchor="_mm1lbxat5dyn">
-            <w:r>
-              <w:rPr>
-                <w:rFonts w:ascii="IBM Plex Sans" w:cs="IBM Plex Sans" w:eastAsia="IBM Plex Sans" w:hAnsi="IBM Plex Sans"/>
+          <w:hyperlink w:anchor="_kh48aike4s5o">
+            <w:r>
+              <w:rPr>
+                <w:rFonts w:ascii="Arial" w:cs="Arial" w:eastAsia="Arial" w:hAnsi="Arial"/>
                 <w:b w:val="0"/>
                 <w:bCs w:val="0"/>
                 <w:i w:val="0"/>
@@ -694,7 +731,7 @@
                 <w:vertAlign w:val="baseline"/>
                 <w:rtl w:val="0"/>
               </w:rPr>
-              <w:t xml:space="preserve">RF 1: Definición de Problemas Genéricos:</w:t>
+              <w:t xml:space="preserve">RF-01: Definición de la Función Objetivo:</w:t>
               <w:tab/>
               <w:t xml:space="preserve">3</w:t>
             </w:r>
@@ -730,10 +767,10 @@
               <w:vertAlign w:val="baseline"/>
             </w:rPr>
           </w:pPr>
-          <w:hyperlink w:anchor="_mm1lbxat5dyn">
-            <w:r>
-              <w:rPr>
-                <w:rFonts w:ascii="IBM Plex Sans" w:cs="IBM Plex Sans" w:eastAsia="IBM Plex Sans" w:hAnsi="IBM Plex Sans"/>
+          <w:hyperlink w:anchor="_1gxhuoxc8j1c">
+            <w:r>
+              <w:rPr>
+                <w:rFonts w:ascii="Arial" w:cs="Arial" w:eastAsia="Arial" w:hAnsi="Arial"/>
                 <w:b w:val="0"/>
                 <w:bCs w:val="0"/>
                 <w:i w:val="0"/>
@@ -748,7 +785,7 @@
                 <w:vertAlign w:val="baseline"/>
                 <w:rtl w:val="0"/>
               </w:rPr>
-              <w:t xml:space="preserve">RF 2: Soporte para Restricciones:</w:t>
+              <w:t xml:space="preserve">RF-02: Modelado del Espacio de Búsqueda:</w:t>
               <w:tab/>
               <w:t xml:space="preserve">3</w:t>
             </w:r>
@@ -784,10 +821,10 @@
               <w:vertAlign w:val="baseline"/>
             </w:rPr>
           </w:pPr>
-          <w:hyperlink w:anchor="_mm1lbxat5dyn">
-            <w:r>
-              <w:rPr>
-                <w:rFonts w:ascii="IBM Plex Sans" w:cs="IBM Plex Sans" w:eastAsia="IBM Plex Sans" w:hAnsi="IBM Plex Sans"/>
+          <w:hyperlink w:anchor="_57e5dppl0rq8">
+            <w:r>
+              <w:rPr>
+                <w:rFonts w:ascii="Arial" w:cs="Arial" w:eastAsia="Arial" w:hAnsi="Arial"/>
                 <w:b w:val="0"/>
                 <w:bCs w:val="0"/>
                 <w:i w:val="0"/>
@@ -802,7 +839,7 @@
                 <w:vertAlign w:val="baseline"/>
                 <w:rtl w:val="0"/>
               </w:rPr>
-              <w:t xml:space="preserve">RF 3: Sistema de Observabilidad (Telemetría):</w:t>
+              <w:t xml:space="preserve">RF-03: Gestión de Restricciones:</w:t>
               <w:tab/>
               <w:t xml:space="preserve">3</w:t>
             </w:r>
@@ -838,7 +875,7 @@
               <w:vertAlign w:val="baseline"/>
             </w:rPr>
           </w:pPr>
-          <w:hyperlink w:anchor="_mm1lbxat5dyn">
+          <w:hyperlink w:anchor="_8n1rius1aj5m">
             <w:r>
               <w:rPr>
                 <w:rFonts w:ascii="IBM Plex Sans" w:cs="IBM Plex Sans" w:eastAsia="IBM Plex Sans" w:hAnsi="IBM Plex Sans"/>
@@ -856,9 +893,9 @@
                 <w:vertAlign w:val="baseline"/>
                 <w:rtl w:val="0"/>
               </w:rPr>
-              <w:t xml:space="preserve">RF 4: Generación de Soluciones Vecinas:</w:t>
+              <w:t xml:space="preserve">RF-04: Validación Automática de Modelos:</w:t>
               <w:tab/>
-              <w:t xml:space="preserve">3</w:t>
+              <w:t xml:space="preserve">4</w:t>
             </w:r>
           </w:hyperlink>
           <w:r>
@@ -892,10 +929,10 @@
               <w:vertAlign w:val="baseline"/>
             </w:rPr>
           </w:pPr>
-          <w:hyperlink w:anchor="_am14jscwkqug">
-            <w:r>
-              <w:rPr>
-                <w:rFonts w:ascii="IBM Plex Sans" w:cs="IBM Plex Sans" w:eastAsia="IBM Plex Sans" w:hAnsi="IBM Plex Sans"/>
+          <w:hyperlink w:anchor="_swfep32mf8zj">
+            <w:r>
+              <w:rPr>
+                <w:rFonts w:ascii="Arial" w:cs="Arial" w:eastAsia="Arial" w:hAnsi="Arial"/>
                 <w:b w:val="0"/>
                 <w:bCs w:val="0"/>
                 <w:i w:val="0"/>
@@ -910,9 +947,117 @@
                 <w:vertAlign w:val="baseline"/>
                 <w:rtl w:val="0"/>
               </w:rPr>
-              <w:t xml:space="preserve">RF 5: Criterios de Parada Configurables:</w:t>
+              <w:t xml:space="preserve">RF-05: Selección de Metaheurísticas:</w:t>
               <w:tab/>
-              <w:t xml:space="preserve">3</w:t>
+              <w:t xml:space="preserve">4</w:t>
+            </w:r>
+          </w:hyperlink>
+          <w:r>
+            <w:rPr>
+              <w:rtl w:val="0"/>
+            </w:rPr>
+          </w:r>
+        </w:p>
+        <w:p>
+          <w:pPr>
+            <w:widowControl w:val="0"/>
+            <w:tabs>
+              <w:tab w:val="right" w:leader="none" w:pos="12000"/>
+            </w:tabs>
+            <w:spacing w:before="60" w:line="240" w:lineRule="auto"/>
+            <w:ind w:left="360" w:firstLine="0"/>
+            <w:jc w:val="left"/>
+            <w:rPr>
+              <w:rFonts w:ascii="Arial" w:cs="Arial" w:eastAsia="Arial" w:hAnsi="Arial"/>
+              <w:b w:val="0"/>
+              <w:bCs w:val="0"/>
+              <w:i w:val="0"/>
+              <w:iCs w:val="0"/>
+              <w:smallCaps w:val="0"/>
+              <w:strike w:val="0"/>
+              <w:color w:val="000000"/>
+              <w:sz w:val="22"/>
+              <w:szCs w:val="22"/>
+              <w:u w:val="none"/>
+              <w:shd w:fill="auto" w:val="clear"/>
+              <w:vertAlign w:val="baseline"/>
+            </w:rPr>
+          </w:pPr>
+          <w:hyperlink w:anchor="_3thsspfgvyno">
+            <w:r>
+              <w:rPr>
+                <w:rFonts w:ascii="Arial" w:cs="Arial" w:eastAsia="Arial" w:hAnsi="Arial"/>
+                <w:b w:val="0"/>
+                <w:bCs w:val="0"/>
+                <w:i w:val="0"/>
+                <w:iCs w:val="0"/>
+                <w:smallCaps w:val="0"/>
+                <w:strike w:val="0"/>
+                <w:color w:val="000000"/>
+                <w:sz w:val="22"/>
+                <w:szCs w:val="22"/>
+                <w:u w:val="none"/>
+                <w:shd w:fill="auto" w:val="clear"/>
+                <w:vertAlign w:val="baseline"/>
+                <w:rtl w:val="0"/>
+              </w:rPr>
+              <w:t xml:space="preserve">RF-06: Configuración de Hiperparámetros:</w:t>
+              <w:tab/>
+              <w:t xml:space="preserve">4</w:t>
+            </w:r>
+          </w:hyperlink>
+          <w:r>
+            <w:rPr>
+              <w:rtl w:val="0"/>
+            </w:rPr>
+          </w:r>
+        </w:p>
+        <w:p>
+          <w:pPr>
+            <w:widowControl w:val="0"/>
+            <w:tabs>
+              <w:tab w:val="right" w:leader="none" w:pos="12000"/>
+            </w:tabs>
+            <w:spacing w:before="60" w:line="240" w:lineRule="auto"/>
+            <w:ind w:left="360" w:firstLine="0"/>
+            <w:jc w:val="left"/>
+            <w:rPr>
+              <w:rFonts w:ascii="Arial" w:cs="Arial" w:eastAsia="Arial" w:hAnsi="Arial"/>
+              <w:b w:val="0"/>
+              <w:bCs w:val="0"/>
+              <w:i w:val="0"/>
+              <w:iCs w:val="0"/>
+              <w:smallCaps w:val="0"/>
+              <w:strike w:val="0"/>
+              <w:color w:val="000000"/>
+              <w:sz w:val="22"/>
+              <w:szCs w:val="22"/>
+              <w:u w:val="none"/>
+              <w:shd w:fill="auto" w:val="clear"/>
+              <w:vertAlign w:val="baseline"/>
+            </w:rPr>
+          </w:pPr>
+          <w:hyperlink w:anchor="_hu24z05tutn7">
+            <w:r>
+              <w:rPr>
+                <w:rFonts w:ascii="Arial" w:cs="Arial" w:eastAsia="Arial" w:hAnsi="Arial"/>
+                <w:b w:val="0"/>
+                <w:bCs w:val="0"/>
+                <w:i w:val="0"/>
+                <w:iCs w:val="0"/>
+                <w:smallCaps w:val="0"/>
+                <w:strike w:val="0"/>
+                <w:color w:val="000000"/>
+                <w:sz w:val="22"/>
+                <w:szCs w:val="22"/>
+                <w:u w:val="none"/>
+                <w:shd w:fill="auto" w:val="clear"/>
+                <w:vertAlign w:val="baseline"/>
+                <w:rtl w:val="0"/>
+              </w:rPr>
+              <w:t xml:space="preserve">RF-07: Criterios de Parada Personalizables:</w:t>
+              <w:tab/>
+              <w:t xml:space="preserve">4</w:t>
             </w:r>
           </w:hyperlink>
           <w:r>
@@ -964,9 +1109,9 @@
                 <w:vertAlign w:val="baseline"/>
                 <w:rtl w:val="0"/>
               </w:rPr>
-              <w:t xml:space="preserve">RF 6: Determinismo y Control de Semillas (Seeding):</w:t>
+              <w:t xml:space="preserve">RF-08: Determinismo y Control de Semillas (Seeding):</w:t>
               <w:tab/>
-              <w:t xml:space="preserve">3</w:t>
+              <w:t xml:space="preserve">4</w:t>
             </w:r>
           </w:hyperlink>
           <w:r>
@@ -1000,10 +1145,10 @@
               <w:vertAlign w:val="baseline"/>
             </w:rPr>
           </w:pPr>
-          <w:hyperlink w:anchor="_8n1rius1aj5m">
-            <w:r>
-              <w:rPr>
-                <w:rFonts w:ascii="IBM Plex Sans" w:cs="IBM Plex Sans" w:eastAsia="IBM Plex Sans" w:hAnsi="IBM Plex Sans"/>
+          <w:hyperlink w:anchor="_7cj6uo3xrnyc">
+            <w:r>
+              <w:rPr>
+                <w:rFonts w:ascii="Arial" w:cs="Arial" w:eastAsia="Arial" w:hAnsi="Arial"/>
                 <w:b w:val="0"/>
                 <w:bCs w:val="0"/>
                 <w:i w:val="0"/>
@@ -1018,9 +1163,225 @@
                 <w:vertAlign w:val="baseline"/>
                 <w:rtl w:val="0"/>
               </w:rPr>
-              <w:t xml:space="preserve">RF 7: Validación Automática de Modelos:</w:t>
+              <w:t xml:space="preserve">RF-09: Implementación de funcionalidades multihilo:</w:t>
               <w:tab/>
               <w:t xml:space="preserve">4</w:t>
+            </w:r>
+          </w:hyperlink>
+          <w:r>
+            <w:rPr>
+              <w:rtl w:val="0"/>
+            </w:rPr>
+          </w:r>
+        </w:p>
+        <w:p>
+          <w:pPr>
+            <w:widowControl w:val="0"/>
+            <w:tabs>
+              <w:tab w:val="right" w:leader="none" w:pos="12000"/>
+            </w:tabs>
+            <w:spacing w:before="60" w:line="240" w:lineRule="auto"/>
+            <w:ind w:left="360" w:firstLine="0"/>
+            <w:jc w:val="left"/>
+            <w:rPr>
+              <w:rFonts w:ascii="Arial" w:cs="Arial" w:eastAsia="Arial" w:hAnsi="Arial"/>
+              <w:b w:val="0"/>
+              <w:bCs w:val="0"/>
+              <w:i w:val="0"/>
+              <w:iCs w:val="0"/>
+              <w:smallCaps w:val="0"/>
+              <w:strike w:val="0"/>
+              <w:color w:val="000000"/>
+              <w:sz w:val="22"/>
+              <w:szCs w:val="22"/>
+              <w:u w:val="none"/>
+              <w:shd w:fill="auto" w:val="clear"/>
+              <w:vertAlign w:val="baseline"/>
+            </w:rPr>
+          </w:pPr>
+          <w:hyperlink w:anchor="_fbhupgpnwsv">
+            <w:r>
+              <w:rPr>
+                <w:rFonts w:ascii="Arial" w:cs="Arial" w:eastAsia="Arial" w:hAnsi="Arial"/>
+                <w:b w:val="0"/>
+                <w:bCs w:val="0"/>
+                <w:i w:val="0"/>
+                <w:iCs w:val="0"/>
+                <w:smallCaps w:val="0"/>
+                <w:strike w:val="0"/>
+                <w:color w:val="000000"/>
+                <w:sz w:val="22"/>
+                <w:szCs w:val="22"/>
+                <w:u w:val="none"/>
+                <w:shd w:fill="auto" w:val="clear"/>
+                <w:vertAlign w:val="baseline"/>
+                <w:rtl w:val="0"/>
+              </w:rPr>
+              <w:t xml:space="preserve">RF-10: Inyección de Operadores Personalizados:</w:t>
+              <w:tab/>
+              <w:t xml:space="preserve">5</w:t>
+            </w:r>
+          </w:hyperlink>
+          <w:r>
+            <w:rPr>
+              <w:rtl w:val="0"/>
+            </w:rPr>
+          </w:r>
+        </w:p>
+        <w:p>
+          <w:pPr>
+            <w:widowControl w:val="0"/>
+            <w:tabs>
+              <w:tab w:val="right" w:leader="none" w:pos="12000"/>
+            </w:tabs>
+            <w:spacing w:before="60" w:line="240" w:lineRule="auto"/>
+            <w:ind w:left="360" w:firstLine="0"/>
+            <w:jc w:val="left"/>
+            <w:rPr>
+              <w:rFonts w:ascii="Arial" w:cs="Arial" w:eastAsia="Arial" w:hAnsi="Arial"/>
+              <w:b w:val="0"/>
+              <w:bCs w:val="0"/>
+              <w:i w:val="0"/>
+              <w:iCs w:val="0"/>
+              <w:smallCaps w:val="0"/>
+              <w:strike w:val="0"/>
+              <w:color w:val="000000"/>
+              <w:sz w:val="22"/>
+              <w:szCs w:val="22"/>
+              <w:u w:val="none"/>
+              <w:shd w:fill="auto" w:val="clear"/>
+              <w:vertAlign w:val="baseline"/>
+            </w:rPr>
+          </w:pPr>
+          <w:hyperlink w:anchor="_78numge2sok5">
+            <w:r>
+              <w:rPr>
+                <w:rFonts w:ascii="Arial" w:cs="Arial" w:eastAsia="Arial" w:hAnsi="Arial"/>
+                <w:b w:val="0"/>
+                <w:bCs w:val="0"/>
+                <w:i w:val="0"/>
+                <w:iCs w:val="0"/>
+                <w:smallCaps w:val="0"/>
+                <w:strike w:val="0"/>
+                <w:color w:val="000000"/>
+                <w:sz w:val="22"/>
+                <w:szCs w:val="22"/>
+                <w:u w:val="none"/>
+                <w:shd w:fill="auto" w:val="clear"/>
+                <w:vertAlign w:val="baseline"/>
+                <w:rtl w:val="0"/>
+              </w:rPr>
+              <w:t xml:space="preserve">RF-11: Reporte del resultado:</w:t>
+              <w:tab/>
+              <w:t xml:space="preserve">5</w:t>
+            </w:r>
+          </w:hyperlink>
+          <w:r>
+            <w:rPr>
+              <w:rtl w:val="0"/>
+            </w:rPr>
+          </w:r>
+        </w:p>
+        <w:p>
+          <w:pPr>
+            <w:widowControl w:val="0"/>
+            <w:tabs>
+              <w:tab w:val="right" w:leader="none" w:pos="12000"/>
+            </w:tabs>
+            <w:spacing w:before="60" w:line="240" w:lineRule="auto"/>
+            <w:ind w:left="360" w:firstLine="0"/>
+            <w:jc w:val="left"/>
+            <w:rPr>
+              <w:rFonts w:ascii="Arial" w:cs="Arial" w:eastAsia="Arial" w:hAnsi="Arial"/>
+              <w:b w:val="0"/>
+              <w:bCs w:val="0"/>
+              <w:i w:val="0"/>
+              <w:iCs w:val="0"/>
+              <w:smallCaps w:val="0"/>
+              <w:strike w:val="0"/>
+              <w:color w:val="000000"/>
+              <w:sz w:val="22"/>
+              <w:szCs w:val="22"/>
+              <w:u w:val="none"/>
+              <w:shd w:fill="auto" w:val="clear"/>
+              <w:vertAlign w:val="baseline"/>
+            </w:rPr>
+          </w:pPr>
+          <w:hyperlink w:anchor="_oi29g8y7qkxz">
+            <w:r>
+              <w:rPr>
+                <w:rFonts w:ascii="Arial" w:cs="Arial" w:eastAsia="Arial" w:hAnsi="Arial"/>
+                <w:b w:val="0"/>
+                <w:bCs w:val="0"/>
+                <w:i w:val="0"/>
+                <w:iCs w:val="0"/>
+                <w:smallCaps w:val="0"/>
+                <w:strike w:val="0"/>
+                <w:color w:val="000000"/>
+                <w:sz w:val="22"/>
+                <w:szCs w:val="22"/>
+                <w:u w:val="none"/>
+                <w:shd w:fill="auto" w:val="clear"/>
+                <w:vertAlign w:val="baseline"/>
+                <w:rtl w:val="0"/>
+              </w:rPr>
+              <w:t xml:space="preserve">RF-12: Sistema de Observabilidad (Telemetría):</w:t>
+              <w:tab/>
+              <w:t xml:space="preserve">5</w:t>
+            </w:r>
+          </w:hyperlink>
+          <w:r>
+            <w:rPr>
+              <w:rtl w:val="0"/>
+            </w:rPr>
+          </w:r>
+        </w:p>
+        <w:p>
+          <w:pPr>
+            <w:widowControl w:val="0"/>
+            <w:tabs>
+              <w:tab w:val="right" w:leader="none" w:pos="12000"/>
+            </w:tabs>
+            <w:spacing w:before="60" w:line="240" w:lineRule="auto"/>
+            <w:ind w:left="360" w:firstLine="0"/>
+            <w:jc w:val="left"/>
+            <w:rPr>
+              <w:rFonts w:ascii="Arial" w:cs="Arial" w:eastAsia="Arial" w:hAnsi="Arial"/>
+              <w:b w:val="0"/>
+              <w:bCs w:val="0"/>
+              <w:i w:val="0"/>
+              <w:iCs w:val="0"/>
+              <w:smallCaps w:val="0"/>
+              <w:strike w:val="0"/>
+              <w:color w:val="000000"/>
+              <w:sz w:val="22"/>
+              <w:szCs w:val="22"/>
+              <w:u w:val="none"/>
+              <w:shd w:fill="auto" w:val="clear"/>
+              <w:vertAlign w:val="baseline"/>
+            </w:rPr>
+          </w:pPr>
+          <w:hyperlink w:anchor="_m9zuu5cid0bs">
+            <w:r>
+              <w:rPr>
+                <w:rFonts w:ascii="Arial" w:cs="Arial" w:eastAsia="Arial" w:hAnsi="Arial"/>
+                <w:b w:val="0"/>
+                <w:bCs w:val="0"/>
+                <w:i w:val="0"/>
+                <w:iCs w:val="0"/>
+                <w:smallCaps w:val="0"/>
+                <w:strike w:val="0"/>
+                <w:color w:val="000000"/>
+                <w:sz w:val="22"/>
+                <w:szCs w:val="22"/>
+                <w:u w:val="none"/>
+                <w:shd w:fill="auto" w:val="clear"/>
+                <w:vertAlign w:val="baseline"/>
+                <w:rtl w:val="0"/>
+              </w:rPr>
+              <w:t xml:space="preserve">RF-13: Generación de gráficos:</w:t>
+              <w:tab/>
+              <w:t xml:space="preserve">5</w:t>
             </w:r>
           </w:hyperlink>
           <w:r>
@@ -1072,9 +1433,63 @@
                 <w:vertAlign w:val="baseline"/>
                 <w:rtl w:val="0"/>
               </w:rPr>
-              <w:t xml:space="preserve">RF 8: Inserción de datos en problemas mediante CSV:</w:t>
+              <w:t xml:space="preserve">RF-15: Inserción de datos en problemas mediante ficheros de textos:</w:t>
               <w:tab/>
-              <w:t xml:space="preserve">4</w:t>
+              <w:t xml:space="preserve">6</w:t>
+            </w:r>
+          </w:hyperlink>
+          <w:r>
+            <w:rPr>
+              <w:rtl w:val="0"/>
+            </w:rPr>
+          </w:r>
+        </w:p>
+        <w:p>
+          <w:pPr>
+            <w:widowControl w:val="0"/>
+            <w:tabs>
+              <w:tab w:val="right" w:leader="none" w:pos="12000"/>
+            </w:tabs>
+            <w:spacing w:before="60" w:line="240" w:lineRule="auto"/>
+            <w:ind w:left="360" w:firstLine="0"/>
+            <w:jc w:val="left"/>
+            <w:rPr>
+              <w:rFonts w:ascii="Arial" w:cs="Arial" w:eastAsia="Arial" w:hAnsi="Arial"/>
+              <w:b w:val="0"/>
+              <w:bCs w:val="0"/>
+              <w:i w:val="0"/>
+              <w:iCs w:val="0"/>
+              <w:smallCaps w:val="0"/>
+              <w:strike w:val="0"/>
+              <w:color w:val="000000"/>
+              <w:sz w:val="22"/>
+              <w:szCs w:val="22"/>
+              <w:u w:val="none"/>
+              <w:shd w:fill="auto" w:val="clear"/>
+              <w:vertAlign w:val="baseline"/>
+            </w:rPr>
+          </w:pPr>
+          <w:hyperlink w:anchor="_fy1hx448pycy">
+            <w:r>
+              <w:rPr>
+                <w:rFonts w:ascii="Arial" w:cs="Arial" w:eastAsia="Arial" w:hAnsi="Arial"/>
+                <w:b w:val="0"/>
+                <w:bCs w:val="0"/>
+                <w:i w:val="0"/>
+                <w:iCs w:val="0"/>
+                <w:smallCaps w:val="0"/>
+                <w:strike w:val="0"/>
+                <w:color w:val="000000"/>
+                <w:sz w:val="22"/>
+                <w:szCs w:val="22"/>
+                <w:u w:val="none"/>
+                <w:shd w:fill="auto" w:val="clear"/>
+                <w:vertAlign w:val="baseline"/>
+                <w:rtl w:val="0"/>
+              </w:rPr>
+              <w:t xml:space="preserve">RF-16: Serializable:</w:t>
+              <w:tab/>
+              <w:t xml:space="preserve">6</w:t>
             </w:r>
           </w:hyperlink>
           <w:r>
@@ -1128,7 +1543,7 @@
               </w:rPr>
               <w:t xml:space="preserve">3. Requisitos no funcionales</w:t>
               <w:tab/>
-              <w:t xml:space="preserve">4</w:t>
+              <w:t xml:space="preserve">6</w:t>
             </w:r>
           </w:hyperlink>
           <w:r>
@@ -1180,9 +1595,9 @@
                 <w:vertAlign w:val="baseline"/>
                 <w:rtl w:val="0"/>
               </w:rPr>
-              <w:t xml:space="preserve">RNF 1: Desarrollo nativo en Rust:</w:t>
+              <w:t xml:space="preserve">RNF-01: Desarrollo nativo en Rust:</w:t>
               <w:tab/>
-              <w:t xml:space="preserve">4</w:t>
+              <w:t xml:space="preserve">6</w:t>
             </w:r>
           </w:hyperlink>
           <w:r>
@@ -1234,9 +1649,9 @@
                 <w:vertAlign w:val="baseline"/>
                 <w:rtl w:val="0"/>
               </w:rPr>
-              <w:t xml:space="preserve">RNF 2: Independencia de dependencias:</w:t>
+              <w:t xml:space="preserve">RNF-02: Independencia de dependencias:</w:t>
               <w:tab/>
-              <w:t xml:space="preserve">4</w:t>
+              <w:t xml:space="preserve">6</w:t>
             </w:r>
           </w:hyperlink>
           <w:r>
@@ -1288,9 +1703,9 @@
                 <w:vertAlign w:val="baseline"/>
                 <w:rtl w:val="0"/>
               </w:rPr>
-              <w:t xml:space="preserve">RNF 3: Documentación exhaustiva:</w:t>
+              <w:t xml:space="preserve">RNF-03: Documentación exhaustiva:</w:t>
               <w:tab/>
-              <w:t xml:space="preserve">4</w:t>
+              <w:t xml:space="preserve">6</w:t>
             </w:r>
           </w:hyperlink>
           <w:r>
@@ -1342,9 +1757,9 @@
                 <w:vertAlign w:val="baseline"/>
                 <w:rtl w:val="0"/>
               </w:rPr>
-              <w:t xml:space="preserve">RNF 4: Arquitectura modular:</w:t>
+              <w:t xml:space="preserve">RNF-04: Arquitectura modular:</w:t>
               <w:tab/>
-              <w:t xml:space="preserve">4</w:t>
+              <w:t xml:space="preserve">6</w:t>
             </w:r>
           </w:hyperlink>
           <w:r>
@@ -1396,9 +1811,279 @@
                 <w:vertAlign w:val="baseline"/>
                 <w:rtl w:val="0"/>
               </w:rPr>
-              <w:t xml:space="preserve">RNF 4: Simplicidad de uso:</w:t>
+              <w:t xml:space="preserve">RNF-05: Simplicidad de uso:</w:t>
               <w:tab/>
-              <w:t xml:space="preserve">4</w:t>
+              <w:t xml:space="preserve">6</w:t>
+            </w:r>
+          </w:hyperlink>
+          <w:r>
+            <w:rPr>
+              <w:rtl w:val="0"/>
+            </w:rPr>
+          </w:r>
+        </w:p>
+        <w:p>
+          <w:pPr>
+            <w:widowControl w:val="0"/>
+            <w:tabs>
+              <w:tab w:val="right" w:leader="none" w:pos="12000"/>
+            </w:tabs>
+            <w:spacing w:before="60" w:line="240" w:lineRule="auto"/>
+            <w:ind w:left="360" w:firstLine="0"/>
+            <w:jc w:val="left"/>
+            <w:rPr>
+              <w:rFonts w:ascii="Arial" w:cs="Arial" w:eastAsia="Arial" w:hAnsi="Arial"/>
+              <w:b w:val="0"/>
+              <w:bCs w:val="0"/>
+              <w:i w:val="0"/>
+              <w:iCs w:val="0"/>
+              <w:smallCaps w:val="0"/>
+              <w:strike w:val="0"/>
+              <w:color w:val="000000"/>
+              <w:sz w:val="22"/>
+              <w:szCs w:val="22"/>
+              <w:u w:val="none"/>
+              <w:shd w:fill="auto" w:val="clear"/>
+              <w:vertAlign w:val="baseline"/>
+            </w:rPr>
+          </w:pPr>
+          <w:hyperlink w:anchor="_in91gfxbk3va">
+            <w:r>
+              <w:rPr>
+                <w:rFonts w:ascii="Arial" w:cs="Arial" w:eastAsia="Arial" w:hAnsi="Arial"/>
+                <w:b w:val="0"/>
+                <w:bCs w:val="0"/>
+                <w:i w:val="0"/>
+                <w:iCs w:val="0"/>
+                <w:smallCaps w:val="0"/>
+                <w:strike w:val="0"/>
+                <w:color w:val="000000"/>
+                <w:sz w:val="22"/>
+                <w:szCs w:val="22"/>
+                <w:u w:val="none"/>
+                <w:shd w:fill="auto" w:val="clear"/>
+                <w:vertAlign w:val="baseline"/>
+                <w:rtl w:val="0"/>
+              </w:rPr>
+              <w:t xml:space="preserve">RNF-06: Estabilidad numérica:</w:t>
+              <w:tab/>
+              <w:t xml:space="preserve">6</w:t>
+            </w:r>
+          </w:hyperlink>
+          <w:r>
+            <w:rPr>
+              <w:rtl w:val="0"/>
+            </w:rPr>
+          </w:r>
+        </w:p>
+        <w:p>
+          <w:pPr>
+            <w:widowControl w:val="0"/>
+            <w:tabs>
+              <w:tab w:val="right" w:leader="none" w:pos="12000"/>
+            </w:tabs>
+            <w:spacing w:before="60" w:line="240" w:lineRule="auto"/>
+            <w:ind w:left="360" w:firstLine="0"/>
+            <w:jc w:val="left"/>
+            <w:rPr>
+              <w:rFonts w:ascii="Arial" w:cs="Arial" w:eastAsia="Arial" w:hAnsi="Arial"/>
+              <w:b w:val="0"/>
+              <w:bCs w:val="0"/>
+              <w:i w:val="0"/>
+              <w:iCs w:val="0"/>
+              <w:smallCaps w:val="0"/>
+              <w:strike w:val="0"/>
+              <w:color w:val="000000"/>
+              <w:sz w:val="22"/>
+              <w:szCs w:val="22"/>
+              <w:u w:val="none"/>
+              <w:shd w:fill="auto" w:val="clear"/>
+              <w:vertAlign w:val="baseline"/>
+            </w:rPr>
+          </w:pPr>
+          <w:hyperlink w:anchor="_ynywo1mh0p6a">
+            <w:r>
+              <w:rPr>
+                <w:rFonts w:ascii="Arial" w:cs="Arial" w:eastAsia="Arial" w:hAnsi="Arial"/>
+                <w:b w:val="0"/>
+                <w:bCs w:val="0"/>
+                <w:i w:val="0"/>
+                <w:iCs w:val="0"/>
+                <w:smallCaps w:val="0"/>
+                <w:strike w:val="0"/>
+                <w:color w:val="000000"/>
+                <w:sz w:val="22"/>
+                <w:szCs w:val="22"/>
+                <w:u w:val="none"/>
+                <w:shd w:fill="auto" w:val="clear"/>
+                <w:vertAlign w:val="baseline"/>
+                <w:rtl w:val="0"/>
+              </w:rPr>
+              <w:t xml:space="preserve">RNF-07: Eficiencia del software:</w:t>
+              <w:tab/>
+              <w:t xml:space="preserve">7</w:t>
+            </w:r>
+          </w:hyperlink>
+          <w:r>
+            <w:rPr>
+              <w:rtl w:val="0"/>
+            </w:rPr>
+          </w:r>
+        </w:p>
+        <w:p>
+          <w:pPr>
+            <w:widowControl w:val="0"/>
+            <w:tabs>
+              <w:tab w:val="right" w:leader="none" w:pos="12000"/>
+            </w:tabs>
+            <w:spacing w:before="60" w:line="240" w:lineRule="auto"/>
+            <w:ind w:left="0" w:firstLine="0"/>
+            <w:jc w:val="left"/>
+            <w:rPr>
+              <w:rFonts w:ascii="Arial" w:cs="Arial" w:eastAsia="Arial" w:hAnsi="Arial"/>
+              <w:b w:val="1"/>
+              <w:bCs w:val="1"/>
+              <w:i w:val="0"/>
+              <w:iCs w:val="0"/>
+              <w:smallCaps w:val="0"/>
+              <w:strike w:val="0"/>
+              <w:color w:val="000000"/>
+              <w:sz w:val="22"/>
+              <w:szCs w:val="22"/>
+              <w:u w:val="none"/>
+              <w:shd w:fill="auto" w:val="clear"/>
+              <w:vertAlign w:val="baseline"/>
+            </w:rPr>
+          </w:pPr>
+          <w:hyperlink w:anchor="_randkscho4ur">
+            <w:r>
+              <w:rPr>
+                <w:rFonts w:ascii="Arial" w:cs="Arial" w:eastAsia="Arial" w:hAnsi="Arial"/>
+                <w:b w:val="1"/>
+                <w:bCs w:val="1"/>
+                <w:i w:val="0"/>
+                <w:iCs w:val="0"/>
+                <w:smallCaps w:val="0"/>
+                <w:strike w:val="0"/>
+                <w:color w:val="000000"/>
+                <w:sz w:val="22"/>
+                <w:szCs w:val="22"/>
+                <w:u w:val="none"/>
+                <w:shd w:fill="auto" w:val="clear"/>
+                <w:vertAlign w:val="baseline"/>
+                <w:rtl w:val="0"/>
+              </w:rPr>
+              <w:t xml:space="preserve">4. Casos de uso</w:t>
+              <w:tab/>
+              <w:t xml:space="preserve">7</w:t>
+            </w:r>
+          </w:hyperlink>
+          <w:r>
+            <w:rPr>
+              <w:rtl w:val="0"/>
+            </w:rPr>
+          </w:r>
+        </w:p>
+        <w:p>
+          <w:pPr>
+            <w:widowControl w:val="0"/>
+            <w:tabs>
+              <w:tab w:val="right" w:leader="none" w:pos="12000"/>
+            </w:tabs>
+            <w:spacing w:before="60" w:line="240" w:lineRule="auto"/>
+            <w:ind w:left="360" w:firstLine="0"/>
+            <w:jc w:val="left"/>
+            <w:rPr>
+              <w:rFonts w:ascii="Arial" w:cs="Arial" w:eastAsia="Arial" w:hAnsi="Arial"/>
+              <w:b w:val="0"/>
+              <w:bCs w:val="0"/>
+              <w:i w:val="0"/>
+              <w:iCs w:val="0"/>
+              <w:smallCaps w:val="0"/>
+              <w:strike w:val="0"/>
+              <w:color w:val="000000"/>
+              <w:sz w:val="22"/>
+              <w:szCs w:val="22"/>
+              <w:u w:val="none"/>
+              <w:shd w:fill="auto" w:val="clear"/>
+              <w:vertAlign w:val="baseline"/>
+            </w:rPr>
+          </w:pPr>
+          <w:hyperlink w:anchor="_fzbi1zdikgee">
+            <w:r>
+              <w:rPr>
+                <w:rFonts w:ascii="Arial" w:cs="Arial" w:eastAsia="Arial" w:hAnsi="Arial"/>
+                <w:b w:val="0"/>
+                <w:bCs w:val="0"/>
+                <w:i w:val="0"/>
+                <w:iCs w:val="0"/>
+                <w:smallCaps w:val="0"/>
+                <w:strike w:val="0"/>
+                <w:color w:val="000000"/>
+                <w:sz w:val="22"/>
+                <w:szCs w:val="22"/>
+                <w:u w:val="none"/>
+                <w:shd w:fill="auto" w:val="clear"/>
+                <w:vertAlign w:val="baseline"/>
+                <w:rtl w:val="0"/>
+              </w:rPr>
+              <w:t xml:space="preserve">CU1: Uso de la biblioteca original</w:t>
+              <w:tab/>
+              <w:t xml:space="preserve">7</w:t>
+            </w:r>
+          </w:hyperlink>
+          <w:r>
+            <w:rPr>
+              <w:rtl w:val="0"/>
+            </w:rPr>
+          </w:r>
+        </w:p>
+        <w:p>
+          <w:pPr>
+            <w:widowControl w:val="0"/>
+            <w:tabs>
+              <w:tab w:val="right" w:leader="none" w:pos="12000"/>
+            </w:tabs>
+            <w:spacing w:before="60" w:line="240" w:lineRule="auto"/>
+            <w:ind w:left="360" w:firstLine="0"/>
+            <w:jc w:val="left"/>
+            <w:rPr>
+              <w:rFonts w:ascii="Arial" w:cs="Arial" w:eastAsia="Arial" w:hAnsi="Arial"/>
+              <w:b w:val="0"/>
+              <w:bCs w:val="0"/>
+              <w:i w:val="0"/>
+              <w:iCs w:val="0"/>
+              <w:smallCaps w:val="0"/>
+              <w:strike w:val="0"/>
+              <w:color w:val="000000"/>
+              <w:sz w:val="22"/>
+              <w:szCs w:val="22"/>
+              <w:u w:val="none"/>
+              <w:shd w:fill="auto" w:val="clear"/>
+              <w:vertAlign w:val="baseline"/>
+            </w:rPr>
+          </w:pPr>
+          <w:hyperlink w:anchor="_ucnyttgxsjpm">
+            <w:r>
+              <w:rPr>
+                <w:rFonts w:ascii="Arial" w:cs="Arial" w:eastAsia="Arial" w:hAnsi="Arial"/>
+                <w:b w:val="0"/>
+                <w:bCs w:val="0"/>
+                <w:i w:val="0"/>
+                <w:iCs w:val="0"/>
+                <w:smallCaps w:val="0"/>
+                <w:strike w:val="0"/>
+                <w:color w:val="000000"/>
+                <w:sz w:val="22"/>
+                <w:szCs w:val="22"/>
+                <w:u w:val="none"/>
+                <w:shd w:fill="auto" w:val="clear"/>
+                <w:vertAlign w:val="baseline"/>
+                <w:rtl w:val="0"/>
+              </w:rPr>
+              <w:t xml:space="preserve">CU2: Extensión de la biblioteca</w:t>
+              <w:tab/>
+              <w:t xml:space="preserve">8</w:t>
             </w:r>
           </w:hyperlink>
           <w:r>
@@ -1524,87 +2209,6 @@
     </w:p>
     <w:p>
       <w:pPr>
-        <w:rPr/>
-      </w:pPr>
-      <w:r>
-        <w:rPr>
-          <w:rtl w:val="0"/>
-        </w:rPr>
-      </w:r>
-    </w:p>
-    <w:p>
-      <w:pPr>
-        <w:rPr/>
-      </w:pPr>
-      <w:r>
-        <w:rPr>
-          <w:rtl w:val="0"/>
-        </w:rPr>
-      </w:r>
-    </w:p>
-    <w:p>
-      <w:pPr>
-        <w:rPr/>
-      </w:pPr>
-      <w:r>
-        <w:rPr>
-          <w:rtl w:val="0"/>
-        </w:rPr>
-      </w:r>
-    </w:p>
-    <w:p>
-      <w:pPr>
-        <w:rPr/>
-      </w:pPr>
-      <w:r>
-        <w:rPr>
-          <w:rtl w:val="0"/>
-        </w:rPr>
-      </w:r>
-    </w:p>
-    <w:p>
-      <w:pPr>
-        <w:rPr/>
-      </w:pPr>
-      <w:r>
-        <w:rPr>
-          <w:rtl w:val="0"/>
-        </w:rPr>
-      </w:r>
-    </w:p>
-    <w:p>
-      <w:pPr>
-        <w:rPr/>
-      </w:pPr>
-      <w:r>
-        <w:rPr>
-          <w:rtl w:val="0"/>
-        </w:rPr>
-      </w:r>
-    </w:p>
-    <w:p>
-      <w:pPr>
-        <w:ind w:left="0" w:firstLine="0"/>
-        <w:rPr/>
-      </w:pPr>
-      <w:r>
-        <w:rPr>
-          <w:rtl w:val="0"/>
-        </w:rPr>
-      </w:r>
-    </w:p>
-    <w:p>
-      <w:pPr>
-        <w:rPr/>
-      </w:pPr>
-      <w:r>
-        <w:rPr>
-          <w:rtl w:val="0"/>
-        </w:rPr>
-      </w:r>
-    </w:p>
-    <w:p>
-      <w:pPr>
         <w:ind w:left="0" w:firstLine="0"/>
         <w:rPr/>
       </w:pPr>
@@ -1619,7 +2223,7 @@
         <w:pStyle w:val="Heading1"/>
         <w:numPr>
           <w:ilvl w:val="0"/>
-          <w:numId w:val="1"/>
+          <w:numId w:val="5"/>
         </w:numPr>
         <w:rPr>
           <w:sz w:val="34"/>
@@ -1643,7 +2247,19 @@
         <w:rPr>
           <w:rtl w:val="0"/>
         </w:rPr>
-        <w:t xml:space="preserve">La realización de este proyecto tiene como objetivo el desarrollo de una librería de optimización metaheurística extensible en Rust, diseñada bajo los principios de alto rendimiento y seguridad de memoria. Este proyecto busca paliar la fragmentación y escasez de herramientas maduras en el ecosistema de Rust, proporcionando una base sólida para investigadores y desarrolladores que necesitan una alternativa a los entornos tradicionales en Java, C++ o Python.</w:t>
+        <w:t xml:space="preserve">La realización de este proyecto tiene como objetivo el desarrollo de una librería de optimización metaheurística extensible en Rust, diseñada bajo los principios de alto rendimiento y seguridad de memoria. Este proyecto busca paliar la fragmentación y escasez de herramientas maduras en el ecosistema de Rust, proporcionando una base sólida para investigadores y desarrolladores que necesitan una alternativa a los entornos tradicionales en Java, </w:t>
+      </w:r>
+      <w:r>
+        <w:rPr>
+          <w:rtl w:val="0"/>
+        </w:rPr>
+        <w:t xml:space="preserve">C++</w:t>
+      </w:r>
+      <w:r>
+        <w:rPr>
+          <w:rtl w:val="0"/>
+        </w:rPr>
+        <w:t xml:space="preserve"> o Python.</w:t>
       </w:r>
     </w:p>
     <w:p>
@@ -1711,7 +2327,7 @@
         <w:rPr>
           <w:rtl w:val="0"/>
         </w:rPr>
-        <w:t xml:space="preserve">También es importante definir lo que está fuera del alcance del proyecto, porque no se pretende realizar ningún tipo de interfaz gráfica.</w:t>
+        <w:t xml:space="preserve">También es importante definir lo que está fuera del alcance del proyecto, por ejemplo, no se pretende realizar ningún tipo de interfaz gráfica, todo el funcionamiento se desarrollará mediante línea de comandos.</w:t>
       </w:r>
     </w:p>
     <w:p>
@@ -1729,7 +2345,7 @@
         <w:pStyle w:val="Heading1"/>
         <w:numPr>
           <w:ilvl w:val="0"/>
-          <w:numId w:val="1"/>
+          <w:numId w:val="5"/>
         </w:numPr>
         <w:rPr>
           <w:rFonts w:ascii="IBM Plex Sans" w:cs="IBM Plex Sans" w:eastAsia="IBM Plex Sans" w:hAnsi="IBM Plex Sans"/>
@@ -1748,18 +2364,221 @@
     </w:p>
     <w:p>
       <w:pPr>
+        <w:ind w:left="0" w:firstLine="0"/>
+        <w:rPr>
+          <w:b w:val="1"/>
+          <w:bCs w:val="1"/>
+        </w:rPr>
+      </w:pPr>
+      <w:r>
+        <w:rPr>
+          <w:rtl w:val="0"/>
+        </w:rPr>
+        <w:tab/>
+      </w:r>
+      <w:r>
+        <w:rPr>
+          <w:b w:val="1"/>
+          <w:bCs w:val="1"/>
+          <w:rtl w:val="0"/>
+        </w:rPr>
+        <w:t xml:space="preserve">Definición y Modelado del Problema </w:t>
+      </w:r>
+    </w:p>
+    <w:p>
+      <w:pPr>
+        <w:pStyle w:val="Heading2"/>
+        <w:ind w:left="0" w:firstLine="720"/>
+        <w:rPr/>
+      </w:pPr>
+      <w:bookmarkStart w:colFirst="0" w:colLast="0" w:name="_kh48aike4s5o" w:id="4"/>
+      <w:bookmarkEnd w:id="4"/>
+      <w:r>
+        <w:rPr>
+          <w:rtl w:val="0"/>
+        </w:rPr>
+        <w:t xml:space="preserve">RF-01: Definición de la Función Objetivo:</w:t>
+      </w:r>
+    </w:p>
+    <w:p>
+      <w:pPr>
+        <w:ind w:left="720" w:firstLine="0"/>
+        <w:rPr/>
+      </w:pPr>
+      <w:r>
+        <w:rPr>
+          <w:rtl w:val="0"/>
+        </w:rPr>
+        <w:t xml:space="preserve">El sistema debe permitir al usuario definir una función de evaluación, ya sea para problemas de minimización o maximización.</w:t>
+      </w:r>
+      <w:r>
+        <w:rPr>
+          <w:rtl w:val="0"/>
+        </w:rPr>
+      </w:r>
+    </w:p>
+    <w:p>
+      <w:pPr>
+        <w:pStyle w:val="Heading2"/>
+        <w:ind w:left="0" w:firstLine="720"/>
+        <w:rPr/>
+      </w:pPr>
+      <w:bookmarkStart w:colFirst="0" w:colLast="0" w:name="_1gxhuoxc8j1c" w:id="5"/>
+      <w:bookmarkEnd w:id="5"/>
+      <w:r>
+        <w:rPr>
+          <w:rtl w:val="0"/>
+        </w:rPr>
+        <w:t xml:space="preserve">RF-02: Modelado del Espacio de Búsqueda:</w:t>
+      </w:r>
+    </w:p>
+    <w:p>
+      <w:pPr>
+        <w:ind w:left="720" w:firstLine="0"/>
+        <w:rPr/>
+      </w:pPr>
+      <w:r>
+        <w:rPr>
+          <w:rtl w:val="0"/>
+        </w:rPr>
+        <w:t xml:space="preserve">El sistema debe ser capaz de manejar diferentes tipos de variables: continuas (reales), discretas (enteros) y combinatorias (permutaciones).</w:t>
+      </w:r>
+    </w:p>
+    <w:p>
+      <w:pPr>
+        <w:ind w:left="0" w:firstLine="0"/>
+        <w:rPr/>
+      </w:pPr>
+      <w:r>
+        <w:rPr>
+          <w:rtl w:val="0"/>
+        </w:rPr>
+      </w:r>
+    </w:p>
+    <w:p>
+      <w:pPr>
+        <w:pStyle w:val="Heading2"/>
+        <w:ind w:left="0"/>
+        <w:rPr/>
+      </w:pPr>
+      <w:bookmarkStart w:colFirst="0" w:colLast="0" w:name="_57e5dppl0rq8" w:id="6"/>
+      <w:bookmarkEnd w:id="6"/>
+      <w:r>
+        <w:rPr>
+          <w:rtl w:val="0"/>
+        </w:rPr>
+        <w:t xml:space="preserve">RF-03: Gestión de Restricciones:</w:t>
+      </w:r>
+    </w:p>
+    <w:p>
+      <w:pPr>
+        <w:ind w:left="720" w:firstLine="0"/>
+        <w:rPr/>
+      </w:pPr>
+      <w:r>
+        <w:rPr>
+          <w:rtl w:val="0"/>
+        </w:rPr>
+        <w:t xml:space="preserve">La biblioteca debe proveer mecanismos para manejar restricciones del problema.</w:t>
+      </w:r>
+    </w:p>
+    <w:p>
+      <w:pPr>
+        <w:pStyle w:val="Heading2"/>
+        <w:rPr/>
+      </w:pPr>
+      <w:bookmarkStart w:colFirst="0" w:colLast="0" w:name="_8n1rius1aj5m" w:id="7"/>
+      <w:bookmarkEnd w:id="7"/>
+      <w:r>
+        <w:rPr>
+          <w:rtl w:val="0"/>
+        </w:rPr>
+        <w:t xml:space="preserve">RF-04: Validación Automática de Modelos:</w:t>
+      </w:r>
+    </w:p>
+    <w:p>
+      <w:pPr>
+        <w:rPr/>
+      </w:pPr>
+      <w:r>
+        <w:rPr>
+          <w:rtl w:val="0"/>
+        </w:rPr>
+        <w:t xml:space="preserve">El sistema debe poder verificar antes de ejecutar si el algoritmo está bien definido, teniendo en cuenta las variables y las restricciones definidas.</w:t>
+      </w:r>
+    </w:p>
+    <w:p>
+      <w:pPr>
+        <w:ind w:left="0" w:firstLine="0"/>
+        <w:rPr/>
+      </w:pPr>
+      <w:r>
+        <w:rPr>
+          <w:rtl w:val="0"/>
+        </w:rPr>
+      </w:r>
+    </w:p>
+    <w:p>
+      <w:pPr>
+        <w:ind w:left="0" w:firstLine="0"/>
+        <w:rPr/>
+      </w:pPr>
+      <w:r>
+        <w:rPr>
+          <w:rtl w:val="0"/>
+        </w:rPr>
+      </w:r>
+    </w:p>
+    <w:p>
+      <w:pPr>
+        <w:ind w:left="0" w:firstLine="0"/>
+        <w:rPr/>
+      </w:pPr>
+      <w:r>
+        <w:rPr>
+          <w:rtl w:val="0"/>
+        </w:rPr>
+      </w:r>
+    </w:p>
+    <w:p>
+      <w:pPr>
+        <w:ind w:left="0" w:firstLine="0"/>
+        <w:rPr>
+          <w:b w:val="1"/>
+          <w:bCs w:val="1"/>
+        </w:rPr>
+      </w:pPr>
+      <w:r>
+        <w:rPr>
+          <w:b w:val="1"/>
+          <w:bCs w:val="1"/>
+          <w:rtl w:val="0"/>
+        </w:rPr>
+        <w:tab/>
+        <w:t xml:space="preserve">Ejecución y Control del Algoritmo</w:t>
+      </w:r>
+    </w:p>
+    <w:p>
+      <w:pPr>
         <w:pStyle w:val="Heading2"/>
         <w:ind w:left="0" w:firstLine="0"/>
         <w:rPr/>
       </w:pPr>
-      <w:bookmarkStart w:colFirst="0" w:colLast="0" w:name="_mm1lbxat5dyn" w:id="4"/>
-      <w:bookmarkEnd w:id="4"/>
-      <w:r>
-        <w:rPr>
+      <w:bookmarkStart w:colFirst="0" w:colLast="0" w:name="_swfep32mf8zj" w:id="8"/>
+      <w:bookmarkEnd w:id="8"/>
+      <w:r>
+        <w:rPr>
+          <w:b w:val="1"/>
+          <w:bCs w:val="1"/>
           <w:rtl w:val="0"/>
         </w:rPr>
         <w:tab/>
-        <w:t xml:space="preserve">RF 1: Definición de Problemas Genéricos:</w:t>
+      </w:r>
+      <w:r>
+        <w:rPr>
+          <w:rtl w:val="0"/>
+        </w:rPr>
+        <w:t xml:space="preserve">RF-05: Selección de Metaheurísticas:</w:t>
       </w:r>
     </w:p>
     <w:p>
@@ -1771,7 +2590,184 @@
         <w:rPr>
           <w:rtl w:val="0"/>
         </w:rPr>
-        <w:t xml:space="preserve">La biblioteca debe permitir al usuario definir problemas de optimización utilizando cualquier tipo de dato que implemente los traits requeridos.</w:t>
+        <w:t xml:space="preserve">El sistema debe permitir al usuario elegir entre un catálogo de algoritmos implementados (ej. Algoritmos Genéticos, Recocido Simulado, Enjambre de Partículas).</w:t>
+      </w:r>
+    </w:p>
+    <w:p>
+      <w:pPr>
+        <w:pStyle w:val="Heading2"/>
+        <w:rPr/>
+      </w:pPr>
+      <w:bookmarkStart w:colFirst="0" w:colLast="0" w:name="_3thsspfgvyno" w:id="9"/>
+      <w:bookmarkEnd w:id="9"/>
+      <w:r>
+        <w:rPr>
+          <w:rtl w:val="0"/>
+        </w:rPr>
+        <w:t xml:space="preserve">RF-06: Configuración de Hiperparámetros:</w:t>
+      </w:r>
+    </w:p>
+    <w:p>
+      <w:pPr>
+        <w:ind w:left="720" w:firstLine="0"/>
+        <w:rPr/>
+      </w:pPr>
+      <w:r>
+        <w:rPr>
+          <w:rtl w:val="0"/>
+        </w:rPr>
+        <w:t xml:space="preserve">El sistema debe permitir la parametrización de cada algoritmo (ej. tamaño de población, tasa de mutación, temperatura inicial, número de iteraciones).</w:t>
+      </w:r>
+    </w:p>
+    <w:p>
+      <w:pPr>
+        <w:pStyle w:val="Heading2"/>
+        <w:ind w:left="0"/>
+        <w:rPr/>
+      </w:pPr>
+      <w:bookmarkStart w:colFirst="0" w:colLast="0" w:name="_hu24z05tutn7" w:id="10"/>
+      <w:bookmarkEnd w:id="10"/>
+      <w:r>
+        <w:rPr>
+          <w:rtl w:val="0"/>
+        </w:rPr>
+        <w:t xml:space="preserve">RF-07: Criterios de Parada Personalizables:</w:t>
+      </w:r>
+    </w:p>
+    <w:p>
+      <w:pPr>
+        <w:ind w:left="720" w:firstLine="0"/>
+        <w:rPr/>
+      </w:pPr>
+      <w:r>
+        <w:rPr>
+          <w:rtl w:val="0"/>
+        </w:rPr>
+        <w:t xml:space="preserve">El usuario debe poder definir cuándo detener el algoritmo: por número máximo de iteraciones, por tiempo transcurrido, por alcanzar un valor de calidad objetivo o por estancamiento.</w:t>
+      </w:r>
+    </w:p>
+    <w:p>
+      <w:pPr>
+        <w:pStyle w:val="Heading2"/>
+        <w:rPr/>
+      </w:pPr>
+      <w:bookmarkStart w:colFirst="0" w:colLast="0" w:name="_lda3jyur2u8b" w:id="11"/>
+      <w:bookmarkEnd w:id="11"/>
+      <w:r>
+        <w:rPr>
+          <w:rtl w:val="0"/>
+        </w:rPr>
+        <w:t xml:space="preserve">RF-08: Determinismo y Control de Semillas (Seeding):</w:t>
+      </w:r>
+    </w:p>
+    <w:p>
+      <w:pPr>
+        <w:rPr/>
+      </w:pPr>
+      <w:r>
+        <w:rPr>
+          <w:rtl w:val="0"/>
+        </w:rPr>
+        <w:t xml:space="preserve">Debido a la naturaleza de los algoritmos, es necesario introducir  aleatoriedad en su ejecución. En este sistema, dicha aleatoriedad se implementa mediante generación pseudoaleatoria.</w:t>
+      </w:r>
+    </w:p>
+    <w:p>
+      <w:pPr>
+        <w:rPr/>
+      </w:pPr>
+      <w:r>
+        <w:rPr>
+          <w:rtl w:val="0"/>
+        </w:rPr>
+      </w:r>
+    </w:p>
+    <w:p>
+      <w:pPr>
+        <w:rPr/>
+      </w:pPr>
+      <w:r>
+        <w:rPr>
+          <w:rtl w:val="0"/>
+        </w:rPr>
+        <w:t xml:space="preserve">Con el fin de garantizar la reproducibilidad de los resultados, el sistema deberá permitir al usuario definir una semilla (seed) para el generador de números pseudoaleatorios. De este modo, utilizando la misma semilla y las mismas condiciones de entrada, el algoritmo producirá siempre los mismos resultados, facilitando así la validación, comparación y análisis experimental.</w:t>
+      </w:r>
+    </w:p>
+    <w:p>
+      <w:pPr>
+        <w:pStyle w:val="Heading2"/>
+        <w:ind w:left="0"/>
+        <w:rPr/>
+      </w:pPr>
+      <w:bookmarkStart w:colFirst="0" w:colLast="0" w:name="_7cj6uo3xrnyc" w:id="12"/>
+      <w:bookmarkEnd w:id="12"/>
+      <w:r>
+        <w:rPr>
+          <w:rtl w:val="0"/>
+        </w:rPr>
+        <w:t xml:space="preserve">RF-09: Implementación de funcionalidades multihilo:</w:t>
+      </w:r>
+    </w:p>
+    <w:p>
+      <w:pPr>
+        <w:rPr/>
+      </w:pPr>
+      <w:r>
+        <w:rPr>
+          <w:rtl w:val="0"/>
+        </w:rPr>
+        <w:t xml:space="preserve">Los algoritmos serán dotados de herramientas para que puedan ejecutar puedan ejecutarse de manera paralela mediante varios hilos, manteniendo la seguridad en memoria.</w:t>
+      </w:r>
+    </w:p>
+    <w:p>
+      <w:pPr>
+        <w:rPr/>
+      </w:pPr>
+      <w:r>
+        <w:rPr>
+          <w:rtl w:val="0"/>
+        </w:rPr>
+      </w:r>
+    </w:p>
+    <w:p>
+      <w:pPr>
+        <w:ind w:left="0" w:firstLine="0"/>
+        <w:rPr/>
+      </w:pPr>
+      <w:r>
+        <w:rPr>
+          <w:rtl w:val="0"/>
+        </w:rPr>
+      </w:r>
+    </w:p>
+    <w:p>
+      <w:pPr>
+        <w:ind w:left="0" w:firstLine="0"/>
+        <w:rPr/>
+      </w:pPr>
+      <w:r>
+        <w:rPr>
+          <w:rtl w:val="0"/>
+        </w:rPr>
+      </w:r>
+    </w:p>
+    <w:p>
+      <w:pPr>
+        <w:ind w:left="0" w:firstLine="0"/>
+        <w:rPr/>
+      </w:pPr>
+      <w:r>
+        <w:rPr>
+          <w:b w:val="1"/>
+          <w:bCs w:val="1"/>
+          <w:rtl w:val="0"/>
+        </w:rPr>
+        <w:tab/>
+        <w:t xml:space="preserve">Extensibilidad y Personalización</w:t>
+      </w:r>
+      <w:r>
+        <w:rPr>
+          <w:rtl w:val="0"/>
+        </w:rPr>
       </w:r>
     </w:p>
     <w:p>
@@ -1780,15 +2776,15 @@
         <w:ind w:left="0" w:firstLine="0"/>
         <w:rPr/>
       </w:pPr>
-      <w:bookmarkStart w:colFirst="0" w:colLast="0" w:name="_mm1lbxat5dyn" w:id="4"/>
-      <w:bookmarkEnd w:id="4"/>
+      <w:bookmarkStart w:colFirst="0" w:colLast="0" w:name="_fbhupgpnwsv" w:id="13"/>
+      <w:bookmarkEnd w:id="13"/>
       <w:r>
         <w:rPr>
           <w:rtl w:val="0"/>
         </w:rPr>
         <w:t xml:space="preserve">    </w:t>
         <w:tab/>
-        <w:t xml:space="preserve">RF 2: Soporte para Restricciones: </w:t>
+        <w:t xml:space="preserve">RF-10: Inyección de Operadores Personalizados:</w:t>
       </w:r>
     </w:p>
     <w:p>
@@ -1800,183 +2796,284 @@
         <w:rPr>
           <w:rtl w:val="0"/>
         </w:rPr>
-        <w:t xml:space="preserve">El sistema debe permitir la definición de restricciones de igualdad y desigualdad que la solución debe cumplir para ser considerada válida.</w:t>
+        <w:t xml:space="preserve">El sistema debe permitir al usuario definir y utilizar sus propios operadores de variación (cruce, mutación, selección) sin modificar el núcleo de la biblioteca.</w:t>
+      </w:r>
+    </w:p>
+    <w:p>
+      <w:pPr>
+        <w:ind w:left="720" w:firstLine="0"/>
+        <w:rPr/>
+      </w:pPr>
+      <w:r>
+        <w:rPr>
+          <w:rtl w:val="0"/>
+        </w:rPr>
+      </w:r>
+    </w:p>
+    <w:p>
+      <w:pPr>
+        <w:ind w:left="720" w:firstLine="0"/>
+        <w:rPr/>
+      </w:pPr>
+      <w:r>
+        <w:rPr>
+          <w:rtl w:val="0"/>
+        </w:rPr>
+      </w:r>
+    </w:p>
+    <w:p>
+      <w:pPr>
+        <w:ind w:left="720" w:firstLine="0"/>
+        <w:rPr/>
+      </w:pPr>
+      <w:r>
+        <w:rPr>
+          <w:rtl w:val="0"/>
+        </w:rPr>
+      </w:r>
+    </w:p>
+    <w:p>
+      <w:pPr>
+        <w:rPr/>
+      </w:pPr>
+      <w:r>
+        <w:rPr>
+          <w:b w:val="1"/>
+          <w:bCs w:val="1"/>
+          <w:rtl w:val="0"/>
+        </w:rPr>
+        <w:t xml:space="preserve">Salida y Análisis de Resultados</w:t>
+      </w:r>
+      <w:r>
+        <w:rPr>
+          <w:rtl w:val="0"/>
+        </w:rPr>
       </w:r>
     </w:p>
     <w:p>
       <w:pPr>
         <w:pStyle w:val="Heading2"/>
+        <w:ind w:left="0"/>
+        <w:rPr/>
+      </w:pPr>
+      <w:bookmarkStart w:colFirst="0" w:colLast="0" w:name="_78numge2sok5" w:id="14"/>
+      <w:bookmarkEnd w:id="14"/>
+      <w:r>
+        <w:rPr>
+          <w:rtl w:val="0"/>
+        </w:rPr>
+        <w:t xml:space="preserve">RF-11: Reporte del resultado:</w:t>
+      </w:r>
+    </w:p>
+    <w:p>
+      <w:pPr>
+        <w:ind w:left="720" w:firstLine="0"/>
+        <w:rPr/>
+      </w:pPr>
+      <w:r>
+        <w:rPr>
+          <w:rtl w:val="0"/>
+        </w:rPr>
+        <w:t xml:space="preserve">Al finalizar la ejecución, el sistema debe entregar las soluciones encontradas y sus correspondientes valores de aptitud.</w:t>
+      </w:r>
+    </w:p>
+    <w:p>
+      <w:pPr>
+        <w:pStyle w:val="Heading2"/>
+        <w:ind w:left="0"/>
+        <w:rPr/>
+      </w:pPr>
+      <w:bookmarkStart w:colFirst="0" w:colLast="0" w:name="_oi29g8y7qkxz" w:id="15"/>
+      <w:bookmarkEnd w:id="15"/>
+      <w:r>
+        <w:rPr>
+          <w:rtl w:val="0"/>
+        </w:rPr>
+        <w:t xml:space="preserve">RF-12: Sistema de Observabilidad (Telemetría): </w:t>
+      </w:r>
+    </w:p>
+    <w:p>
+      <w:pPr>
+        <w:rPr/>
+      </w:pPr>
+      <w:r>
+        <w:rPr>
+          <w:rtl w:val="0"/>
+        </w:rPr>
+        <w:t xml:space="preserve">La biblioteca debe permitir inyectar "Observadores" para monitorizar en tiempo real la convergencia, la velocidad y la calidad de las soluciones obtenidas por los algoritmos.</w:t>
+      </w:r>
+    </w:p>
+    <w:p>
+      <w:pPr>
+        <w:pStyle w:val="Heading2"/>
+        <w:rPr/>
+      </w:pPr>
+      <w:bookmarkStart w:colFirst="0" w:colLast="0" w:name="_m9zuu5cid0bs" w:id="16"/>
+      <w:bookmarkEnd w:id="16"/>
+      <w:r>
+        <w:rPr>
+          <w:rtl w:val="0"/>
+        </w:rPr>
+        <w:t xml:space="preserve">RF-13: Generación de gráficos:</w:t>
+      </w:r>
+    </w:p>
+    <w:p>
+      <w:pPr>
+        <w:rPr/>
+      </w:pPr>
+      <w:r>
+        <w:rPr>
+          <w:rtl w:val="0"/>
+        </w:rPr>
+        <w:t xml:space="preserve">El sistema de observabilidad, debe poder crear gráficos fácilmente interpretables, que muestren la calidad de las soluciones obtenidas y la evolución de esta misma con cada iteración de los operadores durante la ejecución del algoritmo.</w:t>
+      </w:r>
+    </w:p>
+    <w:p>
+      <w:pPr>
         <w:ind w:left="0" w:firstLine="0"/>
         <w:rPr/>
       </w:pPr>
-      <w:bookmarkStart w:colFirst="0" w:colLast="0" w:name="_mm1lbxat5dyn" w:id="4"/>
-      <w:bookmarkEnd w:id="4"/>
-      <w:r>
-        <w:rPr>
-          <w:rtl w:val="0"/>
-        </w:rPr>
-        <w:t xml:space="preserve">    </w:t>
+      <w:r>
+        <w:rPr>
+          <w:rtl w:val="0"/>
+        </w:rPr>
+      </w:r>
+    </w:p>
+    <w:p>
+      <w:pPr>
+        <w:ind w:left="0" w:firstLine="0"/>
+        <w:rPr/>
+      </w:pPr>
+      <w:r>
+        <w:rPr>
+          <w:rtl w:val="0"/>
+        </w:rPr>
+      </w:r>
+    </w:p>
+    <w:p>
+      <w:pPr>
+        <w:ind w:left="0" w:firstLine="0"/>
+        <w:rPr/>
+      </w:pPr>
+      <w:r>
+        <w:rPr>
+          <w:rtl w:val="0"/>
+        </w:rPr>
+      </w:r>
+    </w:p>
+    <w:p>
+      <w:pPr>
+        <w:rPr/>
+      </w:pPr>
+      <w:r>
+        <w:rPr>
+          <w:b w:val="1"/>
+          <w:bCs w:val="1"/>
+          <w:rtl w:val="0"/>
+        </w:rPr>
+        <w:t xml:space="preserve">Otros</w:t>
+      </w:r>
+      <w:r>
+        <w:rPr>
+          <w:rtl w:val="0"/>
+        </w:rPr>
+      </w:r>
+    </w:p>
+    <w:p>
+      <w:pPr>
+        <w:ind w:left="0" w:firstLine="0"/>
+        <w:rPr/>
+      </w:pPr>
+      <w:r>
+        <w:rPr>
+          <w:rtl w:val="0"/>
+        </w:rPr>
+      </w:r>
+    </w:p>
+    <w:p>
+      <w:pPr>
+        <w:ind w:left="0" w:firstLine="0"/>
+        <w:rPr>
+          <w:sz w:val="28"/>
+          <w:szCs w:val="28"/>
+        </w:rPr>
+      </w:pPr>
+      <w:r>
+        <w:rPr>
+          <w:rtl w:val="0"/>
+        </w:rPr>
         <w:tab/>
-        <w:t xml:space="preserve">RF 3: Sistema de Observabilidad (Telemetría): </w:t>
-      </w:r>
-    </w:p>
-    <w:p>
-      <w:pPr>
-        <w:ind w:left="720" w:firstLine="0"/>
-        <w:rPr/>
-      </w:pPr>
-      <w:r>
-        <w:rPr>
-          <w:rtl w:val="0"/>
-        </w:rPr>
-        <w:t xml:space="preserve">La biblioteca debe permitir inyectar "Observadores" para monitorizar en tiempo real la convergencia, la velocidad y la calidad de la solución.</w:t>
+      </w:r>
+      <w:r>
+        <w:rPr>
+          <w:sz w:val="28"/>
+          <w:szCs w:val="28"/>
+          <w:rtl w:val="0"/>
+        </w:rPr>
+        <w:t xml:space="preserve">RF-14</w:t>
+      </w:r>
+      <w:r>
+        <w:rPr>
+          <w:sz w:val="28"/>
+          <w:szCs w:val="28"/>
+          <w:rtl w:val="0"/>
+        </w:rPr>
+        <w:t xml:space="preserve">: Inclusión de pruebas:</w:t>
+      </w:r>
+    </w:p>
+    <w:p>
+      <w:pPr>
+        <w:rPr/>
+      </w:pPr>
+      <w:r>
+        <w:rPr>
+          <w:rtl w:val="0"/>
+        </w:rPr>
+        <w:t xml:space="preserve">Para asegurar la mantenibilidad y la calidad del código, se desarrollarán pruebas unitarias y de integración.</w:t>
+      </w:r>
+      <w:r>
+        <w:rPr>
+          <w:rtl w:val="0"/>
+        </w:rPr>
       </w:r>
     </w:p>
     <w:p>
       <w:pPr>
         <w:pStyle w:val="Heading2"/>
-        <w:ind w:left="0" w:firstLine="0"/>
-        <w:rPr/>
-      </w:pPr>
-      <w:bookmarkStart w:colFirst="0" w:colLast="0" w:name="_mm1lbxat5dyn" w:id="4"/>
-      <w:bookmarkEnd w:id="4"/>
-      <w:r>
-        <w:rPr>
-          <w:rtl w:val="0"/>
-        </w:rPr>
-        <w:t xml:space="preserve">    </w:t>
-        <w:tab/>
-        <w:t xml:space="preserve">RF 4: Generación de Soluciones Vecinas:</w:t>
-      </w:r>
-    </w:p>
-    <w:p>
-      <w:pPr>
-        <w:ind w:left="720" w:firstLine="0"/>
-        <w:rPr/>
-      </w:pPr>
-      <w:r>
-        <w:rPr>
-          <w:rtl w:val="0"/>
-        </w:rPr>
-        <w:t xml:space="preserve">El motor debe proveer mecanismos para generar variaciones de una solución actual (operadores de mutación o vecindad).</w:t>
+        <w:rPr/>
+      </w:pPr>
+      <w:bookmarkStart w:colFirst="0" w:colLast="0" w:name="_riqe6elatej9" w:id="17"/>
+      <w:bookmarkEnd w:id="17"/>
+      <w:r>
+        <w:rPr>
+          <w:rtl w:val="0"/>
+        </w:rPr>
+        <w:t xml:space="preserve">RF-15: Inserción de datos en problemas mediante ficheros de textos:</w:t>
+      </w:r>
+    </w:p>
+    <w:p>
+      <w:pPr>
+        <w:rPr/>
+      </w:pPr>
+      <w:r>
+        <w:rPr>
+          <w:rtl w:val="0"/>
+        </w:rPr>
+        <w:t xml:space="preserve">Los algoritmos podrán importar variables, restricciones y otros conjuntos de datos desde archivos CSV, JSON o YAML, lo que facilitará la definición y optimización de problemas complejos mediante el uso de adaptadores compatibles con este formato.</w:t>
       </w:r>
     </w:p>
     <w:p>
       <w:pPr>
         <w:pStyle w:val="Heading2"/>
-        <w:ind w:left="0" w:firstLine="0"/>
-        <w:rPr/>
-      </w:pPr>
-      <w:bookmarkStart w:colFirst="0" w:colLast="0" w:name="_am14jscwkqug" w:id="5"/>
-      <w:bookmarkEnd w:id="5"/>
-      <w:r>
-        <w:rPr>
-          <w:rtl w:val="0"/>
-        </w:rPr>
-        <w:t xml:space="preserve">    </w:t>
-        <w:tab/>
-        <w:t xml:space="preserve">RF 5: Criterios de Parada Configurables:</w:t>
-      </w:r>
-    </w:p>
-    <w:p>
-      <w:pPr>
-        <w:ind w:left="720" w:firstLine="0"/>
-        <w:rPr/>
-      </w:pPr>
-      <w:r>
-        <w:rPr>
-          <w:rtl w:val="0"/>
-        </w:rPr>
-        <w:t xml:space="preserve">El usuario debe poder detener la ejecución por tiempo, número de iteraciones o nivel de precisión alcanzado.</w:t>
-      </w:r>
-    </w:p>
-    <w:p>
-      <w:pPr>
-        <w:pStyle w:val="Heading2"/>
-        <w:rPr/>
-      </w:pPr>
-      <w:bookmarkStart w:colFirst="0" w:colLast="0" w:name="_lda3jyur2u8b" w:id="6"/>
-      <w:bookmarkEnd w:id="6"/>
-      <w:r>
-        <w:rPr>
-          <w:rtl w:val="0"/>
-        </w:rPr>
-        <w:t xml:space="preserve">RF 6: Determinismo y Control de Semillas (Seeding):</w:t>
-      </w:r>
-    </w:p>
-    <w:p>
-      <w:pPr>
-        <w:rPr/>
-      </w:pPr>
-      <w:r>
-        <w:rPr>
-          <w:rtl w:val="0"/>
-        </w:rPr>
-        <w:t xml:space="preserve">El usuario debe poder definir una semilla (seed), para que los resultados sean reproducibles</w:t>
-      </w:r>
-    </w:p>
-    <w:p>
-      <w:pPr>
-        <w:pStyle w:val="Heading2"/>
-        <w:rPr/>
-      </w:pPr>
-      <w:bookmarkStart w:colFirst="0" w:colLast="0" w:name="_8n1rius1aj5m" w:id="7"/>
-      <w:bookmarkEnd w:id="7"/>
-      <w:r>
-        <w:rPr>
-          <w:rtl w:val="0"/>
-        </w:rPr>
-        <w:t xml:space="preserve">RF 7: Validación Automática de Modelos:</w:t>
-      </w:r>
-    </w:p>
-    <w:p>
-      <w:pPr>
-        <w:rPr/>
-      </w:pPr>
-      <w:r>
-        <w:rPr>
-          <w:rtl w:val="0"/>
-        </w:rPr>
-        <w:t xml:space="preserve">El sistema debe poder verificar antes de ejecutarse si el problema está bien definido.</w:t>
-      </w:r>
-    </w:p>
-    <w:p>
-      <w:pPr>
-        <w:pStyle w:val="Heading2"/>
-        <w:rPr/>
-      </w:pPr>
-      <w:bookmarkStart w:colFirst="0" w:colLast="0" w:name="_riqe6elatej9" w:id="8"/>
-      <w:bookmarkEnd w:id="8"/>
-      <w:r>
-        <w:rPr>
-          <w:rtl w:val="0"/>
-        </w:rPr>
-        <w:t xml:space="preserve">RF 8: Inserción de datos en problemas mediante CSV:</w:t>
-      </w:r>
-    </w:p>
-    <w:p>
-      <w:pPr>
-        <w:rPr/>
-      </w:pPr>
-      <w:r>
-        <w:rPr>
-          <w:rtl w:val="0"/>
-        </w:rPr>
-        <w:t xml:space="preserve">Los algoritmos podrán importar variables, restricciones y otros conjuntos de datos desde archivos CSV, lo que facilitará la definición y optimización de problemas complejos mediante el uso de adaptadores compatibles con este formato.</w:t>
-      </w:r>
-    </w:p>
-    <w:p>
-      <w:pPr>
-        <w:pStyle w:val="Heading2"/>
-        <w:rPr/>
-      </w:pPr>
-      <w:bookmarkStart w:colFirst="0" w:colLast="0" w:name="_fy1hx448pycy" w:id="9"/>
-      <w:bookmarkEnd w:id="9"/>
-      <w:r>
-        <w:rPr>
-          <w:rtl w:val="0"/>
-        </w:rPr>
-        <w:t xml:space="preserve">RF 9: Serializable:</w:t>
+        <w:rPr/>
+      </w:pPr>
+      <w:bookmarkStart w:colFirst="0" w:colLast="0" w:name="_fy1hx448pycy" w:id="18"/>
+      <w:bookmarkEnd w:id="18"/>
+      <w:r>
+        <w:rPr>
+          <w:rtl w:val="0"/>
+        </w:rPr>
+        <w:t xml:space="preserve">RF-16: Serializable:</w:t>
       </w:r>
     </w:p>
     <w:p>
@@ -2019,7 +3116,7 @@
         <w:pStyle w:val="Heading1"/>
         <w:numPr>
           <w:ilvl w:val="0"/>
-          <w:numId w:val="1"/>
+          <w:numId w:val="5"/>
         </w:numPr>
         <w:ind w:left="720" w:hanging="360"/>
         <w:rPr>
@@ -2027,8 +3124,8 @@
           <w:szCs w:val="40"/>
         </w:rPr>
       </w:pPr>
-      <w:bookmarkStart w:colFirst="0" w:colLast="0" w:name="_x2uv5wulkfzo" w:id="10"/>
-      <w:bookmarkEnd w:id="10"/>
+      <w:bookmarkStart w:colFirst="0" w:colLast="0" w:name="_x2uv5wulkfzo" w:id="19"/>
+      <w:bookmarkEnd w:id="19"/>
       <w:r>
         <w:rPr>
           <w:rtl w:val="0"/>
@@ -2041,13 +3138,13 @@
         <w:pStyle w:val="Heading2"/>
         <w:rPr/>
       </w:pPr>
-      <w:bookmarkStart w:colFirst="0" w:colLast="0" w:name="_onnrav51o5ji" w:id="11"/>
-      <w:bookmarkEnd w:id="11"/>
-      <w:r>
-        <w:rPr>
-          <w:rtl w:val="0"/>
-        </w:rPr>
-        <w:t xml:space="preserve">RNF 1: Desarrollo nativo en Rust:</w:t>
+      <w:bookmarkStart w:colFirst="0" w:colLast="0" w:name="_onnrav51o5ji" w:id="20"/>
+      <w:bookmarkEnd w:id="20"/>
+      <w:r>
+        <w:rPr>
+          <w:rtl w:val="0"/>
+        </w:rPr>
+        <w:t xml:space="preserve">RNF-01: Desarrollo nativo en Rust:</w:t>
       </w:r>
     </w:p>
     <w:p>
@@ -2066,13 +3163,13 @@
         <w:pStyle w:val="Heading2"/>
         <w:rPr/>
       </w:pPr>
-      <w:bookmarkStart w:colFirst="0" w:colLast="0" w:name="_hmq4p6kzjq8y" w:id="12"/>
-      <w:bookmarkEnd w:id="12"/>
-      <w:r>
-        <w:rPr>
-          <w:rtl w:val="0"/>
-        </w:rPr>
-        <w:t xml:space="preserve">RNF 2: Independencia de dependencias:</w:t>
+      <w:bookmarkStart w:colFirst="0" w:colLast="0" w:name="_hmq4p6kzjq8y" w:id="21"/>
+      <w:bookmarkEnd w:id="21"/>
+      <w:r>
+        <w:rPr>
+          <w:rtl w:val="0"/>
+        </w:rPr>
+        <w:t xml:space="preserve">RNF-02: Independencia de dependencias:</w:t>
       </w:r>
     </w:p>
     <w:p>
@@ -2105,24 +3202,24 @@
         <w:pStyle w:val="Heading2"/>
         <w:rPr/>
       </w:pPr>
-      <w:bookmarkStart w:colFirst="0" w:colLast="0" w:name="_hxnucg22k8jf" w:id="13"/>
-      <w:bookmarkEnd w:id="13"/>
-      <w:r>
-        <w:rPr>
-          <w:rtl w:val="0"/>
-        </w:rPr>
-        <w:t xml:space="preserve">RNF 3: Documentación exhaustiva:</w:t>
-      </w:r>
-    </w:p>
-    <w:p>
-      <w:pPr>
-        <w:rPr/>
-      </w:pPr>
-      <w:r>
-        <w:rPr>
-          <w:rtl w:val="0"/>
-        </w:rPr>
-        <w:t xml:space="preserve">El código debe tener una documentación en el cual estar reflejado y explicado.</w:t>
+      <w:bookmarkStart w:colFirst="0" w:colLast="0" w:name="_hxnucg22k8jf" w:id="22"/>
+      <w:bookmarkEnd w:id="22"/>
+      <w:r>
+        <w:rPr>
+          <w:rtl w:val="0"/>
+        </w:rPr>
+        <w:t xml:space="preserve">RNF-03: Documentación exhaustiva:</w:t>
+      </w:r>
+    </w:p>
+    <w:p>
+      <w:pPr>
+        <w:rPr/>
+      </w:pPr>
+      <w:r>
+        <w:rPr>
+          <w:rtl w:val="0"/>
+        </w:rPr>
+        <w:t xml:space="preserve">El código debe tener una documentación clara y concisa.</w:t>
       </w:r>
     </w:p>
     <w:p>
@@ -2130,13 +3227,13 @@
         <w:pStyle w:val="Heading2"/>
         <w:rPr/>
       </w:pPr>
-      <w:bookmarkStart w:colFirst="0" w:colLast="0" w:name="_uyl5xqazh4k5" w:id="14"/>
-      <w:bookmarkEnd w:id="14"/>
-      <w:r>
-        <w:rPr>
-          <w:rtl w:val="0"/>
-        </w:rPr>
-        <w:t xml:space="preserve">RNF 4: Arquitectura modular:</w:t>
+      <w:bookmarkStart w:colFirst="0" w:colLast="0" w:name="_uyl5xqazh4k5" w:id="23"/>
+      <w:bookmarkEnd w:id="23"/>
+      <w:r>
+        <w:rPr>
+          <w:rtl w:val="0"/>
+        </w:rPr>
+        <w:t xml:space="preserve">RNF-04: Arquitectura modular:</w:t>
       </w:r>
     </w:p>
     <w:p>
@@ -2155,13 +3252,13 @@
         <w:pStyle w:val="Heading2"/>
         <w:rPr/>
       </w:pPr>
-      <w:bookmarkStart w:colFirst="0" w:colLast="0" w:name="_9tyzh4uullhq" w:id="15"/>
-      <w:bookmarkEnd w:id="15"/>
-      <w:r>
-        <w:rPr>
-          <w:rtl w:val="0"/>
-        </w:rPr>
-        <w:t xml:space="preserve">RNF 4: Simplicidad de uso:</w:t>
+      <w:bookmarkStart w:colFirst="0" w:colLast="0" w:name="_9tyzh4uullhq" w:id="24"/>
+      <w:bookmarkEnd w:id="24"/>
+      <w:r>
+        <w:rPr>
+          <w:rtl w:val="0"/>
+        </w:rPr>
+        <w:t xml:space="preserve">RNF-05: Simplicidad de uso:</w:t>
       </w:r>
     </w:p>
     <w:p>
@@ -2180,13 +3277,13 @@
         <w:pStyle w:val="Heading2"/>
         <w:rPr/>
       </w:pPr>
-      <w:bookmarkStart w:colFirst="0" w:colLast="0" w:name="_in91gfxbk3va" w:id="16"/>
-      <w:bookmarkEnd w:id="16"/>
-      <w:r>
-        <w:rPr>
-          <w:rtl w:val="0"/>
-        </w:rPr>
-        <w:t xml:space="preserve">RNF 5: Estabilidad numérica:</w:t>
+      <w:bookmarkStart w:colFirst="0" w:colLast="0" w:name="_in91gfxbk3va" w:id="25"/>
+      <w:bookmarkEnd w:id="25"/>
+      <w:r>
+        <w:rPr>
+          <w:rtl w:val="0"/>
+        </w:rPr>
+        <w:t xml:space="preserve">RNF-06: Estabilidad numérica:</w:t>
       </w:r>
     </w:p>
     <w:p>
@@ -2202,24 +3299,2825 @@
     </w:p>
     <w:p>
       <w:pPr>
-        <w:rPr/>
-      </w:pPr>
-      <w:r>
-        <w:rPr>
-          <w:rtl w:val="0"/>
-        </w:rPr>
-      </w:r>
-    </w:p>
-    <w:p>
-      <w:pPr>
-        <w:rPr/>
-      </w:pPr>
-      <w:r>
-        <w:rPr>
-          <w:rtl w:val="0"/>
-        </w:rPr>
-      </w:r>
-    </w:p>
+        <w:pStyle w:val="Heading2"/>
+        <w:rPr/>
+      </w:pPr>
+      <w:bookmarkStart w:colFirst="0" w:colLast="0" w:name="_ynywo1mh0p6a" w:id="26"/>
+      <w:bookmarkEnd w:id="26"/>
+      <w:r>
+        <w:rPr>
+          <w:rtl w:val="0"/>
+        </w:rPr>
+        <w:t xml:space="preserve">RNF-07: Eficiencia del software:</w:t>
+      </w:r>
+    </w:p>
+    <w:p>
+      <w:pPr>
+        <w:rPr/>
+      </w:pPr>
+      <w:r>
+        <w:rPr>
+          <w:rtl w:val="0"/>
+        </w:rPr>
+        <w:t xml:space="preserve">La biblioteca final debe ser capaz de realizar sus funcionalidades con una velocidad más que notable.</w:t>
+      </w:r>
+    </w:p>
+    <w:p>
+      <w:pPr>
+        <w:pStyle w:val="Heading1"/>
+        <w:numPr>
+          <w:ilvl w:val="0"/>
+          <w:numId w:val="5"/>
+        </w:numPr>
+        <w:rPr>
+          <w:sz w:val="40"/>
+          <w:szCs w:val="40"/>
+        </w:rPr>
+      </w:pPr>
+      <w:bookmarkStart w:colFirst="0" w:colLast="0" w:name="_randkscho4ur" w:id="27"/>
+      <w:bookmarkEnd w:id="27"/>
+      <w:r>
+        <w:rPr>
+          <w:rtl w:val="0"/>
+        </w:rPr>
+        <w:t xml:space="preserve">Casos de uso</w:t>
+      </w:r>
+    </w:p>
+    <w:p>
+      <w:pPr>
+        <w:rPr/>
+      </w:pPr>
+      <w:r>
+        <w:rPr>
+          <w:rtl w:val="0"/>
+        </w:rPr>
+        <w:t xml:space="preserve">Para la definición correcta de las secuencias a seguir por los actores en los diferentes casos de uso, necesitamos mostraros los diferentes comandos o líneas de código que serán </w:t>
+      </w:r>
+      <w:r>
+        <w:rPr>
+          <w:rtl w:val="0"/>
+        </w:rPr>
+        <w:t xml:space="preserve">utiliza</w:t>
+      </w:r>
+      <w:r>
+        <w:rPr>
+          <w:rtl w:val="0"/>
+        </w:rPr>
+        <w:t xml:space="preserve">dos. </w:t>
+      </w:r>
+    </w:p>
+    <w:p>
+      <w:pPr>
+        <w:rPr/>
+      </w:pPr>
+      <w:r>
+        <w:rPr>
+          <w:rtl w:val="0"/>
+        </w:rPr>
+        <w:t xml:space="preserve">Estos serán indicados con este formato: </w:t>
+      </w:r>
+      <w:r>
+        <w:rPr>
+          <w:rFonts w:ascii="Consolas" w:cs="Consolas" w:eastAsia="Consolas" w:hAnsi="Consolas"/>
+          <w:color w:val="71b52d"/>
+          <w:rtl w:val="0"/>
+        </w:rPr>
+        <w:t xml:space="preserve">este es el comando o el código</w:t>
+      </w:r>
+      <w:r>
+        <w:rPr>
+          <w:rtl w:val="0"/>
+        </w:rPr>
+        <w:t xml:space="preserve"> </w:t>
+      </w:r>
+    </w:p>
+    <w:p>
+      <w:pPr>
+        <w:pStyle w:val="Heading2"/>
+        <w:rPr/>
+      </w:pPr>
+      <w:bookmarkStart w:colFirst="0" w:colLast="0" w:name="_fzbi1zdikgee" w:id="28"/>
+      <w:bookmarkEnd w:id="28"/>
+      <w:r>
+        <w:rPr>
+          <w:rtl w:val="0"/>
+        </w:rPr>
+        <w:t xml:space="preserve">CU1: Uso de la biblioteca original</w:t>
+      </w:r>
+    </w:p>
+    <w:p>
+      <w:pPr>
+        <w:rPr/>
+      </w:pPr>
+      <w:r>
+        <w:rPr>
+          <w:rtl w:val="0"/>
+        </w:rPr>
+      </w:r>
+    </w:p>
+    <w:tbl>
+      <w:tblPr>
+        <w:tblStyle w:val="Table1"/>
+        <w:tblW w:w="8475.0" w:type="dxa"/>
+        <w:jc w:val="left"/>
+        <w:tblInd w:w="720.0" w:type="dxa"/>
+        <w:tblBorders>
+          <w:top w:color="000000" w:space="0" w:sz="8" w:val="single"/>
+          <w:left w:color="000000" w:space="0" w:sz="8" w:val="single"/>
+          <w:bottom w:color="000000" w:space="0" w:sz="8" w:val="single"/>
+          <w:right w:color="000000" w:space="0" w:sz="8" w:val="single"/>
+          <w:insideH w:color="000000" w:space="0" w:sz="8" w:val="single"/>
+          <w:insideV w:color="000000" w:space="0" w:sz="8" w:val="single"/>
+        </w:tblBorders>
+        <w:tblLayout w:type="fixed"/>
+        <w:tblLook w:val="0600"/>
+      </w:tblPr>
+      <w:tblGrid>
+        <w:gridCol w:w="1515"/>
+        <w:gridCol w:w="420"/>
+        <w:gridCol w:w="6540"/>
+        <w:tblGridChange w:id="0">
+          <w:tblGrid>
+            <w:gridCol w:w="1515"/>
+            <w:gridCol w:w="420"/>
+            <w:gridCol w:w="6540"/>
+          </w:tblGrid>
+        </w:tblGridChange>
+      </w:tblGrid>
+      <w:tr>
+        <w:trPr>
+          <w:cantSplit w:val="0"/>
+          <w:trHeight w:val="420" w:hRule="atLeast"/>
+          <w:tblHeader w:val="0"/>
+        </w:trPr>
+        <w:tc>
+          <w:tcPr>
+            <w:shd w:fill="auto" w:val="clear"/>
+            <w:tcMar>
+              <w:top w:w="100.0" w:type="dxa"/>
+              <w:left w:w="100.0" w:type="dxa"/>
+              <w:bottom w:w="100.0" w:type="dxa"/>
+              <w:right w:w="100.0" w:type="dxa"/>
+            </w:tcMar>
+            <w:vAlign w:val="top"/>
+          </w:tcPr>
+          <w:p>
+            <w:pPr>
+              <w:keepNext w:val="0"/>
+              <w:keepLines w:val="0"/>
+              <w:pageBreakBefore w:val="0"/>
+              <w:widowControl w:val="0"/>
+              <w:pBdr>
+                <w:top w:space="0" w:sz="0" w:val="nil"/>
+                <w:left w:space="0" w:sz="0" w:val="nil"/>
+                <w:bottom w:space="0" w:sz="0" w:val="nil"/>
+                <w:right w:space="0" w:sz="0" w:val="nil"/>
+                <w:between w:space="0" w:sz="0" w:val="nil"/>
+              </w:pBdr>
+              <w:shd w:fill="auto" w:val="clear"/>
+              <w:spacing w:after="0" w:before="0" w:line="240" w:lineRule="auto"/>
+              <w:ind w:left="0" w:right="0" w:firstLine="0"/>
+              <w:jc w:val="left"/>
+              <w:rPr/>
+            </w:pPr>
+            <w:r>
+              <w:rPr>
+                <w:rtl w:val="0"/>
+              </w:rPr>
+              <w:t xml:space="preserve">CU1</w:t>
+            </w:r>
+          </w:p>
+        </w:tc>
+        <w:tc>
+          <w:tcPr>
+            <w:gridSpan w:val="2"/>
+            <w:shd w:fill="auto" w:val="clear"/>
+            <w:tcMar>
+              <w:top w:w="100.0" w:type="dxa"/>
+              <w:left w:w="100.0" w:type="dxa"/>
+              <w:bottom w:w="100.0" w:type="dxa"/>
+              <w:right w:w="100.0" w:type="dxa"/>
+            </w:tcMar>
+            <w:vAlign w:val="top"/>
+          </w:tcPr>
+          <w:p>
+            <w:pPr>
+              <w:keepNext w:val="0"/>
+              <w:keepLines w:val="0"/>
+              <w:pageBreakBefore w:val="0"/>
+              <w:widowControl w:val="0"/>
+              <w:pBdr>
+                <w:top w:space="0" w:sz="0" w:val="nil"/>
+                <w:left w:space="0" w:sz="0" w:val="nil"/>
+                <w:bottom w:space="0" w:sz="0" w:val="nil"/>
+                <w:right w:space="0" w:sz="0" w:val="nil"/>
+                <w:between w:space="0" w:sz="0" w:val="nil"/>
+              </w:pBdr>
+              <w:shd w:fill="auto" w:val="clear"/>
+              <w:spacing w:after="0" w:before="0" w:line="240" w:lineRule="auto"/>
+              <w:ind w:left="0" w:right="0" w:firstLine="0"/>
+              <w:jc w:val="left"/>
+              <w:rPr/>
+            </w:pPr>
+            <w:r>
+              <w:rPr>
+                <w:rtl w:val="0"/>
+              </w:rPr>
+              <w:t xml:space="preserve">Desarrollador quiere usar un algoritmo metaheurístico para optimizar la solución a un problema que tiene, pero no pretende desarrollarlo.</w:t>
+            </w:r>
+          </w:p>
+        </w:tc>
+      </w:tr>
+      <w:tr>
+        <w:trPr>
+          <w:cantSplit w:val="0"/>
+          <w:trHeight w:val="420" w:hRule="atLeast"/>
+          <w:tblHeader w:val="0"/>
+        </w:trPr>
+        <w:tc>
+          <w:tcPr>
+            <w:shd w:fill="auto" w:val="clear"/>
+            <w:tcMar>
+              <w:top w:w="100.0" w:type="dxa"/>
+              <w:left w:w="100.0" w:type="dxa"/>
+              <w:bottom w:w="100.0" w:type="dxa"/>
+              <w:right w:w="100.0" w:type="dxa"/>
+            </w:tcMar>
+            <w:vAlign w:val="top"/>
+          </w:tcPr>
+          <w:p>
+            <w:pPr>
+              <w:keepNext w:val="0"/>
+              <w:keepLines w:val="0"/>
+              <w:pageBreakBefore w:val="0"/>
+              <w:widowControl w:val="0"/>
+              <w:pBdr>
+                <w:top w:space="0" w:sz="0" w:val="nil"/>
+                <w:left w:space="0" w:sz="0" w:val="nil"/>
+                <w:bottom w:space="0" w:sz="0" w:val="nil"/>
+                <w:right w:space="0" w:sz="0" w:val="nil"/>
+                <w:between w:space="0" w:sz="0" w:val="nil"/>
+              </w:pBdr>
+              <w:shd w:fill="auto" w:val="clear"/>
+              <w:spacing w:after="0" w:before="0" w:line="240" w:lineRule="auto"/>
+              <w:ind w:left="0" w:right="0" w:firstLine="0"/>
+              <w:jc w:val="left"/>
+              <w:rPr/>
+            </w:pPr>
+            <w:r>
+              <w:rPr>
+                <w:rtl w:val="0"/>
+              </w:rPr>
+              <w:t xml:space="preserve">Actores</w:t>
+            </w:r>
+          </w:p>
+        </w:tc>
+        <w:tc>
+          <w:tcPr>
+            <w:gridSpan w:val="2"/>
+            <w:shd w:fill="auto" w:val="clear"/>
+            <w:tcMar>
+              <w:top w:w="100.0" w:type="dxa"/>
+              <w:left w:w="100.0" w:type="dxa"/>
+              <w:bottom w:w="100.0" w:type="dxa"/>
+              <w:right w:w="100.0" w:type="dxa"/>
+            </w:tcMar>
+            <w:vAlign w:val="top"/>
+          </w:tcPr>
+          <w:p>
+            <w:pPr>
+              <w:keepNext w:val="0"/>
+              <w:keepLines w:val="0"/>
+              <w:pageBreakBefore w:val="0"/>
+              <w:widowControl w:val="0"/>
+              <w:pBdr>
+                <w:top w:space="0" w:sz="0" w:val="nil"/>
+                <w:left w:space="0" w:sz="0" w:val="nil"/>
+                <w:bottom w:space="0" w:sz="0" w:val="nil"/>
+                <w:right w:space="0" w:sz="0" w:val="nil"/>
+                <w:between w:space="0" w:sz="0" w:val="nil"/>
+              </w:pBdr>
+              <w:shd w:fill="auto" w:val="clear"/>
+              <w:spacing w:after="0" w:before="0" w:line="240" w:lineRule="auto"/>
+              <w:ind w:left="0" w:right="0" w:firstLine="0"/>
+              <w:jc w:val="left"/>
+              <w:rPr/>
+            </w:pPr>
+            <w:r>
+              <w:rPr>
+                <w:rtl w:val="0"/>
+              </w:rPr>
+              <w:t xml:space="preserve">Desarrollador</w:t>
+            </w:r>
+          </w:p>
+        </w:tc>
+      </w:tr>
+      <w:tr>
+        <w:trPr>
+          <w:cantSplit w:val="0"/>
+          <w:trHeight w:val="420" w:hRule="atLeast"/>
+          <w:tblHeader w:val="0"/>
+        </w:trPr>
+        <w:tc>
+          <w:tcPr>
+            <w:shd w:fill="auto" w:val="clear"/>
+            <w:tcMar>
+              <w:top w:w="100.0" w:type="dxa"/>
+              <w:left w:w="100.0" w:type="dxa"/>
+              <w:bottom w:w="100.0" w:type="dxa"/>
+              <w:right w:w="100.0" w:type="dxa"/>
+            </w:tcMar>
+            <w:vAlign w:val="top"/>
+          </w:tcPr>
+          <w:p>
+            <w:pPr>
+              <w:keepNext w:val="0"/>
+              <w:keepLines w:val="0"/>
+              <w:pageBreakBefore w:val="0"/>
+              <w:widowControl w:val="0"/>
+              <w:pBdr>
+                <w:top w:space="0" w:sz="0" w:val="nil"/>
+                <w:left w:space="0" w:sz="0" w:val="nil"/>
+                <w:bottom w:space="0" w:sz="0" w:val="nil"/>
+                <w:right w:space="0" w:sz="0" w:val="nil"/>
+                <w:between w:space="0" w:sz="0" w:val="nil"/>
+              </w:pBdr>
+              <w:shd w:fill="auto" w:val="clear"/>
+              <w:spacing w:after="0" w:before="0" w:line="240" w:lineRule="auto"/>
+              <w:ind w:left="0" w:right="0" w:firstLine="0"/>
+              <w:jc w:val="left"/>
+              <w:rPr/>
+            </w:pPr>
+            <w:r>
+              <w:rPr>
+                <w:rtl w:val="0"/>
+              </w:rPr>
+              <w:t xml:space="preserve">Pre</w:t>
+            </w:r>
+          </w:p>
+          <w:p>
+            <w:pPr>
+              <w:keepNext w:val="0"/>
+              <w:keepLines w:val="0"/>
+              <w:pageBreakBefore w:val="0"/>
+              <w:widowControl w:val="0"/>
+              <w:pBdr>
+                <w:top w:space="0" w:sz="0" w:val="nil"/>
+                <w:left w:space="0" w:sz="0" w:val="nil"/>
+                <w:bottom w:space="0" w:sz="0" w:val="nil"/>
+                <w:right w:space="0" w:sz="0" w:val="nil"/>
+                <w:between w:space="0" w:sz="0" w:val="nil"/>
+              </w:pBdr>
+              <w:shd w:fill="auto" w:val="clear"/>
+              <w:spacing w:after="0" w:before="0" w:line="240" w:lineRule="auto"/>
+              <w:ind w:left="0" w:right="0" w:firstLine="0"/>
+              <w:jc w:val="left"/>
+              <w:rPr/>
+            </w:pPr>
+            <w:r>
+              <w:rPr>
+                <w:rtl w:val="0"/>
+              </w:rPr>
+              <w:t xml:space="preserve">condiciones</w:t>
+            </w:r>
+          </w:p>
+        </w:tc>
+        <w:tc>
+          <w:tcPr>
+            <w:gridSpan w:val="2"/>
+            <w:shd w:fill="auto" w:val="clear"/>
+            <w:tcMar>
+              <w:top w:w="100.0" w:type="dxa"/>
+              <w:left w:w="100.0" w:type="dxa"/>
+              <w:bottom w:w="100.0" w:type="dxa"/>
+              <w:right w:w="100.0" w:type="dxa"/>
+            </w:tcMar>
+            <w:vAlign w:val="top"/>
+          </w:tcPr>
+          <w:p>
+            <w:pPr>
+              <w:keepNext w:val="0"/>
+              <w:keepLines w:val="0"/>
+              <w:pageBreakBefore w:val="0"/>
+              <w:widowControl w:val="0"/>
+              <w:numPr>
+                <w:ilvl w:val="0"/>
+                <w:numId w:val="2"/>
+              </w:numPr>
+              <w:pBdr>
+                <w:top w:space="0" w:sz="0" w:val="nil"/>
+                <w:left w:space="0" w:sz="0" w:val="nil"/>
+                <w:bottom w:space="0" w:sz="0" w:val="nil"/>
+                <w:right w:space="0" w:sz="0" w:val="nil"/>
+                <w:between w:space="0" w:sz="0" w:val="nil"/>
+              </w:pBdr>
+              <w:shd w:fill="auto" w:val="clear"/>
+              <w:spacing w:after="0" w:before="0" w:line="240" w:lineRule="auto"/>
+              <w:ind w:right="0" w:firstLine="360"/>
+              <w:jc w:val="left"/>
+              <w:rPr>
+                <w:u w:val="none"/>
+              </w:rPr>
+            </w:pPr>
+            <w:r>
+              <w:rPr>
+                <w:rtl w:val="0"/>
+              </w:rPr>
+              <w:t xml:space="preserve">El desarrollador tiene instalado el toolchain de Rust y Git en su máquina.</w:t>
+            </w:r>
+          </w:p>
+          <w:p>
+            <w:pPr>
+              <w:widowControl w:val="0"/>
+              <w:numPr>
+                <w:ilvl w:val="0"/>
+                <w:numId w:val="2"/>
+              </w:numPr>
+              <w:spacing w:line="240" w:lineRule="auto"/>
+              <w:ind w:firstLine="360"/>
+              <w:jc w:val="left"/>
+            </w:pPr>
+            <w:r>
+              <w:rPr>
+                <w:rtl w:val="0"/>
+              </w:rPr>
+              <w:t xml:space="preserve">El desarrollador tiene un producto/proyecto inicializado en Rust. (Puedes inicializarlo con el siguiente comando)</w:t>
+            </w:r>
+          </w:p>
+          <w:p>
+            <w:pPr>
+              <w:widowControl w:val="0"/>
+              <w:spacing w:line="240" w:lineRule="auto"/>
+              <w:jc w:val="left"/>
+              <w:rPr/>
+            </w:pPr>
+            <w:r>
+              <w:rPr>
+                <w:rFonts w:ascii="Consolas" w:cs="Consolas" w:eastAsia="Consolas" w:hAnsi="Consolas"/>
+                <w:color w:val="71b52d"/>
+                <w:rtl w:val="0"/>
+              </w:rPr>
+              <w:t xml:space="preserve">cargo new proyecto</w:t>
+            </w:r>
+            <w:r>
+              <w:rPr>
+                <w:rtl w:val="0"/>
+              </w:rPr>
+            </w:r>
+          </w:p>
+          <w:p>
+            <w:pPr>
+              <w:keepNext w:val="0"/>
+              <w:keepLines w:val="0"/>
+              <w:pageBreakBefore w:val="0"/>
+              <w:widowControl w:val="0"/>
+              <w:numPr>
+                <w:ilvl w:val="0"/>
+                <w:numId w:val="2"/>
+              </w:numPr>
+              <w:pBdr>
+                <w:top w:space="0" w:sz="0" w:val="nil"/>
+                <w:left w:space="0" w:sz="0" w:val="nil"/>
+                <w:bottom w:space="0" w:sz="0" w:val="nil"/>
+                <w:right w:space="0" w:sz="0" w:val="nil"/>
+                <w:between w:space="0" w:sz="0" w:val="nil"/>
+              </w:pBdr>
+              <w:shd w:fill="auto" w:val="clear"/>
+              <w:spacing w:after="0" w:before="0" w:line="240" w:lineRule="auto"/>
+              <w:ind w:right="0" w:firstLine="360"/>
+              <w:jc w:val="left"/>
+              <w:rPr>
+                <w:u w:val="none"/>
+              </w:rPr>
+            </w:pPr>
+            <w:r>
+              <w:rPr>
+                <w:rtl w:val="0"/>
+              </w:rPr>
+              <w:t xml:space="preserve">Conoce la existencia del </w:t>
+            </w:r>
+            <w:r>
+              <w:rPr>
+                <w:b w:val="1"/>
+                <w:bCs w:val="1"/>
+                <w:rtl w:val="0"/>
+              </w:rPr>
+              <w:t xml:space="preserve">crate</w:t>
+            </w:r>
+            <w:r>
+              <w:rPr>
+                <w:rtl w:val="0"/>
+              </w:rPr>
+              <w:t xml:space="preserve"> </w:t>
+            </w:r>
+            <w:r>
+              <w:rPr>
+                <w:b w:val="1"/>
+                <w:bCs w:val="1"/>
+                <w:rtl w:val="0"/>
+              </w:rPr>
+              <w:t xml:space="preserve">rmetal</w:t>
+            </w:r>
+            <w:r>
+              <w:rPr>
+                <w:rtl w:val="0"/>
+              </w:rPr>
+              <w:t xml:space="preserve">.</w:t>
+            </w:r>
+          </w:p>
+        </w:tc>
+      </w:tr>
+      <w:tr>
+        <w:trPr>
+          <w:cantSplit w:val="0"/>
+          <w:trHeight w:val="420" w:hRule="atLeast"/>
+          <w:tblHeader w:val="0"/>
+        </w:trPr>
+        <w:tc>
+          <w:tcPr>
+            <w:shd w:fill="auto" w:val="clear"/>
+            <w:tcMar>
+              <w:top w:w="100.0" w:type="dxa"/>
+              <w:left w:w="100.0" w:type="dxa"/>
+              <w:bottom w:w="100.0" w:type="dxa"/>
+              <w:right w:w="100.0" w:type="dxa"/>
+            </w:tcMar>
+            <w:vAlign w:val="top"/>
+          </w:tcPr>
+          <w:p>
+            <w:pPr>
+              <w:keepNext w:val="0"/>
+              <w:keepLines w:val="0"/>
+              <w:pageBreakBefore w:val="0"/>
+              <w:widowControl w:val="0"/>
+              <w:pBdr>
+                <w:top w:space="0" w:sz="0" w:val="nil"/>
+                <w:left w:space="0" w:sz="0" w:val="nil"/>
+                <w:bottom w:space="0" w:sz="0" w:val="nil"/>
+                <w:right w:space="0" w:sz="0" w:val="nil"/>
+                <w:between w:space="0" w:sz="0" w:val="nil"/>
+              </w:pBdr>
+              <w:shd w:fill="auto" w:val="clear"/>
+              <w:spacing w:after="0" w:before="0" w:line="240" w:lineRule="auto"/>
+              <w:ind w:left="0" w:right="0" w:firstLine="0"/>
+              <w:jc w:val="left"/>
+              <w:rPr/>
+            </w:pPr>
+            <w:r>
+              <w:rPr>
+                <w:rtl w:val="0"/>
+              </w:rPr>
+              <w:t xml:space="preserve">Post</w:t>
+            </w:r>
+          </w:p>
+          <w:p>
+            <w:pPr>
+              <w:keepNext w:val="0"/>
+              <w:keepLines w:val="0"/>
+              <w:pageBreakBefore w:val="0"/>
+              <w:widowControl w:val="0"/>
+              <w:pBdr>
+                <w:top w:space="0" w:sz="0" w:val="nil"/>
+                <w:left w:space="0" w:sz="0" w:val="nil"/>
+                <w:bottom w:space="0" w:sz="0" w:val="nil"/>
+                <w:right w:space="0" w:sz="0" w:val="nil"/>
+                <w:between w:space="0" w:sz="0" w:val="nil"/>
+              </w:pBdr>
+              <w:shd w:fill="auto" w:val="clear"/>
+              <w:spacing w:after="0" w:before="0" w:line="240" w:lineRule="auto"/>
+              <w:ind w:left="0" w:right="0" w:firstLine="0"/>
+              <w:jc w:val="left"/>
+              <w:rPr/>
+            </w:pPr>
+            <w:r>
+              <w:rPr>
+                <w:rtl w:val="0"/>
+              </w:rPr>
+              <w:t xml:space="preserve">condiciones</w:t>
+            </w:r>
+          </w:p>
+        </w:tc>
+        <w:tc>
+          <w:tcPr>
+            <w:gridSpan w:val="2"/>
+            <w:shd w:fill="auto" w:val="clear"/>
+            <w:tcMar>
+              <w:top w:w="100.0" w:type="dxa"/>
+              <w:left w:w="100.0" w:type="dxa"/>
+              <w:bottom w:w="100.0" w:type="dxa"/>
+              <w:right w:w="100.0" w:type="dxa"/>
+            </w:tcMar>
+            <w:vAlign w:val="top"/>
+          </w:tcPr>
+          <w:p>
+            <w:pPr>
+              <w:widowControl w:val="0"/>
+              <w:numPr>
+                <w:ilvl w:val="0"/>
+                <w:numId w:val="3"/>
+              </w:numPr>
+              <w:spacing w:line="240" w:lineRule="auto"/>
+              <w:ind w:firstLine="360"/>
+              <w:jc w:val="left"/>
+              <w:rPr>
+                <w:u w:val="none"/>
+              </w:rPr>
+            </w:pPr>
+            <w:r>
+              <w:rPr>
+                <w:rtl w:val="0"/>
+              </w:rPr>
+              <w:t xml:space="preserve">El algoritmo metaheurístico está integrado en el proyecto.</w:t>
+            </w:r>
+          </w:p>
+          <w:p>
+            <w:pPr>
+              <w:widowControl w:val="0"/>
+              <w:numPr>
+                <w:ilvl w:val="0"/>
+                <w:numId w:val="3"/>
+              </w:numPr>
+              <w:spacing w:line="240" w:lineRule="auto"/>
+              <w:ind w:firstLine="360"/>
+              <w:jc w:val="left"/>
+              <w:rPr>
+                <w:u w:val="none"/>
+              </w:rPr>
+            </w:pPr>
+            <w:r>
+              <w:rPr>
+                <w:rtl w:val="0"/>
+              </w:rPr>
+              <w:t xml:space="preserve">El proyecto compila correctamente.</w:t>
+            </w:r>
+          </w:p>
+          <w:p>
+            <w:pPr>
+              <w:keepNext w:val="0"/>
+              <w:keepLines w:val="0"/>
+              <w:pageBreakBefore w:val="0"/>
+              <w:widowControl w:val="0"/>
+              <w:numPr>
+                <w:ilvl w:val="0"/>
+                <w:numId w:val="3"/>
+              </w:numPr>
+              <w:pBdr>
+                <w:top w:space="0" w:sz="0" w:val="nil"/>
+                <w:left w:space="0" w:sz="0" w:val="nil"/>
+                <w:bottom w:space="0" w:sz="0" w:val="nil"/>
+                <w:right w:space="0" w:sz="0" w:val="nil"/>
+                <w:between w:space="0" w:sz="0" w:val="nil"/>
+              </w:pBdr>
+              <w:shd w:fill="auto" w:val="clear"/>
+              <w:spacing w:after="0" w:before="0" w:line="240" w:lineRule="auto"/>
+              <w:ind w:right="0" w:firstLine="360"/>
+              <w:jc w:val="left"/>
+              <w:rPr>
+                <w:u w:val="none"/>
+              </w:rPr>
+            </w:pPr>
+            <w:r>
+              <w:rPr>
+                <w:rtl w:val="0"/>
+              </w:rPr>
+              <w:t xml:space="preserve">El sistema es capaz de arrojar una solución optimizada al problema del desarrollador.</w:t>
+            </w:r>
+          </w:p>
+        </w:tc>
+      </w:tr>
+      <w:tr>
+        <w:trPr>
+          <w:cantSplit w:val="0"/>
+          <w:trHeight w:val="420" w:hRule="atLeast"/>
+          <w:tblHeader w:val="0"/>
+        </w:trPr>
+        <w:tc>
+          <w:tcPr>
+            <w:vMerge w:val="restart"/>
+            <w:shd w:fill="auto" w:val="clear"/>
+            <w:tcMar>
+              <w:top w:w="100.0" w:type="dxa"/>
+              <w:left w:w="100.0" w:type="dxa"/>
+              <w:bottom w:w="100.0" w:type="dxa"/>
+              <w:right w:w="100.0" w:type="dxa"/>
+            </w:tcMar>
+            <w:vAlign w:val="top"/>
+          </w:tcPr>
+          <w:p>
+            <w:pPr>
+              <w:keepNext w:val="0"/>
+              <w:keepLines w:val="0"/>
+              <w:pageBreakBefore w:val="0"/>
+              <w:widowControl w:val="0"/>
+              <w:pBdr>
+                <w:top w:space="0" w:sz="0" w:val="nil"/>
+                <w:left w:space="0" w:sz="0" w:val="nil"/>
+                <w:bottom w:space="0" w:sz="0" w:val="nil"/>
+                <w:right w:space="0" w:sz="0" w:val="nil"/>
+                <w:between w:space="0" w:sz="0" w:val="nil"/>
+              </w:pBdr>
+              <w:shd w:fill="auto" w:val="clear"/>
+              <w:spacing w:after="0" w:before="0" w:line="240" w:lineRule="auto"/>
+              <w:ind w:left="0" w:right="0" w:firstLine="0"/>
+              <w:jc w:val="left"/>
+              <w:rPr/>
+            </w:pPr>
+            <w:r>
+              <w:rPr>
+                <w:rtl w:val="0"/>
+              </w:rPr>
+              <w:t xml:space="preserve">Secuencia </w:t>
+            </w:r>
+          </w:p>
+        </w:tc>
+        <w:tc>
+          <w:tcPr>
+            <w:shd w:fill="auto" w:val="clear"/>
+            <w:tcMar>
+              <w:top w:w="100.0" w:type="dxa"/>
+              <w:left w:w="100.0" w:type="dxa"/>
+              <w:bottom w:w="100.0" w:type="dxa"/>
+              <w:right w:w="100.0" w:type="dxa"/>
+            </w:tcMar>
+            <w:vAlign w:val="top"/>
+          </w:tcPr>
+          <w:p>
+            <w:pPr>
+              <w:keepNext w:val="0"/>
+              <w:keepLines w:val="0"/>
+              <w:pageBreakBefore w:val="0"/>
+              <w:widowControl w:val="0"/>
+              <w:pBdr>
+                <w:top w:space="0" w:sz="0" w:val="nil"/>
+                <w:left w:space="0" w:sz="0" w:val="nil"/>
+                <w:bottom w:space="0" w:sz="0" w:val="nil"/>
+                <w:right w:space="0" w:sz="0" w:val="nil"/>
+                <w:between w:space="0" w:sz="0" w:val="nil"/>
+              </w:pBdr>
+              <w:shd w:fill="auto" w:val="clear"/>
+              <w:spacing w:after="0" w:before="0" w:line="240" w:lineRule="auto"/>
+              <w:ind w:left="0" w:right="0" w:firstLine="0"/>
+              <w:jc w:val="left"/>
+              <w:rPr/>
+            </w:pPr>
+            <w:r>
+              <w:rPr>
+                <w:rtl w:val="0"/>
+              </w:rPr>
+              <w:t xml:space="preserve">#</w:t>
+            </w:r>
+          </w:p>
+        </w:tc>
+        <w:tc>
+          <w:tcPr>
+            <w:shd w:fill="auto" w:val="clear"/>
+            <w:tcMar>
+              <w:top w:w="100.0" w:type="dxa"/>
+              <w:left w:w="100.0" w:type="dxa"/>
+              <w:bottom w:w="100.0" w:type="dxa"/>
+              <w:right w:w="100.0" w:type="dxa"/>
+            </w:tcMar>
+            <w:vAlign w:val="top"/>
+          </w:tcPr>
+          <w:p>
+            <w:pPr>
+              <w:keepNext w:val="0"/>
+              <w:keepLines w:val="0"/>
+              <w:pageBreakBefore w:val="0"/>
+              <w:widowControl w:val="0"/>
+              <w:pBdr>
+                <w:top w:space="0" w:sz="0" w:val="nil"/>
+                <w:left w:space="0" w:sz="0" w:val="nil"/>
+                <w:bottom w:space="0" w:sz="0" w:val="nil"/>
+                <w:right w:space="0" w:sz="0" w:val="nil"/>
+                <w:between w:space="0" w:sz="0" w:val="nil"/>
+              </w:pBdr>
+              <w:shd w:fill="auto" w:val="clear"/>
+              <w:spacing w:after="0" w:before="0" w:line="240" w:lineRule="auto"/>
+              <w:ind w:left="0" w:right="0" w:firstLine="0"/>
+              <w:jc w:val="left"/>
+              <w:rPr/>
+            </w:pPr>
+            <w:r>
+              <w:rPr>
+                <w:rtl w:val="0"/>
+              </w:rPr>
+              <w:t xml:space="preserve">Acción (Actor)</w:t>
+            </w:r>
+          </w:p>
+        </w:tc>
+      </w:tr>
+      <w:tr>
+        <w:trPr>
+          <w:cantSplit w:val="0"/>
+          <w:trHeight w:val="420" w:hRule="atLeast"/>
+          <w:tblHeader w:val="0"/>
+        </w:trPr>
+        <w:tc>
+          <w:tcPr>
+            <w:vMerge w:val="continue"/>
+            <w:shd w:fill="auto" w:val="clear"/>
+            <w:tcMar>
+              <w:top w:w="100.0" w:type="dxa"/>
+              <w:left w:w="100.0" w:type="dxa"/>
+              <w:bottom w:w="100.0" w:type="dxa"/>
+              <w:right w:w="100.0" w:type="dxa"/>
+            </w:tcMar>
+            <w:vAlign w:val="top"/>
+          </w:tcPr>
+          <w:p>
+            <w:pPr>
+              <w:keepNext w:val="0"/>
+              <w:keepLines w:val="0"/>
+              <w:pageBreakBefore w:val="0"/>
+              <w:widowControl w:val="0"/>
+              <w:pBdr>
+                <w:top w:space="0" w:sz="0" w:val="nil"/>
+                <w:left w:space="0" w:sz="0" w:val="nil"/>
+                <w:bottom w:space="0" w:sz="0" w:val="nil"/>
+                <w:right w:space="0" w:sz="0" w:val="nil"/>
+                <w:between w:space="0" w:sz="0" w:val="nil"/>
+              </w:pBdr>
+              <w:shd w:fill="auto" w:val="clear"/>
+              <w:spacing w:after="0" w:before="0" w:line="240" w:lineRule="auto"/>
+              <w:ind w:left="0" w:right="0" w:firstLine="0"/>
+              <w:jc w:val="left"/>
+              <w:rPr/>
+            </w:pPr>
+            <w:r>
+              <w:rPr>
+                <w:rtl w:val="0"/>
+              </w:rPr>
+            </w:r>
+          </w:p>
+        </w:tc>
+        <w:tc>
+          <w:tcPr>
+            <w:shd w:fill="auto" w:val="clear"/>
+            <w:tcMar>
+              <w:top w:w="100.0" w:type="dxa"/>
+              <w:left w:w="100.0" w:type="dxa"/>
+              <w:bottom w:w="100.0" w:type="dxa"/>
+              <w:right w:w="100.0" w:type="dxa"/>
+            </w:tcMar>
+            <w:vAlign w:val="top"/>
+          </w:tcPr>
+          <w:p>
+            <w:pPr>
+              <w:keepNext w:val="0"/>
+              <w:keepLines w:val="0"/>
+              <w:pageBreakBefore w:val="0"/>
+              <w:widowControl w:val="0"/>
+              <w:pBdr>
+                <w:top w:space="0" w:sz="0" w:val="nil"/>
+                <w:left w:space="0" w:sz="0" w:val="nil"/>
+                <w:bottom w:space="0" w:sz="0" w:val="nil"/>
+                <w:right w:space="0" w:sz="0" w:val="nil"/>
+                <w:between w:space="0" w:sz="0" w:val="nil"/>
+              </w:pBdr>
+              <w:shd w:fill="auto" w:val="clear"/>
+              <w:spacing w:after="0" w:before="0" w:line="240" w:lineRule="auto"/>
+              <w:ind w:left="0" w:right="0" w:firstLine="0"/>
+              <w:jc w:val="left"/>
+              <w:rPr/>
+            </w:pPr>
+            <w:r>
+              <w:rPr>
+                <w:rtl w:val="0"/>
+              </w:rPr>
+              <w:t xml:space="preserve">1</w:t>
+            </w:r>
+          </w:p>
+        </w:tc>
+        <w:tc>
+          <w:tcPr>
+            <w:shd w:fill="auto" w:val="clear"/>
+            <w:tcMar>
+              <w:top w:w="100.0" w:type="dxa"/>
+              <w:left w:w="100.0" w:type="dxa"/>
+              <w:bottom w:w="100.0" w:type="dxa"/>
+              <w:right w:w="100.0" w:type="dxa"/>
+            </w:tcMar>
+            <w:vAlign w:val="top"/>
+          </w:tcPr>
+          <w:p>
+            <w:pPr>
+              <w:keepNext w:val="0"/>
+              <w:keepLines w:val="0"/>
+              <w:pageBreakBefore w:val="0"/>
+              <w:widowControl w:val="0"/>
+              <w:pBdr>
+                <w:top w:space="0" w:sz="0" w:val="nil"/>
+                <w:left w:space="0" w:sz="0" w:val="nil"/>
+                <w:bottom w:space="0" w:sz="0" w:val="nil"/>
+                <w:right w:space="0" w:sz="0" w:val="nil"/>
+                <w:between w:space="0" w:sz="0" w:val="nil"/>
+              </w:pBdr>
+              <w:shd w:fill="auto" w:val="clear"/>
+              <w:spacing w:after="0" w:before="0" w:line="240" w:lineRule="auto"/>
+              <w:ind w:left="0" w:right="0" w:firstLine="0"/>
+              <w:jc w:val="left"/>
+              <w:rPr/>
+            </w:pPr>
+            <w:r>
+              <w:rPr>
+                <w:rtl w:val="0"/>
+              </w:rPr>
+              <w:t xml:space="preserve">Añade como dependencia el </w:t>
+            </w:r>
+            <w:r>
+              <w:rPr>
+                <w:rtl w:val="0"/>
+              </w:rPr>
+              <w:t xml:space="preserve">crate</w:t>
+            </w:r>
+            <w:r>
+              <w:rPr>
+                <w:rtl w:val="0"/>
+              </w:rPr>
+              <w:t xml:space="preserve"> rmetal.</w:t>
+            </w:r>
+          </w:p>
+          <w:p>
+            <w:pPr>
+              <w:widowControl w:val="0"/>
+              <w:spacing w:line="240" w:lineRule="auto"/>
+              <w:ind w:left="0" w:firstLine="0"/>
+              <w:jc w:val="left"/>
+              <w:rPr/>
+            </w:pPr>
+            <w:r>
+              <w:rPr>
+                <w:rFonts w:ascii="Consolas" w:cs="Consolas" w:eastAsia="Consolas" w:hAnsi="Consolas"/>
+                <w:color w:val="71b52d"/>
+                <w:rtl w:val="0"/>
+              </w:rPr>
+              <w:t xml:space="preserve">cargo add metaheuristics-nature</w:t>
+            </w:r>
+            <w:r>
+              <w:rPr>
+                <w:rtl w:val="0"/>
+              </w:rPr>
+            </w:r>
+          </w:p>
+        </w:tc>
+      </w:tr>
+      <w:tr>
+        <w:trPr>
+          <w:cantSplit w:val="0"/>
+          <w:trHeight w:val="420" w:hRule="atLeast"/>
+          <w:tblHeader w:val="0"/>
+        </w:trPr>
+        <w:tc>
+          <w:tcPr>
+            <w:vMerge w:val="continue"/>
+            <w:shd w:fill="auto" w:val="clear"/>
+            <w:tcMar>
+              <w:top w:w="100.0" w:type="dxa"/>
+              <w:left w:w="100.0" w:type="dxa"/>
+              <w:bottom w:w="100.0" w:type="dxa"/>
+              <w:right w:w="100.0" w:type="dxa"/>
+            </w:tcMar>
+            <w:vAlign w:val="top"/>
+          </w:tcPr>
+          <w:p>
+            <w:pPr>
+              <w:keepNext w:val="0"/>
+              <w:keepLines w:val="0"/>
+              <w:pageBreakBefore w:val="0"/>
+              <w:widowControl w:val="0"/>
+              <w:pBdr>
+                <w:top w:space="0" w:sz="0" w:val="nil"/>
+                <w:left w:space="0" w:sz="0" w:val="nil"/>
+                <w:bottom w:space="0" w:sz="0" w:val="nil"/>
+                <w:right w:space="0" w:sz="0" w:val="nil"/>
+                <w:between w:space="0" w:sz="0" w:val="nil"/>
+              </w:pBdr>
+              <w:shd w:fill="auto" w:val="clear"/>
+              <w:spacing w:after="0" w:before="0" w:line="240" w:lineRule="auto"/>
+              <w:ind w:left="0" w:right="0" w:firstLine="0"/>
+              <w:jc w:val="left"/>
+              <w:rPr/>
+            </w:pPr>
+            <w:r>
+              <w:rPr>
+                <w:rtl w:val="0"/>
+              </w:rPr>
+            </w:r>
+          </w:p>
+        </w:tc>
+        <w:tc>
+          <w:tcPr>
+            <w:shd w:fill="auto" w:val="clear"/>
+            <w:tcMar>
+              <w:top w:w="100.0" w:type="dxa"/>
+              <w:left w:w="100.0" w:type="dxa"/>
+              <w:bottom w:w="100.0" w:type="dxa"/>
+              <w:right w:w="100.0" w:type="dxa"/>
+            </w:tcMar>
+            <w:vAlign w:val="top"/>
+          </w:tcPr>
+          <w:p>
+            <w:pPr>
+              <w:keepNext w:val="0"/>
+              <w:keepLines w:val="0"/>
+              <w:pageBreakBefore w:val="0"/>
+              <w:widowControl w:val="0"/>
+              <w:pBdr>
+                <w:top w:space="0" w:sz="0" w:val="nil"/>
+                <w:left w:space="0" w:sz="0" w:val="nil"/>
+                <w:bottom w:space="0" w:sz="0" w:val="nil"/>
+                <w:right w:space="0" w:sz="0" w:val="nil"/>
+                <w:between w:space="0" w:sz="0" w:val="nil"/>
+              </w:pBdr>
+              <w:shd w:fill="auto" w:val="clear"/>
+              <w:spacing w:after="0" w:before="0" w:line="240" w:lineRule="auto"/>
+              <w:ind w:left="0" w:right="0" w:firstLine="0"/>
+              <w:jc w:val="left"/>
+              <w:rPr/>
+            </w:pPr>
+            <w:r>
+              <w:rPr>
+                <w:rtl w:val="0"/>
+              </w:rPr>
+              <w:t xml:space="preserve">2</w:t>
+            </w:r>
+          </w:p>
+        </w:tc>
+        <w:tc>
+          <w:tcPr>
+            <w:shd w:fill="auto" w:val="clear"/>
+            <w:tcMar>
+              <w:top w:w="100.0" w:type="dxa"/>
+              <w:left w:w="100.0" w:type="dxa"/>
+              <w:bottom w:w="100.0" w:type="dxa"/>
+              <w:right w:w="100.0" w:type="dxa"/>
+            </w:tcMar>
+            <w:vAlign w:val="top"/>
+          </w:tcPr>
+          <w:p>
+            <w:pPr>
+              <w:keepNext w:val="0"/>
+              <w:keepLines w:val="0"/>
+              <w:pageBreakBefore w:val="0"/>
+              <w:widowControl w:val="0"/>
+              <w:pBdr>
+                <w:top w:space="0" w:sz="0" w:val="nil"/>
+                <w:left w:space="0" w:sz="0" w:val="nil"/>
+                <w:bottom w:space="0" w:sz="0" w:val="nil"/>
+                <w:right w:space="0" w:sz="0" w:val="nil"/>
+                <w:between w:space="0" w:sz="0" w:val="nil"/>
+              </w:pBdr>
+              <w:shd w:fill="auto" w:val="clear"/>
+              <w:spacing w:after="0" w:before="0" w:line="240" w:lineRule="auto"/>
+              <w:ind w:left="0" w:right="0" w:firstLine="0"/>
+              <w:jc w:val="left"/>
+              <w:rPr/>
+            </w:pPr>
+            <w:r>
+              <w:rPr>
+                <w:rtl w:val="0"/>
+              </w:rPr>
+              <w:t xml:space="preserve">Importa la librería en su archivo fuente (ej. main.rs)</w:t>
+            </w:r>
+          </w:p>
+          <w:p>
+            <w:pPr>
+              <w:keepNext w:val="0"/>
+              <w:keepLines w:val="0"/>
+              <w:pageBreakBefore w:val="0"/>
+              <w:widowControl w:val="0"/>
+              <w:pBdr>
+                <w:top w:space="0" w:sz="0" w:val="nil"/>
+                <w:left w:space="0" w:sz="0" w:val="nil"/>
+                <w:bottom w:space="0" w:sz="0" w:val="nil"/>
+                <w:right w:space="0" w:sz="0" w:val="nil"/>
+                <w:between w:space="0" w:sz="0" w:val="nil"/>
+              </w:pBdr>
+              <w:shd w:fill="auto" w:val="clear"/>
+              <w:spacing w:after="0" w:before="0" w:line="240" w:lineRule="auto"/>
+              <w:ind w:left="0" w:right="0" w:firstLine="0"/>
+              <w:jc w:val="left"/>
+              <w:rPr/>
+            </w:pPr>
+            <w:r>
+              <w:rPr>
+                <w:rFonts w:ascii="Consolas" w:cs="Consolas" w:eastAsia="Consolas" w:hAnsi="Consolas"/>
+                <w:color w:val="71b52d"/>
+                <w:rtl w:val="0"/>
+              </w:rPr>
+              <w:t xml:space="preserve">use</w:t>
+            </w:r>
+            <w:r>
+              <w:rPr>
+                <w:rFonts w:ascii="Consolas" w:cs="Consolas" w:eastAsia="Consolas" w:hAnsi="Consolas"/>
+                <w:color w:val="71b52d"/>
+                <w:rtl w:val="0"/>
+              </w:rPr>
+              <w:t xml:space="preserve"> rmetal::*;</w:t>
+            </w:r>
+            <w:r>
+              <w:rPr>
+                <w:rtl w:val="0"/>
+              </w:rPr>
+            </w:r>
+          </w:p>
+        </w:tc>
+      </w:tr>
+      <w:tr>
+        <w:trPr>
+          <w:cantSplit w:val="0"/>
+          <w:trHeight w:val="420" w:hRule="atLeast"/>
+          <w:tblHeader w:val="0"/>
+        </w:trPr>
+        <w:tc>
+          <w:tcPr>
+            <w:vMerge w:val="continue"/>
+            <w:shd w:fill="auto" w:val="clear"/>
+            <w:tcMar>
+              <w:top w:w="100.0" w:type="dxa"/>
+              <w:left w:w="100.0" w:type="dxa"/>
+              <w:bottom w:w="100.0" w:type="dxa"/>
+              <w:right w:w="100.0" w:type="dxa"/>
+            </w:tcMar>
+            <w:vAlign w:val="top"/>
+          </w:tcPr>
+          <w:p>
+            <w:pPr>
+              <w:keepNext w:val="0"/>
+              <w:keepLines w:val="0"/>
+              <w:pageBreakBefore w:val="0"/>
+              <w:widowControl w:val="0"/>
+              <w:pBdr>
+                <w:top w:space="0" w:sz="0" w:val="nil"/>
+                <w:left w:space="0" w:sz="0" w:val="nil"/>
+                <w:bottom w:space="0" w:sz="0" w:val="nil"/>
+                <w:right w:space="0" w:sz="0" w:val="nil"/>
+                <w:between w:space="0" w:sz="0" w:val="nil"/>
+              </w:pBdr>
+              <w:shd w:fill="auto" w:val="clear"/>
+              <w:spacing w:after="0" w:before="0" w:line="240" w:lineRule="auto"/>
+              <w:ind w:left="0" w:right="0" w:firstLine="0"/>
+              <w:jc w:val="left"/>
+              <w:rPr/>
+            </w:pPr>
+            <w:r>
+              <w:rPr>
+                <w:rtl w:val="0"/>
+              </w:rPr>
+            </w:r>
+          </w:p>
+        </w:tc>
+        <w:tc>
+          <w:tcPr>
+            <w:shd w:fill="auto" w:val="clear"/>
+            <w:tcMar>
+              <w:top w:w="100.0" w:type="dxa"/>
+              <w:left w:w="100.0" w:type="dxa"/>
+              <w:bottom w:w="100.0" w:type="dxa"/>
+              <w:right w:w="100.0" w:type="dxa"/>
+            </w:tcMar>
+            <w:vAlign w:val="top"/>
+          </w:tcPr>
+          <w:p>
+            <w:pPr>
+              <w:widowControl w:val="0"/>
+              <w:spacing w:line="240" w:lineRule="auto"/>
+              <w:ind w:left="0" w:firstLine="0"/>
+              <w:jc w:val="left"/>
+              <w:rPr/>
+            </w:pPr>
+            <w:r>
+              <w:rPr>
+                <w:rtl w:val="0"/>
+              </w:rPr>
+              <w:t xml:space="preserve">3</w:t>
+            </w:r>
+          </w:p>
+        </w:tc>
+        <w:tc>
+          <w:tcPr>
+            <w:shd w:fill="auto" w:val="clear"/>
+            <w:tcMar>
+              <w:top w:w="100.0" w:type="dxa"/>
+              <w:left w:w="100.0" w:type="dxa"/>
+              <w:bottom w:w="100.0" w:type="dxa"/>
+              <w:right w:w="100.0" w:type="dxa"/>
+            </w:tcMar>
+            <w:vAlign w:val="top"/>
+          </w:tcPr>
+          <w:p>
+            <w:pPr>
+              <w:widowControl w:val="0"/>
+              <w:spacing w:line="240" w:lineRule="auto"/>
+              <w:ind w:left="0" w:firstLine="0"/>
+              <w:jc w:val="left"/>
+              <w:rPr/>
+            </w:pPr>
+            <w:r>
+              <w:rPr>
+                <w:rtl w:val="0"/>
+              </w:rPr>
+              <w:t xml:space="preserve">Configura el tipo de problema y de algoritmo que más encaja con </w:t>
+            </w:r>
+            <w:r>
+              <w:rPr>
+                <w:rtl w:val="0"/>
+              </w:rPr>
+              <w:t xml:space="preserve">su caso</w:t>
+            </w:r>
+            <w:r>
+              <w:rPr>
+                <w:rtl w:val="0"/>
+              </w:rPr>
+              <w:t xml:space="preserve">. </w:t>
+            </w:r>
+          </w:p>
+        </w:tc>
+      </w:tr>
+      <w:tr>
+        <w:trPr>
+          <w:cantSplit w:val="0"/>
+          <w:trHeight w:val="420" w:hRule="atLeast"/>
+          <w:tblHeader w:val="0"/>
+        </w:trPr>
+        <w:tc>
+          <w:tcPr>
+            <w:vMerge w:val="continue"/>
+            <w:shd w:fill="auto" w:val="clear"/>
+            <w:tcMar>
+              <w:top w:w="100.0" w:type="dxa"/>
+              <w:left w:w="100.0" w:type="dxa"/>
+              <w:bottom w:w="100.0" w:type="dxa"/>
+              <w:right w:w="100.0" w:type="dxa"/>
+            </w:tcMar>
+            <w:vAlign w:val="top"/>
+          </w:tcPr>
+          <w:p>
+            <w:pPr>
+              <w:keepNext w:val="0"/>
+              <w:keepLines w:val="0"/>
+              <w:pageBreakBefore w:val="0"/>
+              <w:widowControl w:val="0"/>
+              <w:pBdr>
+                <w:top w:space="0" w:sz="0" w:val="nil"/>
+                <w:left w:space="0" w:sz="0" w:val="nil"/>
+                <w:bottom w:space="0" w:sz="0" w:val="nil"/>
+                <w:right w:space="0" w:sz="0" w:val="nil"/>
+                <w:between w:space="0" w:sz="0" w:val="nil"/>
+              </w:pBdr>
+              <w:shd w:fill="auto" w:val="clear"/>
+              <w:spacing w:after="0" w:before="0" w:line="240" w:lineRule="auto"/>
+              <w:ind w:left="0" w:right="0" w:firstLine="0"/>
+              <w:jc w:val="left"/>
+              <w:rPr/>
+            </w:pPr>
+            <w:r>
+              <w:rPr>
+                <w:rtl w:val="0"/>
+              </w:rPr>
+            </w:r>
+          </w:p>
+        </w:tc>
+        <w:tc>
+          <w:tcPr>
+            <w:shd w:fill="auto" w:val="clear"/>
+            <w:tcMar>
+              <w:top w:w="100.0" w:type="dxa"/>
+              <w:left w:w="100.0" w:type="dxa"/>
+              <w:bottom w:w="100.0" w:type="dxa"/>
+              <w:right w:w="100.0" w:type="dxa"/>
+            </w:tcMar>
+            <w:vAlign w:val="top"/>
+          </w:tcPr>
+          <w:p>
+            <w:pPr>
+              <w:widowControl w:val="0"/>
+              <w:spacing w:line="240" w:lineRule="auto"/>
+              <w:ind w:left="0" w:firstLine="0"/>
+              <w:jc w:val="left"/>
+              <w:rPr/>
+            </w:pPr>
+            <w:r>
+              <w:rPr>
+                <w:rtl w:val="0"/>
+              </w:rPr>
+              <w:t xml:space="preserve">4</w:t>
+            </w:r>
+          </w:p>
+        </w:tc>
+        <w:tc>
+          <w:tcPr>
+            <w:shd w:fill="auto" w:val="clear"/>
+            <w:tcMar>
+              <w:top w:w="100.0" w:type="dxa"/>
+              <w:left w:w="100.0" w:type="dxa"/>
+              <w:bottom w:w="100.0" w:type="dxa"/>
+              <w:right w:w="100.0" w:type="dxa"/>
+            </w:tcMar>
+            <w:vAlign w:val="top"/>
+          </w:tcPr>
+          <w:p>
+            <w:pPr>
+              <w:widowControl w:val="0"/>
+              <w:spacing w:line="240" w:lineRule="auto"/>
+              <w:ind w:left="0" w:firstLine="0"/>
+              <w:jc w:val="left"/>
+              <w:rPr/>
+            </w:pPr>
+            <w:r>
+              <w:rPr>
+                <w:rtl w:val="0"/>
+              </w:rPr>
+              <w:t xml:space="preserve">Modifica los parámetros de estos para su caso particular.</w:t>
+            </w:r>
+          </w:p>
+        </w:tc>
+      </w:tr>
+      <w:tr>
+        <w:trPr>
+          <w:cantSplit w:val="0"/>
+          <w:trHeight w:val="420" w:hRule="atLeast"/>
+          <w:tblHeader w:val="0"/>
+        </w:trPr>
+        <w:tc>
+          <w:tcPr>
+            <w:vMerge w:val="continue"/>
+            <w:shd w:fill="auto" w:val="clear"/>
+            <w:tcMar>
+              <w:top w:w="100.0" w:type="dxa"/>
+              <w:left w:w="100.0" w:type="dxa"/>
+              <w:bottom w:w="100.0" w:type="dxa"/>
+              <w:right w:w="100.0" w:type="dxa"/>
+            </w:tcMar>
+            <w:vAlign w:val="top"/>
+          </w:tcPr>
+          <w:p>
+            <w:pPr>
+              <w:keepNext w:val="0"/>
+              <w:keepLines w:val="0"/>
+              <w:pageBreakBefore w:val="0"/>
+              <w:widowControl w:val="0"/>
+              <w:pBdr>
+                <w:top w:space="0" w:sz="0" w:val="nil"/>
+                <w:left w:space="0" w:sz="0" w:val="nil"/>
+                <w:bottom w:space="0" w:sz="0" w:val="nil"/>
+                <w:right w:space="0" w:sz="0" w:val="nil"/>
+                <w:between w:space="0" w:sz="0" w:val="nil"/>
+              </w:pBdr>
+              <w:shd w:fill="auto" w:val="clear"/>
+              <w:spacing w:after="0" w:before="0" w:line="240" w:lineRule="auto"/>
+              <w:ind w:left="0" w:right="0" w:firstLine="0"/>
+              <w:jc w:val="left"/>
+              <w:rPr/>
+            </w:pPr>
+            <w:r>
+              <w:rPr>
+                <w:rtl w:val="0"/>
+              </w:rPr>
+            </w:r>
+          </w:p>
+        </w:tc>
+        <w:tc>
+          <w:tcPr>
+            <w:shd w:fill="auto" w:val="clear"/>
+            <w:tcMar>
+              <w:top w:w="100.0" w:type="dxa"/>
+              <w:left w:w="100.0" w:type="dxa"/>
+              <w:bottom w:w="100.0" w:type="dxa"/>
+              <w:right w:w="100.0" w:type="dxa"/>
+            </w:tcMar>
+            <w:vAlign w:val="top"/>
+          </w:tcPr>
+          <w:p>
+            <w:pPr>
+              <w:keepNext w:val="0"/>
+              <w:keepLines w:val="0"/>
+              <w:pageBreakBefore w:val="0"/>
+              <w:widowControl w:val="0"/>
+              <w:pBdr>
+                <w:top w:space="0" w:sz="0" w:val="nil"/>
+                <w:left w:space="0" w:sz="0" w:val="nil"/>
+                <w:bottom w:space="0" w:sz="0" w:val="nil"/>
+                <w:right w:space="0" w:sz="0" w:val="nil"/>
+                <w:between w:space="0" w:sz="0" w:val="nil"/>
+              </w:pBdr>
+              <w:shd w:fill="auto" w:val="clear"/>
+              <w:spacing w:after="0" w:before="0" w:line="240" w:lineRule="auto"/>
+              <w:ind w:left="0" w:right="0" w:firstLine="0"/>
+              <w:jc w:val="left"/>
+              <w:rPr/>
+            </w:pPr>
+            <w:r>
+              <w:rPr>
+                <w:rtl w:val="0"/>
+              </w:rPr>
+              <w:t xml:space="preserve">5</w:t>
+            </w:r>
+          </w:p>
+        </w:tc>
+        <w:tc>
+          <w:tcPr>
+            <w:shd w:fill="auto" w:val="clear"/>
+            <w:tcMar>
+              <w:top w:w="100.0" w:type="dxa"/>
+              <w:left w:w="100.0" w:type="dxa"/>
+              <w:bottom w:w="100.0" w:type="dxa"/>
+              <w:right w:w="100.0" w:type="dxa"/>
+            </w:tcMar>
+            <w:vAlign w:val="top"/>
+          </w:tcPr>
+          <w:p>
+            <w:pPr>
+              <w:keepNext w:val="0"/>
+              <w:keepLines w:val="0"/>
+              <w:pageBreakBefore w:val="0"/>
+              <w:widowControl w:val="0"/>
+              <w:pBdr>
+                <w:top w:space="0" w:sz="0" w:val="nil"/>
+                <w:left w:space="0" w:sz="0" w:val="nil"/>
+                <w:bottom w:space="0" w:sz="0" w:val="nil"/>
+                <w:right w:space="0" w:sz="0" w:val="nil"/>
+                <w:between w:space="0" w:sz="0" w:val="nil"/>
+              </w:pBdr>
+              <w:shd w:fill="auto" w:val="clear"/>
+              <w:spacing w:after="0" w:before="0" w:line="240" w:lineRule="auto"/>
+              <w:ind w:left="0" w:right="0" w:firstLine="0"/>
+              <w:jc w:val="left"/>
+              <w:rPr/>
+            </w:pPr>
+            <w:r>
+              <w:rPr>
+                <w:rtl w:val="0"/>
+              </w:rPr>
+              <w:t xml:space="preserve">Construye y ejecuta el proyecto</w:t>
+            </w:r>
+          </w:p>
+        </w:tc>
+      </w:tr>
+    </w:tbl>
+    <w:p>
+      <w:pPr>
+        <w:ind w:left="0" w:firstLine="0"/>
+        <w:rPr/>
+      </w:pPr>
+      <w:r>
+        <w:rPr>
+          <w:rtl w:val="0"/>
+        </w:rPr>
+      </w:r>
+    </w:p>
+    <w:p>
+      <w:pPr>
+        <w:ind w:left="0" w:firstLine="0"/>
+        <w:rPr/>
+      </w:pPr>
+      <w:r>
+        <w:rPr>
+          <w:rtl w:val="0"/>
+        </w:rPr>
+      </w:r>
+    </w:p>
+    <w:p>
+      <w:pPr>
+        <w:ind w:left="0" w:firstLine="0"/>
+        <w:rPr/>
+      </w:pPr>
+      <w:r>
+        <w:rPr>
+          <w:rtl w:val="0"/>
+        </w:rPr>
+      </w:r>
+    </w:p>
+    <w:p>
+      <w:pPr>
+        <w:pStyle w:val="Heading2"/>
+        <w:rPr/>
+      </w:pPr>
+      <w:bookmarkStart w:colFirst="0" w:colLast="0" w:name="_ucnyttgxsjpm" w:id="29"/>
+      <w:bookmarkEnd w:id="29"/>
+      <w:r>
+        <w:rPr>
+          <w:rtl w:val="0"/>
+        </w:rPr>
+        <w:t xml:space="preserve">CU2: Extensión de la biblioteca</w:t>
+      </w:r>
+    </w:p>
+    <w:p>
+      <w:pPr>
+        <w:rPr/>
+      </w:pPr>
+      <w:r>
+        <w:rPr>
+          <w:rtl w:val="0"/>
+        </w:rPr>
+      </w:r>
+    </w:p>
+    <w:tbl>
+      <w:tblPr>
+        <w:tblStyle w:val="Table2"/>
+        <w:tblW w:w="8295.0" w:type="dxa"/>
+        <w:jc w:val="left"/>
+        <w:tblInd w:w="720.0" w:type="dxa"/>
+        <w:tblBorders>
+          <w:top w:color="000000" w:space="0" w:sz="8" w:val="single"/>
+          <w:left w:color="000000" w:space="0" w:sz="8" w:val="single"/>
+          <w:bottom w:color="000000" w:space="0" w:sz="8" w:val="single"/>
+          <w:right w:color="000000" w:space="0" w:sz="8" w:val="single"/>
+          <w:insideH w:color="000000" w:space="0" w:sz="8" w:val="single"/>
+          <w:insideV w:color="000000" w:space="0" w:sz="8" w:val="single"/>
+        </w:tblBorders>
+        <w:tblLayout w:type="fixed"/>
+        <w:tblLook w:val="0600"/>
+      </w:tblPr>
+      <w:tblGrid>
+        <w:gridCol w:w="1575"/>
+        <w:gridCol w:w="165"/>
+        <w:gridCol w:w="255"/>
+        <w:gridCol w:w="105"/>
+        <w:gridCol w:w="4035"/>
+        <w:gridCol w:w="1080"/>
+        <w:gridCol w:w="1080"/>
+        <w:tblGridChange w:id="0">
+          <w:tblGrid>
+            <w:gridCol w:w="1575"/>
+            <w:gridCol w:w="165"/>
+            <w:gridCol w:w="255"/>
+            <w:gridCol w:w="105"/>
+            <w:gridCol w:w="4035"/>
+            <w:gridCol w:w="1080"/>
+            <w:gridCol w:w="1080"/>
+          </w:tblGrid>
+        </w:tblGridChange>
+      </w:tblGrid>
+      <w:tr>
+        <w:trPr>
+          <w:cantSplit w:val="0"/>
+          <w:trHeight w:val="420" w:hRule="atLeast"/>
+          <w:tblHeader w:val="0"/>
+        </w:trPr>
+        <w:tc>
+          <w:tcPr>
+            <w:shd w:fill="auto" w:val="clear"/>
+            <w:tcMar>
+              <w:top w:w="100.0" w:type="dxa"/>
+              <w:left w:w="100.0" w:type="dxa"/>
+              <w:bottom w:w="100.0" w:type="dxa"/>
+              <w:right w:w="100.0" w:type="dxa"/>
+            </w:tcMar>
+            <w:vAlign w:val="top"/>
+          </w:tcPr>
+          <w:p>
+            <w:pPr>
+              <w:widowControl w:val="0"/>
+              <w:spacing w:line="240" w:lineRule="auto"/>
+              <w:ind w:left="0" w:firstLine="0"/>
+              <w:jc w:val="left"/>
+              <w:rPr/>
+            </w:pPr>
+            <w:r>
+              <w:rPr>
+                <w:rtl w:val="0"/>
+              </w:rPr>
+              <w:t xml:space="preserve">CU2</w:t>
+            </w:r>
+          </w:p>
+        </w:tc>
+        <w:tc>
+          <w:tcPr>
+            <w:gridSpan w:val="6"/>
+            <w:shd w:fill="auto" w:val="clear"/>
+            <w:tcMar>
+              <w:top w:w="100.0" w:type="dxa"/>
+              <w:left w:w="100.0" w:type="dxa"/>
+              <w:bottom w:w="100.0" w:type="dxa"/>
+              <w:right w:w="100.0" w:type="dxa"/>
+            </w:tcMar>
+            <w:vAlign w:val="top"/>
+          </w:tcPr>
+          <w:p>
+            <w:pPr>
+              <w:widowControl w:val="0"/>
+              <w:spacing w:line="240" w:lineRule="auto"/>
+              <w:ind w:left="0" w:firstLine="0"/>
+              <w:jc w:val="left"/>
+              <w:rPr/>
+            </w:pPr>
+            <w:r>
+              <w:rPr>
+                <w:rtl w:val="0"/>
+              </w:rPr>
+              <w:t xml:space="preserve">Desarrollador quiere implementar por su cuenta un algoritmo de optimización metaheurístico en Rust, pero no quiero empezar de 0, por tanto usa la biblioteca rmetal que es extensible.</w:t>
+            </w:r>
+          </w:p>
+        </w:tc>
+      </w:tr>
+      <w:tr>
+        <w:trPr>
+          <w:cantSplit w:val="0"/>
+          <w:trHeight w:val="420" w:hRule="atLeast"/>
+          <w:tblHeader w:val="0"/>
+        </w:trPr>
+        <w:tc>
+          <w:tcPr>
+            <w:shd w:fill="auto" w:val="clear"/>
+            <w:tcMar>
+              <w:top w:w="100.0" w:type="dxa"/>
+              <w:left w:w="100.0" w:type="dxa"/>
+              <w:bottom w:w="100.0" w:type="dxa"/>
+              <w:right w:w="100.0" w:type="dxa"/>
+            </w:tcMar>
+            <w:vAlign w:val="top"/>
+          </w:tcPr>
+          <w:p>
+            <w:pPr>
+              <w:widowControl w:val="0"/>
+              <w:spacing w:line="240" w:lineRule="auto"/>
+              <w:ind w:left="0" w:firstLine="0"/>
+              <w:jc w:val="left"/>
+              <w:rPr/>
+            </w:pPr>
+            <w:r>
+              <w:rPr>
+                <w:rtl w:val="0"/>
+              </w:rPr>
+              <w:t xml:space="preserve">Actores</w:t>
+            </w:r>
+          </w:p>
+        </w:tc>
+        <w:tc>
+          <w:tcPr>
+            <w:gridSpan w:val="6"/>
+            <w:shd w:fill="auto" w:val="clear"/>
+            <w:tcMar>
+              <w:top w:w="100.0" w:type="dxa"/>
+              <w:left w:w="100.0" w:type="dxa"/>
+              <w:bottom w:w="100.0" w:type="dxa"/>
+              <w:right w:w="100.0" w:type="dxa"/>
+            </w:tcMar>
+            <w:vAlign w:val="top"/>
+          </w:tcPr>
+          <w:p>
+            <w:pPr>
+              <w:widowControl w:val="0"/>
+              <w:spacing w:line="240" w:lineRule="auto"/>
+              <w:ind w:left="0" w:firstLine="0"/>
+              <w:jc w:val="left"/>
+              <w:rPr/>
+            </w:pPr>
+            <w:r>
+              <w:rPr>
+                <w:rtl w:val="0"/>
+              </w:rPr>
+              <w:t xml:space="preserve">Desarrollador</w:t>
+            </w:r>
+          </w:p>
+        </w:tc>
+      </w:tr>
+      <w:tr>
+        <w:trPr>
+          <w:cantSplit w:val="0"/>
+          <w:trHeight w:val="420" w:hRule="atLeast"/>
+          <w:tblHeader w:val="0"/>
+        </w:trPr>
+        <w:tc>
+          <w:tcPr>
+            <w:shd w:fill="auto" w:val="clear"/>
+            <w:tcMar>
+              <w:top w:w="100.0" w:type="dxa"/>
+              <w:left w:w="100.0" w:type="dxa"/>
+              <w:bottom w:w="100.0" w:type="dxa"/>
+              <w:right w:w="100.0" w:type="dxa"/>
+            </w:tcMar>
+            <w:vAlign w:val="top"/>
+          </w:tcPr>
+          <w:p>
+            <w:pPr>
+              <w:widowControl w:val="0"/>
+              <w:spacing w:line="240" w:lineRule="auto"/>
+              <w:ind w:left="0" w:firstLine="0"/>
+              <w:jc w:val="left"/>
+              <w:rPr/>
+            </w:pPr>
+            <w:r>
+              <w:rPr>
+                <w:rtl w:val="0"/>
+              </w:rPr>
+              <w:t xml:space="preserve">Pre</w:t>
+            </w:r>
+          </w:p>
+          <w:p>
+            <w:pPr>
+              <w:widowControl w:val="0"/>
+              <w:spacing w:line="240" w:lineRule="auto"/>
+              <w:ind w:left="0" w:firstLine="0"/>
+              <w:jc w:val="left"/>
+              <w:rPr/>
+            </w:pPr>
+            <w:r>
+              <w:rPr>
+                <w:rtl w:val="0"/>
+              </w:rPr>
+              <w:t xml:space="preserve">condiciones</w:t>
+            </w:r>
+          </w:p>
+        </w:tc>
+        <w:tc>
+          <w:tcPr>
+            <w:gridSpan w:val="6"/>
+            <w:shd w:fill="auto" w:val="clear"/>
+            <w:tcMar>
+              <w:top w:w="100.0" w:type="dxa"/>
+              <w:left w:w="100.0" w:type="dxa"/>
+              <w:bottom w:w="100.0" w:type="dxa"/>
+              <w:right w:w="100.0" w:type="dxa"/>
+            </w:tcMar>
+            <w:vAlign w:val="top"/>
+          </w:tcPr>
+          <w:p>
+            <w:pPr>
+              <w:widowControl w:val="0"/>
+              <w:numPr>
+                <w:ilvl w:val="0"/>
+                <w:numId w:val="1"/>
+              </w:numPr>
+              <w:spacing w:line="240" w:lineRule="auto"/>
+              <w:ind w:firstLine="360"/>
+              <w:jc w:val="left"/>
+            </w:pPr>
+            <w:r>
+              <w:rPr>
+                <w:rtl w:val="0"/>
+              </w:rPr>
+              <w:t xml:space="preserve">Tiene instalado el toolchain de Rust (Rustc, Cargo).</w:t>
+            </w:r>
+          </w:p>
+          <w:p>
+            <w:pPr>
+              <w:widowControl w:val="0"/>
+              <w:numPr>
+                <w:ilvl w:val="0"/>
+                <w:numId w:val="1"/>
+              </w:numPr>
+              <w:spacing w:line="240" w:lineRule="auto"/>
+              <w:ind w:firstLine="360"/>
+              <w:jc w:val="left"/>
+              <w:rPr>
+                <w:u w:val="none"/>
+              </w:rPr>
+            </w:pPr>
+            <w:r>
+              <w:rPr>
+                <w:rtl w:val="0"/>
+              </w:rPr>
+              <w:t xml:space="preserve">El desarrollador tiene un producto/proyecto inicializado en Rust. (Puedes inicializarlo con el siguiente comando)</w:t>
+            </w:r>
+          </w:p>
+          <w:p>
+            <w:pPr>
+              <w:widowControl w:val="0"/>
+              <w:spacing w:line="240" w:lineRule="auto"/>
+              <w:jc w:val="left"/>
+              <w:rPr>
+                <w:rFonts w:ascii="Consolas" w:cs="Consolas" w:eastAsia="Consolas" w:hAnsi="Consolas"/>
+                <w:color w:val="71b52d"/>
+              </w:rPr>
+            </w:pPr>
+            <w:r>
+              <w:rPr>
+                <w:rFonts w:ascii="Consolas" w:cs="Consolas" w:eastAsia="Consolas" w:hAnsi="Consolas"/>
+                <w:color w:val="71b52d"/>
+                <w:rtl w:val="0"/>
+              </w:rPr>
+              <w:t xml:space="preserve">cargo new proyecto</w:t>
+            </w:r>
+          </w:p>
+          <w:p>
+            <w:pPr>
+              <w:numPr>
+                <w:ilvl w:val="0"/>
+                <w:numId w:val="1"/>
+              </w:numPr>
+              <w:spacing w:line="240" w:lineRule="auto"/>
+              <w:ind w:firstLine="360"/>
+              <w:rPr>
+                <w:u w:val="none"/>
+              </w:rPr>
+            </w:pPr>
+            <w:r>
+              <w:rPr>
+                <w:rtl w:val="0"/>
+              </w:rPr>
+              <w:t xml:space="preserve">Conoce la existencia del repositorio </w:t>
+            </w:r>
+            <w:r>
+              <w:rPr>
+                <w:b w:val="1"/>
+                <w:bCs w:val="1"/>
+                <w:rtl w:val="0"/>
+              </w:rPr>
+              <w:t xml:space="preserve">rmetal</w:t>
+            </w:r>
+            <w:r>
+              <w:rPr>
+                <w:rtl w:val="0"/>
+              </w:rPr>
+              <w:t xml:space="preserve"> en GitHub.</w:t>
+            </w:r>
+            <w:r>
+              <w:rPr>
+                <w:rtl w:val="0"/>
+              </w:rPr>
+            </w:r>
+          </w:p>
+        </w:tc>
+      </w:tr>
+      <w:tr>
+        <w:trPr>
+          <w:cantSplit w:val="0"/>
+          <w:trHeight w:val="420" w:hRule="atLeast"/>
+          <w:tblHeader w:val="0"/>
+        </w:trPr>
+        <w:tc>
+          <w:tcPr>
+            <w:shd w:fill="auto" w:val="clear"/>
+            <w:tcMar>
+              <w:top w:w="100.0" w:type="dxa"/>
+              <w:left w:w="100.0" w:type="dxa"/>
+              <w:bottom w:w="100.0" w:type="dxa"/>
+              <w:right w:w="100.0" w:type="dxa"/>
+            </w:tcMar>
+            <w:vAlign w:val="top"/>
+          </w:tcPr>
+          <w:p>
+            <w:pPr>
+              <w:widowControl w:val="0"/>
+              <w:spacing w:line="240" w:lineRule="auto"/>
+              <w:ind w:left="0" w:firstLine="0"/>
+              <w:jc w:val="left"/>
+              <w:rPr/>
+            </w:pPr>
+            <w:r>
+              <w:rPr>
+                <w:rtl w:val="0"/>
+              </w:rPr>
+              <w:t xml:space="preserve">Post</w:t>
+            </w:r>
+          </w:p>
+          <w:p>
+            <w:pPr>
+              <w:widowControl w:val="0"/>
+              <w:spacing w:line="240" w:lineRule="auto"/>
+              <w:ind w:left="0" w:firstLine="0"/>
+              <w:jc w:val="left"/>
+              <w:rPr/>
+            </w:pPr>
+            <w:r>
+              <w:rPr>
+                <w:rtl w:val="0"/>
+              </w:rPr>
+              <w:t xml:space="preserve">condiciones</w:t>
+            </w:r>
+          </w:p>
+        </w:tc>
+        <w:tc>
+          <w:tcPr>
+            <w:gridSpan w:val="6"/>
+            <w:shd w:fill="auto" w:val="clear"/>
+            <w:tcMar>
+              <w:top w:w="100.0" w:type="dxa"/>
+              <w:left w:w="100.0" w:type="dxa"/>
+              <w:bottom w:w="100.0" w:type="dxa"/>
+              <w:right w:w="100.0" w:type="dxa"/>
+            </w:tcMar>
+            <w:vAlign w:val="top"/>
+          </w:tcPr>
+          <w:p>
+            <w:pPr>
+              <w:widowControl w:val="0"/>
+              <w:numPr>
+                <w:ilvl w:val="0"/>
+                <w:numId w:val="4"/>
+              </w:numPr>
+              <w:spacing w:line="240" w:lineRule="auto"/>
+              <w:ind w:firstLine="360"/>
+              <w:jc w:val="left"/>
+              <w:rPr>
+                <w:u w:val="none"/>
+              </w:rPr>
+            </w:pPr>
+            <w:r>
+              <w:rPr>
+                <w:rtl w:val="0"/>
+              </w:rPr>
+              <w:t xml:space="preserve">El "Proyecto Principal" importa exitosamente la versión modificada de rmetal.</w:t>
+            </w:r>
+          </w:p>
+          <w:p>
+            <w:pPr>
+              <w:widowControl w:val="0"/>
+              <w:numPr>
+                <w:ilvl w:val="0"/>
+                <w:numId w:val="4"/>
+              </w:numPr>
+              <w:spacing w:line="240" w:lineRule="auto"/>
+              <w:ind w:firstLine="360"/>
+              <w:jc w:val="left"/>
+              <w:rPr>
+                <w:u w:val="none"/>
+              </w:rPr>
+            </w:pPr>
+            <w:r>
+              <w:rPr>
+                <w:rtl w:val="0"/>
+              </w:rPr>
+              <w:t xml:space="preserve">El proyecto compila y ejecuta el algoritmo personalizado correctamente.</w:t>
+            </w:r>
+          </w:p>
+          <w:p>
+            <w:pPr>
+              <w:widowControl w:val="0"/>
+              <w:numPr>
+                <w:ilvl w:val="0"/>
+                <w:numId w:val="4"/>
+              </w:numPr>
+              <w:spacing w:line="240" w:lineRule="auto"/>
+              <w:ind w:firstLine="360"/>
+              <w:jc w:val="left"/>
+              <w:rPr>
+                <w:u w:val="none"/>
+              </w:rPr>
+            </w:pPr>
+            <w:r>
+              <w:rPr>
+                <w:rtl w:val="0"/>
+              </w:rPr>
+              <w:t xml:space="preserve">(Opcional) El desarrollador está en posición de hacer un Pull Request si desea contribuir con su algoritmo a la librería original.</w:t>
+            </w:r>
+          </w:p>
+        </w:tc>
+      </w:tr>
+      <w:tr>
+        <w:trPr>
+          <w:cantSplit w:val="0"/>
+          <w:trHeight w:val="420" w:hRule="atLeast"/>
+          <w:tblHeader w:val="0"/>
+        </w:trPr>
+        <w:tc>
+          <w:tcPr>
+            <w:vMerge w:val="restart"/>
+            <w:shd w:fill="auto" w:val="clear"/>
+            <w:tcMar>
+              <w:top w:w="100.0" w:type="dxa"/>
+              <w:left w:w="100.0" w:type="dxa"/>
+              <w:bottom w:w="100.0" w:type="dxa"/>
+              <w:right w:w="100.0" w:type="dxa"/>
+            </w:tcMar>
+            <w:vAlign w:val="top"/>
+          </w:tcPr>
+          <w:p>
+            <w:pPr>
+              <w:widowControl w:val="0"/>
+              <w:spacing w:line="240" w:lineRule="auto"/>
+              <w:ind w:left="0" w:firstLine="0"/>
+              <w:jc w:val="left"/>
+              <w:rPr/>
+            </w:pPr>
+            <w:r>
+              <w:rPr>
+                <w:rtl w:val="0"/>
+              </w:rPr>
+              <w:t xml:space="preserve">Secuencia</w:t>
+            </w:r>
+          </w:p>
+        </w:tc>
+        <w:tc>
+          <w:tcPr>
+            <w:gridSpan w:val="3"/>
+            <w:shd w:fill="auto" w:val="clear"/>
+            <w:tcMar>
+              <w:top w:w="100.0" w:type="dxa"/>
+              <w:left w:w="100.0" w:type="dxa"/>
+              <w:bottom w:w="100.0" w:type="dxa"/>
+              <w:right w:w="100.0" w:type="dxa"/>
+            </w:tcMar>
+            <w:vAlign w:val="top"/>
+          </w:tcPr>
+          <w:p>
+            <w:pPr>
+              <w:widowControl w:val="0"/>
+              <w:spacing w:line="240" w:lineRule="auto"/>
+              <w:ind w:left="0" w:firstLine="0"/>
+              <w:jc w:val="left"/>
+              <w:rPr/>
+            </w:pPr>
+            <w:r>
+              <w:rPr>
+                <w:rtl w:val="0"/>
+              </w:rPr>
+              <w:t xml:space="preserve">#</w:t>
+            </w:r>
+          </w:p>
+        </w:tc>
+        <w:tc>
+          <w:tcPr>
+            <w:gridSpan w:val="3"/>
+            <w:shd w:fill="auto" w:val="clear"/>
+            <w:tcMar>
+              <w:top w:w="100.0" w:type="dxa"/>
+              <w:left w:w="100.0" w:type="dxa"/>
+              <w:bottom w:w="100.0" w:type="dxa"/>
+              <w:right w:w="100.0" w:type="dxa"/>
+            </w:tcMar>
+            <w:vAlign w:val="top"/>
+          </w:tcPr>
+          <w:p>
+            <w:pPr>
+              <w:widowControl w:val="0"/>
+              <w:spacing w:line="240" w:lineRule="auto"/>
+              <w:ind w:left="0" w:firstLine="0"/>
+              <w:jc w:val="left"/>
+              <w:rPr/>
+            </w:pPr>
+            <w:r>
+              <w:rPr>
+                <w:rtl w:val="0"/>
+              </w:rPr>
+              <w:t xml:space="preserve">Acción (Desarrollador)</w:t>
+            </w:r>
+          </w:p>
+        </w:tc>
+      </w:tr>
+      <w:tr>
+        <w:trPr>
+          <w:cantSplit w:val="0"/>
+          <w:trHeight w:val="420" w:hRule="atLeast"/>
+          <w:tblHeader w:val="0"/>
+        </w:trPr>
+        <w:tc>
+          <w:tcPr>
+            <w:vMerge w:val="continue"/>
+            <w:shd w:fill="auto" w:val="clear"/>
+            <w:tcMar>
+              <w:top w:w="100.0" w:type="dxa"/>
+              <w:left w:w="100.0" w:type="dxa"/>
+              <w:bottom w:w="100.0" w:type="dxa"/>
+              <w:right w:w="100.0" w:type="dxa"/>
+            </w:tcMar>
+            <w:vAlign w:val="top"/>
+          </w:tcPr>
+          <w:p>
+            <w:pPr>
+              <w:widowControl w:val="0"/>
+              <w:spacing w:after="0" w:before="0" w:line="240" w:lineRule="auto"/>
+              <w:ind w:left="0" w:firstLine="0"/>
+              <w:jc w:val="left"/>
+              <w:rPr/>
+            </w:pPr>
+            <w:r>
+              <w:rPr>
+                <w:rtl w:val="0"/>
+              </w:rPr>
+            </w:r>
+          </w:p>
+        </w:tc>
+        <w:tc>
+          <w:tcPr>
+            <w:gridSpan w:val="3"/>
+            <w:shd w:fill="auto" w:val="clear"/>
+            <w:tcMar>
+              <w:top w:w="100.0" w:type="dxa"/>
+              <w:left w:w="100.0" w:type="dxa"/>
+              <w:bottom w:w="100.0" w:type="dxa"/>
+              <w:right w:w="100.0" w:type="dxa"/>
+            </w:tcMar>
+            <w:vAlign w:val="top"/>
+          </w:tcPr>
+          <w:p>
+            <w:pPr>
+              <w:widowControl w:val="0"/>
+              <w:spacing w:line="240" w:lineRule="auto"/>
+              <w:ind w:left="0" w:firstLine="0"/>
+              <w:jc w:val="left"/>
+              <w:rPr/>
+            </w:pPr>
+            <w:r>
+              <w:rPr>
+                <w:rtl w:val="0"/>
+              </w:rPr>
+              <w:t xml:space="preserve">1</w:t>
+            </w:r>
+          </w:p>
+        </w:tc>
+        <w:tc>
+          <w:tcPr>
+            <w:gridSpan w:val="3"/>
+            <w:shd w:fill="auto" w:val="clear"/>
+            <w:tcMar>
+              <w:top w:w="100.0" w:type="dxa"/>
+              <w:left w:w="100.0" w:type="dxa"/>
+              <w:bottom w:w="100.0" w:type="dxa"/>
+              <w:right w:w="100.0" w:type="dxa"/>
+            </w:tcMar>
+            <w:vAlign w:val="top"/>
+          </w:tcPr>
+          <w:p>
+            <w:pPr>
+              <w:widowControl w:val="0"/>
+              <w:spacing w:line="240" w:lineRule="auto"/>
+              <w:ind w:left="0" w:firstLine="0"/>
+              <w:jc w:val="left"/>
+              <w:rPr/>
+            </w:pPr>
+            <w:r>
+              <w:rPr>
+                <w:rtl w:val="0"/>
+              </w:rPr>
+              <w:t xml:space="preserve">Realiza un "Fork" del repositorio original de rmetal en GitHub hacia su propia cuenta y lo clona en su equipo local.</w:t>
+            </w:r>
+          </w:p>
+          <w:p>
+            <w:pPr>
+              <w:widowControl w:val="0"/>
+              <w:spacing w:line="240" w:lineRule="auto"/>
+              <w:ind w:left="0" w:firstLine="0"/>
+              <w:jc w:val="left"/>
+              <w:rPr/>
+            </w:pPr>
+            <w:r>
+              <w:rPr>
+                <w:color w:val="71b52d"/>
+                <w:rtl w:val="0"/>
+              </w:rPr>
+              <w:t xml:space="preserve">git clone</w:t>
+            </w:r>
+            <w:r>
+              <w:rPr>
+                <w:rtl w:val="0"/>
+              </w:rPr>
+              <w:t xml:space="preserve"> </w:t>
+            </w:r>
+            <w:r>
+              <w:rPr>
+                <w:rFonts w:ascii="Consolas" w:cs="Consolas" w:eastAsia="Consolas" w:hAnsi="Consolas"/>
+                <w:color w:val="71b52d"/>
+                <w:rtl w:val="0"/>
+              </w:rPr>
+              <w:t xml:space="preserve">https://github.com/DRLKs/rmetal.git</w:t>
+            </w:r>
+            <w:r>
+              <w:rPr>
+                <w:rtl w:val="0"/>
+              </w:rPr>
+            </w:r>
+          </w:p>
+        </w:tc>
+      </w:tr>
+      <w:tr>
+        <w:trPr>
+          <w:cantSplit w:val="0"/>
+          <w:trHeight w:val="420" w:hRule="atLeast"/>
+          <w:tblHeader w:val="0"/>
+        </w:trPr>
+        <w:tc>
+          <w:tcPr>
+            <w:vMerge w:val="continue"/>
+            <w:shd w:fill="auto" w:val="clear"/>
+            <w:tcMar>
+              <w:top w:w="100.0" w:type="dxa"/>
+              <w:left w:w="100.0" w:type="dxa"/>
+              <w:bottom w:w="100.0" w:type="dxa"/>
+              <w:right w:w="100.0" w:type="dxa"/>
+            </w:tcMar>
+            <w:vAlign w:val="top"/>
+          </w:tcPr>
+          <w:p>
+            <w:pPr>
+              <w:widowControl w:val="0"/>
+              <w:spacing w:after="0" w:before="0" w:line="240" w:lineRule="auto"/>
+              <w:ind w:left="0" w:firstLine="0"/>
+              <w:jc w:val="left"/>
+              <w:rPr/>
+            </w:pPr>
+            <w:r>
+              <w:rPr>
+                <w:rtl w:val="0"/>
+              </w:rPr>
+            </w:r>
+          </w:p>
+        </w:tc>
+        <w:tc>
+          <w:tcPr>
+            <w:gridSpan w:val="3"/>
+            <w:shd w:fill="auto" w:val="clear"/>
+            <w:tcMar>
+              <w:top w:w="100.0" w:type="dxa"/>
+              <w:left w:w="100.0" w:type="dxa"/>
+              <w:bottom w:w="100.0" w:type="dxa"/>
+              <w:right w:w="100.0" w:type="dxa"/>
+            </w:tcMar>
+            <w:vAlign w:val="top"/>
+          </w:tcPr>
+          <w:p>
+            <w:pPr>
+              <w:widowControl w:val="0"/>
+              <w:spacing w:line="240" w:lineRule="auto"/>
+              <w:ind w:left="0" w:firstLine="0"/>
+              <w:jc w:val="left"/>
+              <w:rPr/>
+            </w:pPr>
+            <w:r>
+              <w:rPr>
+                <w:rtl w:val="0"/>
+              </w:rPr>
+              <w:t xml:space="preserve">2</w:t>
+            </w:r>
+          </w:p>
+        </w:tc>
+        <w:tc>
+          <w:tcPr>
+            <w:gridSpan w:val="3"/>
+            <w:shd w:fill="auto" w:val="clear"/>
+            <w:tcMar>
+              <w:top w:w="100.0" w:type="dxa"/>
+              <w:left w:w="100.0" w:type="dxa"/>
+              <w:bottom w:w="100.0" w:type="dxa"/>
+              <w:right w:w="100.0" w:type="dxa"/>
+            </w:tcMar>
+            <w:vAlign w:val="top"/>
+          </w:tcPr>
+          <w:p>
+            <w:pPr>
+              <w:widowControl w:val="0"/>
+              <w:spacing w:line="240" w:lineRule="auto"/>
+              <w:ind w:left="0" w:firstLine="0"/>
+              <w:jc w:val="left"/>
+              <w:rPr/>
+            </w:pPr>
+            <w:r>
+              <w:rPr>
+                <w:rtl w:val="0"/>
+              </w:rPr>
+              <w:t xml:space="preserve">Modifica directamente el código fuente de su clon de rmetal, agregando las estructuras y lógica matemática de su nuevo algoritmo metaheurístico.</w:t>
+            </w:r>
+          </w:p>
+        </w:tc>
+      </w:tr>
+      <w:tr>
+        <w:trPr>
+          <w:cantSplit w:val="0"/>
+          <w:trHeight w:val="420" w:hRule="atLeast"/>
+          <w:tblHeader w:val="0"/>
+        </w:trPr>
+        <w:tc>
+          <w:tcPr>
+            <w:vMerge w:val="continue"/>
+            <w:shd w:fill="auto" w:val="clear"/>
+            <w:tcMar>
+              <w:top w:w="100.0" w:type="dxa"/>
+              <w:left w:w="100.0" w:type="dxa"/>
+              <w:bottom w:w="100.0" w:type="dxa"/>
+              <w:right w:w="100.0" w:type="dxa"/>
+            </w:tcMar>
+            <w:vAlign w:val="top"/>
+          </w:tcPr>
+          <w:p>
+            <w:pPr>
+              <w:widowControl w:val="0"/>
+              <w:spacing w:after="0" w:before="0" w:line="240" w:lineRule="auto"/>
+              <w:ind w:left="0" w:firstLine="0"/>
+              <w:jc w:val="left"/>
+              <w:rPr/>
+            </w:pPr>
+            <w:r>
+              <w:rPr>
+                <w:rtl w:val="0"/>
+              </w:rPr>
+            </w:r>
+          </w:p>
+        </w:tc>
+        <w:tc>
+          <w:tcPr>
+            <w:gridSpan w:val="3"/>
+            <w:shd w:fill="auto" w:val="clear"/>
+            <w:tcMar>
+              <w:top w:w="100.0" w:type="dxa"/>
+              <w:left w:w="100.0" w:type="dxa"/>
+              <w:bottom w:w="100.0" w:type="dxa"/>
+              <w:right w:w="100.0" w:type="dxa"/>
+            </w:tcMar>
+            <w:vAlign w:val="top"/>
+          </w:tcPr>
+          <w:p>
+            <w:pPr>
+              <w:widowControl w:val="0"/>
+              <w:spacing w:line="240" w:lineRule="auto"/>
+              <w:ind w:left="0" w:firstLine="0"/>
+              <w:jc w:val="left"/>
+              <w:rPr/>
+            </w:pPr>
+            <w:r>
+              <w:rPr>
+                <w:rtl w:val="0"/>
+              </w:rPr>
+              <w:t xml:space="preserve">3</w:t>
+            </w:r>
+          </w:p>
+        </w:tc>
+        <w:tc>
+          <w:tcPr>
+            <w:gridSpan w:val="3"/>
+            <w:shd w:fill="auto" w:val="clear"/>
+            <w:tcMar>
+              <w:top w:w="100.0" w:type="dxa"/>
+              <w:left w:w="100.0" w:type="dxa"/>
+              <w:bottom w:w="100.0" w:type="dxa"/>
+              <w:right w:w="100.0" w:type="dxa"/>
+            </w:tcMar>
+            <w:vAlign w:val="top"/>
+          </w:tcPr>
+          <w:p>
+            <w:pPr>
+              <w:widowControl w:val="0"/>
+              <w:spacing w:line="240" w:lineRule="auto"/>
+              <w:ind w:left="0" w:firstLine="0"/>
+              <w:jc w:val="left"/>
+              <w:rPr/>
+            </w:pPr>
+            <w:r>
+              <w:rPr>
+                <w:rtl w:val="0"/>
+              </w:rPr>
+              <w:t xml:space="preserve">Abre su Proyecto Principal y edita el archivo de configuración (cargo.lock)  para importar la versión modificada de rmetal directamente desde su repositorio de Git, en lugar del registro oficial o desde tu mismo sistema de archivos.</w:t>
+            </w:r>
+          </w:p>
+          <w:p>
+            <w:pPr>
+              <w:widowControl w:val="0"/>
+              <w:spacing w:line="240" w:lineRule="auto"/>
+              <w:ind w:left="0" w:firstLine="0"/>
+              <w:jc w:val="left"/>
+              <w:rPr>
+                <w:rFonts w:ascii="Consolas" w:cs="Consolas" w:eastAsia="Consolas" w:hAnsi="Consolas"/>
+                <w:color w:val="71b52d"/>
+              </w:rPr>
+            </w:pPr>
+            <w:r>
+              <w:rPr>
+                <w:rtl w:val="0"/>
+              </w:rPr>
+            </w:r>
+          </w:p>
+          <w:p>
+            <w:pPr>
+              <w:widowControl w:val="0"/>
+              <w:spacing w:line="240" w:lineRule="auto"/>
+              <w:ind w:left="0" w:firstLine="0"/>
+              <w:jc w:val="left"/>
+              <w:rPr>
+                <w:rFonts w:ascii="Consolas" w:cs="Consolas" w:eastAsia="Consolas" w:hAnsi="Consolas"/>
+              </w:rPr>
+            </w:pPr>
+            <w:r>
+              <w:rPr>
+                <w:rFonts w:ascii="Consolas" w:cs="Consolas" w:eastAsia="Consolas" w:hAnsi="Consolas"/>
+                <w:rtl w:val="0"/>
+              </w:rPr>
+              <w:t xml:space="preserve">Desde GitHub:</w:t>
+            </w:r>
+          </w:p>
+          <w:p>
+            <w:pPr>
+              <w:widowControl w:val="0"/>
+              <w:spacing w:line="240" w:lineRule="auto"/>
+              <w:ind w:left="0" w:firstLine="0"/>
+              <w:jc w:val="left"/>
+              <w:rPr>
+                <w:rFonts w:ascii="Consolas" w:cs="Consolas" w:eastAsia="Consolas" w:hAnsi="Consolas"/>
+                <w:color w:val="71b52d"/>
+              </w:rPr>
+            </w:pPr>
+            <w:r>
+              <w:rPr>
+                <w:rFonts w:ascii="Consolas" w:cs="Consolas" w:eastAsia="Consolas" w:hAnsi="Consolas"/>
+                <w:color w:val="71b52d"/>
+                <w:rtl w:val="0"/>
+              </w:rPr>
+              <w:t xml:space="preserve">[dependencies]</w:t>
+            </w:r>
+          </w:p>
+          <w:p>
+            <w:pPr>
+              <w:widowControl w:val="0"/>
+              <w:spacing w:line="240" w:lineRule="auto"/>
+              <w:ind w:left="0" w:firstLine="0"/>
+              <w:jc w:val="left"/>
+              <w:rPr>
+                <w:rFonts w:ascii="Consolas" w:cs="Consolas" w:eastAsia="Consolas" w:hAnsi="Consolas"/>
+                <w:color w:val="71b52d"/>
+              </w:rPr>
+            </w:pPr>
+            <w:r>
+              <w:rPr>
+                <w:rFonts w:ascii="Consolas" w:cs="Consolas" w:eastAsia="Consolas" w:hAnsi="Consolas"/>
+                <w:color w:val="71b52d"/>
+                <w:rtl w:val="0"/>
+              </w:rPr>
+              <w:t xml:space="preserve"># Opción A: A la rama principal por defecto</w:t>
+            </w:r>
+          </w:p>
+          <w:p>
+            <w:pPr>
+              <w:widowControl w:val="0"/>
+              <w:spacing w:line="240" w:lineRule="auto"/>
+              <w:ind w:left="0" w:firstLine="0"/>
+              <w:jc w:val="left"/>
+              <w:rPr>
+                <w:rFonts w:ascii="Consolas" w:cs="Consolas" w:eastAsia="Consolas" w:hAnsi="Consolas"/>
+                <w:color w:val="71b52d"/>
+              </w:rPr>
+            </w:pPr>
+            <w:r>
+              <w:rPr>
+                <w:rFonts w:ascii="Consolas" w:cs="Consolas" w:eastAsia="Consolas" w:hAnsi="Consolas"/>
+                <w:color w:val="71b52d"/>
+                <w:rtl w:val="0"/>
+              </w:rPr>
+              <w:t xml:space="preserve">rmetal = { git = "https://github.com/tu_usuario/rmetal.git" }</w:t>
+            </w:r>
+          </w:p>
+          <w:p>
+            <w:pPr>
+              <w:widowControl w:val="0"/>
+              <w:spacing w:line="240" w:lineRule="auto"/>
+              <w:ind w:left="0" w:firstLine="0"/>
+              <w:jc w:val="left"/>
+              <w:rPr>
+                <w:rFonts w:ascii="Consolas" w:cs="Consolas" w:eastAsia="Consolas" w:hAnsi="Consolas"/>
+                <w:color w:val="71b52d"/>
+              </w:rPr>
+            </w:pPr>
+            <w:r>
+              <w:rPr>
+                <w:rtl w:val="0"/>
+              </w:rPr>
+            </w:r>
+          </w:p>
+          <w:p>
+            <w:pPr>
+              <w:widowControl w:val="0"/>
+              <w:spacing w:line="240" w:lineRule="auto"/>
+              <w:ind w:left="0" w:firstLine="0"/>
+              <w:jc w:val="left"/>
+              <w:rPr>
+                <w:rFonts w:ascii="Consolas" w:cs="Consolas" w:eastAsia="Consolas" w:hAnsi="Consolas"/>
+                <w:color w:val="71b52d"/>
+              </w:rPr>
+            </w:pPr>
+            <w:r>
+              <w:rPr>
+                <w:rFonts w:ascii="Consolas" w:cs="Consolas" w:eastAsia="Consolas" w:hAnsi="Consolas"/>
+                <w:color w:val="71b52d"/>
+                <w:rtl w:val="0"/>
+              </w:rPr>
+              <w:t xml:space="preserve"># Opción B: A una rama específica</w:t>
+            </w:r>
+          </w:p>
+          <w:p>
+            <w:pPr>
+              <w:widowControl w:val="0"/>
+              <w:spacing w:line="240" w:lineRule="auto"/>
+              <w:ind w:left="0" w:firstLine="0"/>
+              <w:jc w:val="left"/>
+              <w:rPr>
+                <w:rFonts w:ascii="Consolas" w:cs="Consolas" w:eastAsia="Consolas" w:hAnsi="Consolas"/>
+                <w:color w:val="71b52d"/>
+              </w:rPr>
+            </w:pPr>
+            <w:r>
+              <w:rPr>
+                <w:rFonts w:ascii="Consolas" w:cs="Consolas" w:eastAsia="Consolas" w:hAnsi="Consolas"/>
+                <w:color w:val="71b52d"/>
+                <w:rtl w:val="0"/>
+              </w:rPr>
+              <w:t xml:space="preserve">rmetal = { git = "https://github.com/tu_usuario/rmetal.git", branch = "dev" }</w:t>
+            </w:r>
+          </w:p>
+          <w:p>
+            <w:pPr>
+              <w:widowControl w:val="0"/>
+              <w:spacing w:line="240" w:lineRule="auto"/>
+              <w:ind w:left="0" w:firstLine="0"/>
+              <w:jc w:val="left"/>
+              <w:rPr>
+                <w:rFonts w:ascii="Consolas" w:cs="Consolas" w:eastAsia="Consolas" w:hAnsi="Consolas"/>
+                <w:color w:val="71b52d"/>
+              </w:rPr>
+            </w:pPr>
+            <w:r>
+              <w:rPr>
+                <w:rtl w:val="0"/>
+              </w:rPr>
+            </w:r>
+          </w:p>
+          <w:p>
+            <w:pPr>
+              <w:widowControl w:val="0"/>
+              <w:spacing w:line="240" w:lineRule="auto"/>
+              <w:ind w:left="0" w:firstLine="0"/>
+              <w:jc w:val="left"/>
+              <w:rPr>
+                <w:rFonts w:ascii="Consolas" w:cs="Consolas" w:eastAsia="Consolas" w:hAnsi="Consolas"/>
+                <w:color w:val="71b52d"/>
+              </w:rPr>
+            </w:pPr>
+            <w:r>
+              <w:rPr>
+                <w:rFonts w:ascii="Consolas" w:cs="Consolas" w:eastAsia="Consolas" w:hAnsi="Consolas"/>
+                <w:color w:val="71b52d"/>
+                <w:rtl w:val="0"/>
+              </w:rPr>
+              <w:t xml:space="preserve"># Opción C: A un commit específico</w:t>
+            </w:r>
+          </w:p>
+          <w:p>
+            <w:pPr>
+              <w:widowControl w:val="0"/>
+              <w:spacing w:line="240" w:lineRule="auto"/>
+              <w:ind w:left="0" w:firstLine="0"/>
+              <w:jc w:val="left"/>
+              <w:rPr>
+                <w:rFonts w:ascii="Consolas" w:cs="Consolas" w:eastAsia="Consolas" w:hAnsi="Consolas"/>
+                <w:color w:val="71b52d"/>
+              </w:rPr>
+            </w:pPr>
+            <w:r>
+              <w:rPr>
+                <w:rFonts w:ascii="Consolas" w:cs="Consolas" w:eastAsia="Consolas" w:hAnsi="Consolas"/>
+                <w:color w:val="71b52d"/>
+                <w:rtl w:val="0"/>
+              </w:rPr>
+              <w:t xml:space="preserve">rmetal = { git = "https://github.com/tu_usuario/rmetal.git", rev = "a1b2c3d" }</w:t>
+            </w:r>
+          </w:p>
+          <w:p>
+            <w:pPr>
+              <w:widowControl w:val="0"/>
+              <w:spacing w:line="240" w:lineRule="auto"/>
+              <w:ind w:left="0" w:firstLine="0"/>
+              <w:jc w:val="left"/>
+              <w:rPr>
+                <w:rFonts w:ascii="Consolas" w:cs="Consolas" w:eastAsia="Consolas" w:hAnsi="Consolas"/>
+                <w:color w:val="71b52d"/>
+              </w:rPr>
+            </w:pPr>
+            <w:r>
+              <w:rPr>
+                <w:rtl w:val="0"/>
+              </w:rPr>
+            </w:r>
+          </w:p>
+          <w:p>
+            <w:pPr>
+              <w:widowControl w:val="0"/>
+              <w:spacing w:line="240" w:lineRule="auto"/>
+              <w:ind w:left="0" w:firstLine="0"/>
+              <w:jc w:val="left"/>
+              <w:rPr>
+                <w:rFonts w:ascii="Consolas" w:cs="Consolas" w:eastAsia="Consolas" w:hAnsi="Consolas"/>
+              </w:rPr>
+            </w:pPr>
+            <w:r>
+              <w:rPr>
+                <w:rFonts w:ascii="Consolas" w:cs="Consolas" w:eastAsia="Consolas" w:hAnsi="Consolas"/>
+                <w:rtl w:val="0"/>
+              </w:rPr>
+              <w:t xml:space="preserve">Desde tu sistema de archivos: </w:t>
+            </w:r>
+          </w:p>
+          <w:p>
+            <w:pPr>
+              <w:widowControl w:val="0"/>
+              <w:spacing w:line="240" w:lineRule="auto"/>
+              <w:ind w:left="0" w:firstLine="0"/>
+              <w:jc w:val="left"/>
+              <w:rPr>
+                <w:rFonts w:ascii="Consolas" w:cs="Consolas" w:eastAsia="Consolas" w:hAnsi="Consolas"/>
+                <w:color w:val="71b52d"/>
+              </w:rPr>
+            </w:pPr>
+            <w:r>
+              <w:rPr>
+                <w:rFonts w:ascii="Consolas" w:cs="Consolas" w:eastAsia="Consolas" w:hAnsi="Consolas"/>
+                <w:color w:val="71b52d"/>
+                <w:rtl w:val="0"/>
+              </w:rPr>
+              <w:t xml:space="preserve">[dependencies]</w:t>
+            </w:r>
+          </w:p>
+          <w:p>
+            <w:pPr>
+              <w:widowControl w:val="0"/>
+              <w:spacing w:line="240" w:lineRule="auto"/>
+              <w:ind w:left="0" w:firstLine="0"/>
+              <w:jc w:val="left"/>
+              <w:rPr>
+                <w:rFonts w:ascii="Consolas" w:cs="Consolas" w:eastAsia="Consolas" w:hAnsi="Consolas"/>
+                <w:color w:val="71b52d"/>
+              </w:rPr>
+            </w:pPr>
+            <w:r>
+              <w:rPr>
+                <w:rFonts w:ascii="Consolas" w:cs="Consolas" w:eastAsia="Consolas" w:hAnsi="Consolas"/>
+                <w:color w:val="71b52d"/>
+                <w:rtl w:val="0"/>
+              </w:rPr>
+              <w:t xml:space="preserve">rmetal = { path = "../proyectos/tu_fork" }</w:t>
+            </w:r>
+          </w:p>
+        </w:tc>
+      </w:tr>
+      <w:tr>
+        <w:trPr>
+          <w:cantSplit w:val="0"/>
+          <w:trHeight w:val="420" w:hRule="atLeast"/>
+          <w:tblHeader w:val="0"/>
+        </w:trPr>
+        <w:tc>
+          <w:tcPr>
+            <w:vMerge w:val="continue"/>
+            <w:shd w:fill="auto" w:val="clear"/>
+            <w:tcMar>
+              <w:top w:w="100.0" w:type="dxa"/>
+              <w:left w:w="100.0" w:type="dxa"/>
+              <w:bottom w:w="100.0" w:type="dxa"/>
+              <w:right w:w="100.0" w:type="dxa"/>
+            </w:tcMar>
+            <w:vAlign w:val="top"/>
+          </w:tcPr>
+          <w:p>
+            <w:pPr>
+              <w:widowControl w:val="0"/>
+              <w:spacing w:after="0" w:before="0" w:line="240" w:lineRule="auto"/>
+              <w:ind w:left="0" w:firstLine="0"/>
+              <w:jc w:val="left"/>
+              <w:rPr/>
+            </w:pPr>
+            <w:r>
+              <w:rPr>
+                <w:rtl w:val="0"/>
+              </w:rPr>
+            </w:r>
+          </w:p>
+        </w:tc>
+        <w:tc>
+          <w:tcPr>
+            <w:gridSpan w:val="3"/>
+            <w:shd w:fill="auto" w:val="clear"/>
+            <w:tcMar>
+              <w:top w:w="100.0" w:type="dxa"/>
+              <w:left w:w="100.0" w:type="dxa"/>
+              <w:bottom w:w="100.0" w:type="dxa"/>
+              <w:right w:w="100.0" w:type="dxa"/>
+            </w:tcMar>
+            <w:vAlign w:val="top"/>
+          </w:tcPr>
+          <w:p>
+            <w:pPr>
+              <w:widowControl w:val="0"/>
+              <w:spacing w:line="240" w:lineRule="auto"/>
+              <w:ind w:left="0" w:firstLine="0"/>
+              <w:jc w:val="left"/>
+              <w:rPr/>
+            </w:pPr>
+            <w:r>
+              <w:rPr>
+                <w:rtl w:val="0"/>
+              </w:rPr>
+              <w:t xml:space="preserve">4</w:t>
+            </w:r>
+          </w:p>
+        </w:tc>
+        <w:tc>
+          <w:tcPr>
+            <w:gridSpan w:val="3"/>
+            <w:shd w:fill="auto" w:val="clear"/>
+            <w:tcMar>
+              <w:top w:w="100.0" w:type="dxa"/>
+              <w:left w:w="100.0" w:type="dxa"/>
+              <w:bottom w:w="100.0" w:type="dxa"/>
+              <w:right w:w="100.0" w:type="dxa"/>
+            </w:tcMar>
+            <w:vAlign w:val="top"/>
+          </w:tcPr>
+          <w:p>
+            <w:pPr>
+              <w:widowControl w:val="0"/>
+              <w:spacing w:line="240" w:lineRule="auto"/>
+              <w:ind w:left="0" w:firstLine="0"/>
+              <w:jc w:val="left"/>
+              <w:rPr/>
+            </w:pPr>
+            <w:r>
+              <w:rPr>
+                <w:rtl w:val="0"/>
+              </w:rPr>
+              <w:t xml:space="preserve">En tu proyecto principal, importa la librería y utiliza el nuevo algoritmo que tú mismo desarrollaste en el paso 2.</w:t>
+            </w:r>
+          </w:p>
+        </w:tc>
+      </w:tr>
+      <w:tr>
+        <w:trPr>
+          <w:cantSplit w:val="0"/>
+          <w:trHeight w:val="420" w:hRule="atLeast"/>
+          <w:tblHeader w:val="0"/>
+        </w:trPr>
+        <w:tc>
+          <w:tcPr>
+            <w:vMerge w:val="continue"/>
+            <w:shd w:fill="auto" w:val="clear"/>
+            <w:tcMar>
+              <w:top w:w="100.0" w:type="dxa"/>
+              <w:left w:w="100.0" w:type="dxa"/>
+              <w:bottom w:w="100.0" w:type="dxa"/>
+              <w:right w:w="100.0" w:type="dxa"/>
+            </w:tcMar>
+            <w:vAlign w:val="top"/>
+          </w:tcPr>
+          <w:p>
+            <w:pPr>
+              <w:widowControl w:val="0"/>
+              <w:spacing w:after="0" w:before="0" w:line="240" w:lineRule="auto"/>
+              <w:ind w:left="0" w:firstLine="0"/>
+              <w:jc w:val="left"/>
+              <w:rPr/>
+            </w:pPr>
+            <w:r>
+              <w:rPr>
+                <w:rtl w:val="0"/>
+              </w:rPr>
+            </w:r>
+          </w:p>
+        </w:tc>
+        <w:tc>
+          <w:tcPr>
+            <w:gridSpan w:val="3"/>
+            <w:shd w:fill="auto" w:val="clear"/>
+            <w:tcMar>
+              <w:top w:w="100.0" w:type="dxa"/>
+              <w:left w:w="100.0" w:type="dxa"/>
+              <w:bottom w:w="100.0" w:type="dxa"/>
+              <w:right w:w="100.0" w:type="dxa"/>
+            </w:tcMar>
+            <w:vAlign w:val="top"/>
+          </w:tcPr>
+          <w:p>
+            <w:pPr>
+              <w:widowControl w:val="0"/>
+              <w:spacing w:line="240" w:lineRule="auto"/>
+              <w:ind w:left="0" w:firstLine="0"/>
+              <w:jc w:val="left"/>
+              <w:rPr/>
+            </w:pPr>
+            <w:r>
+              <w:rPr>
+                <w:rtl w:val="0"/>
+              </w:rPr>
+              <w:t xml:space="preserve">5</w:t>
+            </w:r>
+          </w:p>
+        </w:tc>
+        <w:tc>
+          <w:tcPr>
+            <w:gridSpan w:val="3"/>
+            <w:shd w:fill="auto" w:val="clear"/>
+            <w:tcMar>
+              <w:top w:w="100.0" w:type="dxa"/>
+              <w:left w:w="100.0" w:type="dxa"/>
+              <w:bottom w:w="100.0" w:type="dxa"/>
+              <w:right w:w="100.0" w:type="dxa"/>
+            </w:tcMar>
+            <w:vAlign w:val="top"/>
+          </w:tcPr>
+          <w:p>
+            <w:pPr>
+              <w:widowControl w:val="0"/>
+              <w:spacing w:line="240" w:lineRule="auto"/>
+              <w:ind w:left="0" w:firstLine="0"/>
+              <w:jc w:val="left"/>
+              <w:rPr/>
+            </w:pPr>
+            <w:r>
+              <w:rPr>
+                <w:rtl w:val="0"/>
+              </w:rPr>
+              <w:t xml:space="preserve">Construye y ejecuta el Proyecto Principal</w:t>
+            </w:r>
+          </w:p>
+        </w:tc>
+      </w:tr>
+    </w:tbl>
     <w:p>
       <w:pPr>
         <w:rPr/>
@@ -2352,6 +6250,446 @@
       <w:start w:val="1"/>
       <w:numFmt w:val="decimal"/>
       <w:lvlText w:val="%1."/>
+      <w:lvlJc w:val="left"/>
+      <w:pPr>
+        <w:ind w:left="720" w:hanging="360"/>
+      </w:pPr>
+      <w:rPr>
+        <w:u w:val="none"/>
+      </w:rPr>
+    </w:lvl>
+    <w:lvl w:ilvl="1">
+      <w:start w:val="1"/>
+      <w:numFmt w:val="lowerLetter"/>
+      <w:lvlText w:val="%2."/>
+      <w:lvlJc w:val="left"/>
+      <w:pPr>
+        <w:ind w:left="1440" w:hanging="360"/>
+      </w:pPr>
+      <w:rPr>
+        <w:u w:val="none"/>
+      </w:rPr>
+    </w:lvl>
+    <w:lvl w:ilvl="2">
+      <w:start w:val="1"/>
+      <w:numFmt w:val="lowerRoman"/>
+      <w:lvlText w:val="%3."/>
+      <w:lvlJc w:val="right"/>
+      <w:pPr>
+        <w:ind w:left="2160" w:hanging="360"/>
+      </w:pPr>
+      <w:rPr>
+        <w:u w:val="none"/>
+      </w:rPr>
+    </w:lvl>
+    <w:lvl w:ilvl="3">
+      <w:start w:val="1"/>
+      <w:numFmt w:val="decimal"/>
+      <w:lvlText w:val="%4."/>
+      <w:lvlJc w:val="left"/>
+      <w:pPr>
+        <w:ind w:left="2880" w:hanging="360"/>
+      </w:pPr>
+      <w:rPr>
+        <w:u w:val="none"/>
+      </w:rPr>
+    </w:lvl>
+    <w:lvl w:ilvl="4">
+      <w:start w:val="1"/>
+      <w:numFmt w:val="lowerLetter"/>
+      <w:lvlText w:val="%5."/>
+      <w:lvlJc w:val="left"/>
+      <w:pPr>
+        <w:ind w:left="3600" w:hanging="360"/>
+      </w:pPr>
+      <w:rPr>
+        <w:u w:val="none"/>
+      </w:rPr>
+    </w:lvl>
+    <w:lvl w:ilvl="5">
+      <w:start w:val="1"/>
+      <w:numFmt w:val="lowerRoman"/>
+      <w:lvlText w:val="%6."/>
+      <w:lvlJc w:val="right"/>
+      <w:pPr>
+        <w:ind w:left="4320" w:hanging="360"/>
+      </w:pPr>
+      <w:rPr>
+        <w:u w:val="none"/>
+      </w:rPr>
+    </w:lvl>
+    <w:lvl w:ilvl="6">
+      <w:start w:val="1"/>
+      <w:numFmt w:val="decimal"/>
+      <w:lvlText w:val="%7."/>
+      <w:lvlJc w:val="left"/>
+      <w:pPr>
+        <w:ind w:left="5040" w:hanging="360"/>
+      </w:pPr>
+      <w:rPr>
+        <w:u w:val="none"/>
+      </w:rPr>
+    </w:lvl>
+    <w:lvl w:ilvl="7">
+      <w:start w:val="1"/>
+      <w:numFmt w:val="lowerLetter"/>
+      <w:lvlText w:val="%8."/>
+      <w:lvlJc w:val="left"/>
+      <w:pPr>
+        <w:ind w:left="5760" w:hanging="360"/>
+      </w:pPr>
+      <w:rPr>
+        <w:u w:val="none"/>
+      </w:rPr>
+    </w:lvl>
+    <w:lvl w:ilvl="8">
+      <w:start w:val="1"/>
+      <w:numFmt w:val="lowerRoman"/>
+      <w:lvlText w:val="%9."/>
+      <w:lvlJc w:val="right"/>
+      <w:pPr>
+        <w:ind w:left="6480" w:hanging="360"/>
+      </w:pPr>
+      <w:rPr>
+        <w:u w:val="none"/>
+      </w:rPr>
+    </w:lvl>
+  </w:abstractNum>
+  <w:abstractNum w:abstractNumId="2">
+    <w:lvl w:ilvl="0">
+      <w:start w:val="1"/>
+      <w:numFmt w:val="decimal"/>
+      <w:lvlText w:val="%1."/>
+      <w:lvlJc w:val="left"/>
+      <w:pPr>
+        <w:ind w:left="720" w:hanging="360"/>
+      </w:pPr>
+      <w:rPr>
+        <w:u w:val="none"/>
+      </w:rPr>
+    </w:lvl>
+    <w:lvl w:ilvl="1">
+      <w:start w:val="1"/>
+      <w:numFmt w:val="lowerLetter"/>
+      <w:lvlText w:val="%2."/>
+      <w:lvlJc w:val="left"/>
+      <w:pPr>
+        <w:ind w:left="1440" w:hanging="360"/>
+      </w:pPr>
+      <w:rPr>
+        <w:u w:val="none"/>
+      </w:rPr>
+    </w:lvl>
+    <w:lvl w:ilvl="2">
+      <w:start w:val="1"/>
+      <w:numFmt w:val="lowerRoman"/>
+      <w:lvlText w:val="%3."/>
+      <w:lvlJc w:val="right"/>
+      <w:pPr>
+        <w:ind w:left="2160" w:hanging="360"/>
+      </w:pPr>
+      <w:rPr>
+        <w:u w:val="none"/>
+      </w:rPr>
+    </w:lvl>
+    <w:lvl w:ilvl="3">
+      <w:start w:val="1"/>
+      <w:numFmt w:val="decimal"/>
+      <w:lvlText w:val="%4."/>
+      <w:lvlJc w:val="left"/>
+      <w:pPr>
+        <w:ind w:left="2880" w:hanging="360"/>
+      </w:pPr>
+      <w:rPr>
+        <w:u w:val="none"/>
+      </w:rPr>
+    </w:lvl>
+    <w:lvl w:ilvl="4">
+      <w:start w:val="1"/>
+      <w:numFmt w:val="lowerLetter"/>
+      <w:lvlText w:val="%5."/>
+      <w:lvlJc w:val="left"/>
+      <w:pPr>
+        <w:ind w:left="3600" w:hanging="360"/>
+      </w:pPr>
+      <w:rPr>
+        <w:u w:val="none"/>
+      </w:rPr>
+    </w:lvl>
+    <w:lvl w:ilvl="5">
+      <w:start w:val="1"/>
+      <w:numFmt w:val="lowerRoman"/>
+      <w:lvlText w:val="%6."/>
+      <w:lvlJc w:val="right"/>
+      <w:pPr>
+        <w:ind w:left="4320" w:hanging="360"/>
+      </w:pPr>
+      <w:rPr>
+        <w:u w:val="none"/>
+      </w:rPr>
+    </w:lvl>
+    <w:lvl w:ilvl="6">
+      <w:start w:val="1"/>
+      <w:numFmt w:val="decimal"/>
+      <w:lvlText w:val="%7."/>
+      <w:lvlJc w:val="left"/>
+      <w:pPr>
+        <w:ind w:left="5040" w:hanging="360"/>
+      </w:pPr>
+      <w:rPr>
+        <w:u w:val="none"/>
+      </w:rPr>
+    </w:lvl>
+    <w:lvl w:ilvl="7">
+      <w:start w:val="1"/>
+      <w:numFmt w:val="lowerLetter"/>
+      <w:lvlText w:val="%8."/>
+      <w:lvlJc w:val="left"/>
+      <w:pPr>
+        <w:ind w:left="5760" w:hanging="360"/>
+      </w:pPr>
+      <w:rPr>
+        <w:u w:val="none"/>
+      </w:rPr>
+    </w:lvl>
+    <w:lvl w:ilvl="8">
+      <w:start w:val="1"/>
+      <w:numFmt w:val="lowerRoman"/>
+      <w:lvlText w:val="%9."/>
+      <w:lvlJc w:val="right"/>
+      <w:pPr>
+        <w:ind w:left="6480" w:hanging="360"/>
+      </w:pPr>
+      <w:rPr>
+        <w:u w:val="none"/>
+      </w:rPr>
+    </w:lvl>
+  </w:abstractNum>
+  <w:abstractNum w:abstractNumId="3">
+    <w:lvl w:ilvl="0">
+      <w:start w:val="1"/>
+      <w:numFmt w:val="decimal"/>
+      <w:lvlText w:val="%1."/>
+      <w:lvlJc w:val="left"/>
+      <w:pPr>
+        <w:ind w:left="720" w:hanging="360"/>
+      </w:pPr>
+      <w:rPr>
+        <w:u w:val="none"/>
+      </w:rPr>
+    </w:lvl>
+    <w:lvl w:ilvl="1">
+      <w:start w:val="1"/>
+      <w:numFmt w:val="lowerLetter"/>
+      <w:lvlText w:val="%2."/>
+      <w:lvlJc w:val="left"/>
+      <w:pPr>
+        <w:ind w:left="1440" w:hanging="360"/>
+      </w:pPr>
+      <w:rPr>
+        <w:u w:val="none"/>
+      </w:rPr>
+    </w:lvl>
+    <w:lvl w:ilvl="2">
+      <w:start w:val="1"/>
+      <w:numFmt w:val="lowerRoman"/>
+      <w:lvlText w:val="%3."/>
+      <w:lvlJc w:val="right"/>
+      <w:pPr>
+        <w:ind w:left="2160" w:hanging="360"/>
+      </w:pPr>
+      <w:rPr>
+        <w:u w:val="none"/>
+      </w:rPr>
+    </w:lvl>
+    <w:lvl w:ilvl="3">
+      <w:start w:val="1"/>
+      <w:numFmt w:val="decimal"/>
+      <w:lvlText w:val="%4."/>
+      <w:lvlJc w:val="left"/>
+      <w:pPr>
+        <w:ind w:left="2880" w:hanging="360"/>
+      </w:pPr>
+      <w:rPr>
+        <w:u w:val="none"/>
+      </w:rPr>
+    </w:lvl>
+    <w:lvl w:ilvl="4">
+      <w:start w:val="1"/>
+      <w:numFmt w:val="lowerLetter"/>
+      <w:lvlText w:val="%5."/>
+      <w:lvlJc w:val="left"/>
+      <w:pPr>
+        <w:ind w:left="3600" w:hanging="360"/>
+      </w:pPr>
+      <w:rPr>
+        <w:u w:val="none"/>
+      </w:rPr>
+    </w:lvl>
+    <w:lvl w:ilvl="5">
+      <w:start w:val="1"/>
+      <w:numFmt w:val="lowerRoman"/>
+      <w:lvlText w:val="%6."/>
+      <w:lvlJc w:val="right"/>
+      <w:pPr>
+        <w:ind w:left="4320" w:hanging="360"/>
+      </w:pPr>
+      <w:rPr>
+        <w:u w:val="none"/>
+      </w:rPr>
+    </w:lvl>
+    <w:lvl w:ilvl="6">
+      <w:start w:val="1"/>
+      <w:numFmt w:val="decimal"/>
+      <w:lvlText w:val="%7."/>
+      <w:lvlJc w:val="left"/>
+      <w:pPr>
+        <w:ind w:left="5040" w:hanging="360"/>
+      </w:pPr>
+      <w:rPr>
+        <w:u w:val="none"/>
+      </w:rPr>
+    </w:lvl>
+    <w:lvl w:ilvl="7">
+      <w:start w:val="1"/>
+      <w:numFmt w:val="lowerLetter"/>
+      <w:lvlText w:val="%8."/>
+      <w:lvlJc w:val="left"/>
+      <w:pPr>
+        <w:ind w:left="5760" w:hanging="360"/>
+      </w:pPr>
+      <w:rPr>
+        <w:u w:val="none"/>
+      </w:rPr>
+    </w:lvl>
+    <w:lvl w:ilvl="8">
+      <w:start w:val="1"/>
+      <w:numFmt w:val="lowerRoman"/>
+      <w:lvlText w:val="%9."/>
+      <w:lvlJc w:val="right"/>
+      <w:pPr>
+        <w:ind w:left="6480" w:hanging="360"/>
+      </w:pPr>
+      <w:rPr>
+        <w:u w:val="none"/>
+      </w:rPr>
+    </w:lvl>
+  </w:abstractNum>
+  <w:abstractNum w:abstractNumId="4">
+    <w:lvl w:ilvl="0">
+      <w:start w:val="1"/>
+      <w:numFmt w:val="decimal"/>
+      <w:lvlText w:val="%1."/>
+      <w:lvlJc w:val="left"/>
+      <w:pPr>
+        <w:ind w:left="720" w:hanging="360"/>
+      </w:pPr>
+      <w:rPr>
+        <w:u w:val="none"/>
+      </w:rPr>
+    </w:lvl>
+    <w:lvl w:ilvl="1">
+      <w:start w:val="1"/>
+      <w:numFmt w:val="lowerLetter"/>
+      <w:lvlText w:val="%2."/>
+      <w:lvlJc w:val="left"/>
+      <w:pPr>
+        <w:ind w:left="1440" w:hanging="360"/>
+      </w:pPr>
+      <w:rPr>
+        <w:u w:val="none"/>
+      </w:rPr>
+    </w:lvl>
+    <w:lvl w:ilvl="2">
+      <w:start w:val="1"/>
+      <w:numFmt w:val="lowerRoman"/>
+      <w:lvlText w:val="%3."/>
+      <w:lvlJc w:val="right"/>
+      <w:pPr>
+        <w:ind w:left="2160" w:hanging="360"/>
+      </w:pPr>
+      <w:rPr>
+        <w:u w:val="none"/>
+      </w:rPr>
+    </w:lvl>
+    <w:lvl w:ilvl="3">
+      <w:start w:val="1"/>
+      <w:numFmt w:val="decimal"/>
+      <w:lvlText w:val="%4."/>
+      <w:lvlJc w:val="left"/>
+      <w:pPr>
+        <w:ind w:left="2880" w:hanging="360"/>
+      </w:pPr>
+      <w:rPr>
+        <w:u w:val="none"/>
+      </w:rPr>
+    </w:lvl>
+    <w:lvl w:ilvl="4">
+      <w:start w:val="1"/>
+      <w:numFmt w:val="lowerLetter"/>
+      <w:lvlText w:val="%5."/>
+      <w:lvlJc w:val="left"/>
+      <w:pPr>
+        <w:ind w:left="3600" w:hanging="360"/>
+      </w:pPr>
+      <w:rPr>
+        <w:u w:val="none"/>
+      </w:rPr>
+    </w:lvl>
+    <w:lvl w:ilvl="5">
+      <w:start w:val="1"/>
+      <w:numFmt w:val="lowerRoman"/>
+      <w:lvlText w:val="%6."/>
+      <w:lvlJc w:val="right"/>
+      <w:pPr>
+        <w:ind w:left="4320" w:hanging="360"/>
+      </w:pPr>
+      <w:rPr>
+        <w:u w:val="none"/>
+      </w:rPr>
+    </w:lvl>
+    <w:lvl w:ilvl="6">
+      <w:start w:val="1"/>
+      <w:numFmt w:val="decimal"/>
+      <w:lvlText w:val="%7."/>
+      <w:lvlJc w:val="left"/>
+      <w:pPr>
+        <w:ind w:left="5040" w:hanging="360"/>
+      </w:pPr>
+      <w:rPr>
+        <w:u w:val="none"/>
+      </w:rPr>
+    </w:lvl>
+    <w:lvl w:ilvl="7">
+      <w:start w:val="1"/>
+      <w:numFmt w:val="lowerLetter"/>
+      <w:lvlText w:val="%8."/>
+      <w:lvlJc w:val="left"/>
+      <w:pPr>
+        <w:ind w:left="5760" w:hanging="360"/>
+      </w:pPr>
+      <w:rPr>
+        <w:u w:val="none"/>
+      </w:rPr>
+    </w:lvl>
+    <w:lvl w:ilvl="8">
+      <w:start w:val="1"/>
+      <w:numFmt w:val="lowerRoman"/>
+      <w:lvlText w:val="%9."/>
+      <w:lvlJc w:val="right"/>
+      <w:pPr>
+        <w:ind w:left="6480" w:hanging="360"/>
+      </w:pPr>
+      <w:rPr>
+        <w:u w:val="none"/>
+      </w:rPr>
+    </w:lvl>
+  </w:abstractNum>
+  <w:abstractNum w:abstractNumId="5">
+    <w:lvl w:ilvl="0">
+      <w:start w:val="1"/>
+      <w:numFmt w:val="decimal"/>
+      <w:lvlText w:val="%1."/>
       <w:lvlJc w:val="right"/>
       <w:pPr>
         <w:ind w:left="720" w:hanging="360"/>
@@ -2459,6 +6797,18 @@
   </w:abstractNum>
   <w:num w:numId="1">
     <w:abstractNumId w:val="1"/>
+  </w:num>
+  <w:num w:numId="2">
+    <w:abstractNumId w:val="2"/>
+  </w:num>
+  <w:num w:numId="3">
+    <w:abstractNumId w:val="3"/>
+  </w:num>
+  <w:num w:numId="4">
+    <w:abstractNumId w:val="4"/>
+  </w:num>
+  <w:num w:numId="5">
+    <w:abstractNumId w:val="5"/>
   </w:num>
 </w:numbering>
 </file>
@@ -2628,6 +6978,20 @@
       <w:sz w:val="30"/>
       <w:szCs w:val="30"/>
     </w:rPr>
+  </w:style>
+  <w:style w:type="table" w:styleId="Table1">
+    <w:basedOn w:val="TableNormal"/>
+    <w:tblPr>
+      <w:tblStyleRowBandSize w:val="1"/>
+      <w:tblStyleColBandSize w:val="1"/>
+    </w:tblPr>
+  </w:style>
+  <w:style w:type="table" w:styleId="Table2">
+    <w:basedOn w:val="TableNormal"/>
+    <w:tblPr>
+      <w:tblStyleRowBandSize w:val="1"/>
+      <w:tblStyleColBandSize w:val="1"/>
+    </w:tblPr>
   </w:style>
 </w:styles>
 </file>

--- a/docs/requirements/Requisitos TFG.docx
+++ b/docs/requirements/Requisitos TFG.docx
@@ -222,12 +222,12 @@
             <wp:extent cx="2465769" cy="2465769"/>
             <wp:effectExtent b="0" l="0" r="0" t="0"/>
             <wp:wrapNone/>
-            <wp:docPr id="1" name="image2.png"/>
+            <wp:docPr id="1" name="image1.png"/>
             <a:graphic>
               <a:graphicData uri="http://schemas.openxmlformats.org/drawingml/2006/picture">
                 <pic:pic>
                   <pic:nvPicPr>
-                    <pic:cNvPr id="0" name="image2.png"/>
+                    <pic:cNvPr id="0" name="image1.png"/>
                     <pic:cNvPicPr preferRelativeResize="0"/>
                   </pic:nvPicPr>
                   <pic:blipFill>
@@ -514,7 +514,7 @@
     </w:p>
     <w:sdt>
       <w:sdtPr>
-        <w:id w:val="-1331637145"/>
+        <w:id w:val="-1602938076"/>
         <w:docPartObj>
           <w:docPartGallery w:val="Table of Contents"/>
           <w:docPartUnique w:val="1"/>
@@ -2441,7 +2441,7 @@
         <w:rPr>
           <w:rtl w:val="0"/>
         </w:rPr>
-        <w:t xml:space="preserve">El sistema debe ser capaz de manejar diferentes tipos de variables: continuas (reales), discretas (enteros) y combinatorias (permutaciones).</w:t>
+        <w:t xml:space="preserve">El sistema debe ser capaz de manejar diferentes tipos de variables: continuas (reales), discretas (binarias y enteras) y otras variantes (mixtas y permutaciones).</w:t>
       </w:r>
     </w:p>
     <w:p>
@@ -2590,7 +2590,7 @@
         <w:rPr>
           <w:rtl w:val="0"/>
         </w:rPr>
-        <w:t xml:space="preserve">El sistema debe permitir al usuario elegir entre un catálogo de algoritmos implementados (ej. Algoritmos Genéticos, Recocido Simulado, Enjambre de Partículas).</w:t>
+        <w:t xml:space="preserve">El sistema debe permitir al usuario elegir entre un catálogo de algoritmos implementados (p. ej. Algoritmos Genéticos, Recocido Simulado o Enjambre de Partículas).</w:t>
       </w:r>
     </w:p>
     <w:p>
@@ -2616,7 +2616,7 @@
         <w:rPr>
           <w:rtl w:val="0"/>
         </w:rPr>
-        <w:t xml:space="preserve">El sistema debe permitir la parametrización de cada algoritmo (ej. tamaño de población, tasa de mutación, temperatura inicial, número de iteraciones).</w:t>
+        <w:t xml:space="preserve">El sistema debe permitir la parametrización de cada algoritmo (p. ej. tamaño de población, tasa de mutación, temperatura inicial o número de iteraciones).</w:t>
       </w:r>
     </w:p>
     <w:p>
@@ -2657,7 +2657,21 @@
         <w:rPr>
           <w:rtl w:val="0"/>
         </w:rPr>
-        <w:t xml:space="preserve">RF-08: Determinismo y Control de Semillas (Seeding):</w:t>
+        <w:t xml:space="preserve">RF-08: Determinismo y Control de Semillas (</w:t>
+      </w:r>
+      <w:r>
+        <w:rPr>
+          <w:i w:val="1"/>
+          <w:iCs w:val="1"/>
+          <w:rtl w:val="0"/>
+        </w:rPr>
+        <w:t xml:space="preserve">Seeding</w:t>
+      </w:r>
+      <w:r>
+        <w:rPr>
+          <w:rtl w:val="0"/>
+        </w:rPr>
+        <w:t xml:space="preserve">):</w:t>
       </w:r>
     </w:p>
     <w:p>
@@ -2689,7 +2703,21 @@
         <w:rPr>
           <w:rtl w:val="0"/>
         </w:rPr>
-        <w:t xml:space="preserve">Con el fin de garantizar la reproducibilidad de los resultados, el sistema deberá permitir al usuario definir una semilla (seed) para el generador de números pseudoaleatorios. De este modo, utilizando la misma semilla y las mismas condiciones de entrada, el algoritmo producirá siempre los mismos resultados, facilitando así la validación, comparación y análisis experimental.</w:t>
+        <w:t xml:space="preserve">Con el fin de garantizar la reproducibilidad de los resultados, el sistema deberá permitir al usuario definir una semilla (</w:t>
+      </w:r>
+      <w:r>
+        <w:rPr>
+          <w:i w:val="1"/>
+          <w:iCs w:val="1"/>
+          <w:rtl w:val="0"/>
+        </w:rPr>
+        <w:t xml:space="preserve">seed</w:t>
+      </w:r>
+      <w:r>
+        <w:rPr>
+          <w:rtl w:val="0"/>
+        </w:rPr>
+        <w:t xml:space="preserve">) para el generador de números pseudoaleatorios. De este modo, utilizando la misma semilla y las mismas condiciones de entrada, el algoritmo producirá siempre los mismos resultados, facilitando así la validación, comparación y análisis experimental.</w:t>
       </w:r>
     </w:p>
     <w:p>
@@ -6172,12 +6200,12 @@
           <wp:extent cx="1795463" cy="524701"/>
           <wp:effectExtent b="0" l="0" r="0" t="0"/>
           <wp:wrapNone/>
-          <wp:docPr id="2" name="image1.png"/>
+          <wp:docPr id="2" name="image2.png"/>
           <a:graphic>
             <a:graphicData uri="http://schemas.openxmlformats.org/drawingml/2006/picture">
               <pic:pic>
                 <pic:nvPicPr>
-                  <pic:cNvPr id="0" name="image1.png"/>
+                  <pic:cNvPr id="0" name="image2.png"/>
                   <pic:cNvPicPr preferRelativeResize="0"/>
                 </pic:nvPicPr>
                 <pic:blipFill>

--- a/docs/requirements/Requisitos TFG.docx
+++ b/docs/requirements/Requisitos TFG.docx
@@ -514,7 +514,7 @@
     </w:p>
     <w:sdt>
       <w:sdtPr>
-        <w:id w:val="-1602938076"/>
+        <w:id w:val="783400266"/>
         <w:docPartObj>
           <w:docPartGallery w:val="Table of Contents"/>
           <w:docPartUnique w:val="1"/>
@@ -3092,45 +3092,6 @@
     </w:p>
     <w:p>
       <w:pPr>
-        <w:pStyle w:val="Heading2"/>
-        <w:rPr/>
-      </w:pPr>
-      <w:bookmarkStart w:colFirst="0" w:colLast="0" w:name="_fy1hx448pycy" w:id="18"/>
-      <w:bookmarkEnd w:id="18"/>
-      <w:r>
-        <w:rPr>
-          <w:rtl w:val="0"/>
-        </w:rPr>
-        <w:t xml:space="preserve">RF-16: Serializable:</w:t>
-      </w:r>
-    </w:p>
-    <w:p>
-      <w:pPr>
-        <w:rPr/>
-      </w:pPr>
-      <w:r>
-        <w:rPr>
-          <w:rtl w:val="0"/>
-        </w:rPr>
-        <w:t xml:space="preserve">Todas las estructuras deben poder implementar los traits de </w:t>
-      </w:r>
-      <w:r>
-        <w:rPr>
-          <w:i w:val="1"/>
-          <w:iCs w:val="1"/>
-          <w:rtl w:val="0"/>
-        </w:rPr>
-        <w:t xml:space="preserve">serde</w:t>
-      </w:r>
-      <w:r>
-        <w:rPr>
-          <w:rtl w:val="0"/>
-        </w:rPr>
-        <w:t xml:space="preserve">, para que estas sean serializables.</w:t>
-      </w:r>
-    </w:p>
-    <w:p>
-      <w:pPr>
         <w:rPr/>
       </w:pPr>
       <w:r>
@@ -3152,13 +3113,38 @@
           <w:szCs w:val="40"/>
         </w:rPr>
       </w:pPr>
-      <w:bookmarkStart w:colFirst="0" w:colLast="0" w:name="_x2uv5wulkfzo" w:id="19"/>
+      <w:bookmarkStart w:colFirst="0" w:colLast="0" w:name="_x2uv5wulkfzo" w:id="18"/>
+      <w:bookmarkEnd w:id="18"/>
+      <w:r>
+        <w:rPr>
+          <w:rtl w:val="0"/>
+        </w:rPr>
+        <w:t xml:space="preserve">Requisitos no funcionales</w:t>
+      </w:r>
+    </w:p>
+    <w:p>
+      <w:pPr>
+        <w:pStyle w:val="Heading2"/>
+        <w:rPr/>
+      </w:pPr>
+      <w:bookmarkStart w:colFirst="0" w:colLast="0" w:name="_onnrav51o5ji" w:id="19"/>
       <w:bookmarkEnd w:id="19"/>
       <w:r>
         <w:rPr>
           <w:rtl w:val="0"/>
         </w:rPr>
-        <w:t xml:space="preserve">Requisitos no funcionales</w:t>
+        <w:t xml:space="preserve">RNF-01: Desarrollo nativo en Rust:</w:t>
+      </w:r>
+    </w:p>
+    <w:p>
+      <w:pPr>
+        <w:rPr/>
+      </w:pPr>
+      <w:r>
+        <w:rPr>
+          <w:rtl w:val="0"/>
+        </w:rPr>
+        <w:t xml:space="preserve">La biblioteca debe estar desarrollada 100% en el lenguaje de programación Rust.</w:t>
       </w:r>
     </w:p>
     <w:p>
@@ -3166,33 +3152,8 @@
         <w:pStyle w:val="Heading2"/>
         <w:rPr/>
       </w:pPr>
-      <w:bookmarkStart w:colFirst="0" w:colLast="0" w:name="_onnrav51o5ji" w:id="20"/>
+      <w:bookmarkStart w:colFirst="0" w:colLast="0" w:name="_hmq4p6kzjq8y" w:id="20"/>
       <w:bookmarkEnd w:id="20"/>
-      <w:r>
-        <w:rPr>
-          <w:rtl w:val="0"/>
-        </w:rPr>
-        <w:t xml:space="preserve">RNF-01: Desarrollo nativo en Rust:</w:t>
-      </w:r>
-    </w:p>
-    <w:p>
-      <w:pPr>
-        <w:rPr/>
-      </w:pPr>
-      <w:r>
-        <w:rPr>
-          <w:rtl w:val="0"/>
-        </w:rPr>
-        <w:t xml:space="preserve">La biblioteca debe estar desarrollada 100% en el lenguaje de programación Rust.</w:t>
-      </w:r>
-    </w:p>
-    <w:p>
-      <w:pPr>
-        <w:pStyle w:val="Heading2"/>
-        <w:rPr/>
-      </w:pPr>
-      <w:bookmarkStart w:colFirst="0" w:colLast="0" w:name="_hmq4p6kzjq8y" w:id="21"/>
-      <w:bookmarkEnd w:id="21"/>
       <w:r>
         <w:rPr>
           <w:rtl w:val="0"/>
@@ -3230,24 +3191,49 @@
         <w:pStyle w:val="Heading2"/>
         <w:rPr/>
       </w:pPr>
-      <w:bookmarkStart w:colFirst="0" w:colLast="0" w:name="_hxnucg22k8jf" w:id="22"/>
+      <w:bookmarkStart w:colFirst="0" w:colLast="0" w:name="_hxnucg22k8jf" w:id="21"/>
+      <w:bookmarkEnd w:id="21"/>
+      <w:r>
+        <w:rPr>
+          <w:rtl w:val="0"/>
+        </w:rPr>
+        <w:t xml:space="preserve">RNF-03: Documentación exhaustiva:</w:t>
+      </w:r>
+    </w:p>
+    <w:p>
+      <w:pPr>
+        <w:rPr/>
+      </w:pPr>
+      <w:r>
+        <w:rPr>
+          <w:rtl w:val="0"/>
+        </w:rPr>
+        <w:t xml:space="preserve">El código debe tener una documentación clara y concisa.</w:t>
+      </w:r>
+    </w:p>
+    <w:p>
+      <w:pPr>
+        <w:pStyle w:val="Heading2"/>
+        <w:rPr/>
+      </w:pPr>
+      <w:bookmarkStart w:colFirst="0" w:colLast="0" w:name="_uyl5xqazh4k5" w:id="22"/>
       <w:bookmarkEnd w:id="22"/>
       <w:r>
         <w:rPr>
           <w:rtl w:val="0"/>
         </w:rPr>
-        <w:t xml:space="preserve">RNF-03: Documentación exhaustiva:</w:t>
-      </w:r>
-    </w:p>
-    <w:p>
-      <w:pPr>
-        <w:rPr/>
-      </w:pPr>
-      <w:r>
-        <w:rPr>
-          <w:rtl w:val="0"/>
-        </w:rPr>
-        <w:t xml:space="preserve">El código debe tener una documentación clara y concisa.</w:t>
+        <w:t xml:space="preserve">RNF-04: Arquitectura modular:</w:t>
+      </w:r>
+    </w:p>
+    <w:p>
+      <w:pPr>
+        <w:rPr/>
+      </w:pPr>
+      <w:r>
+        <w:rPr>
+          <w:rtl w:val="0"/>
+        </w:rPr>
+        <w:t xml:space="preserve">El diseño debe separar claramente los componentes del sistema, permitiendo intercambiarlos sin modificar el núcleo.</w:t>
       </w:r>
     </w:p>
     <w:p>
@@ -3255,24 +3241,24 @@
         <w:pStyle w:val="Heading2"/>
         <w:rPr/>
       </w:pPr>
-      <w:bookmarkStart w:colFirst="0" w:colLast="0" w:name="_uyl5xqazh4k5" w:id="23"/>
+      <w:bookmarkStart w:colFirst="0" w:colLast="0" w:name="_9tyzh4uullhq" w:id="23"/>
       <w:bookmarkEnd w:id="23"/>
       <w:r>
         <w:rPr>
           <w:rtl w:val="0"/>
         </w:rPr>
-        <w:t xml:space="preserve">RNF-04: Arquitectura modular:</w:t>
-      </w:r>
-    </w:p>
-    <w:p>
-      <w:pPr>
-        <w:rPr/>
-      </w:pPr>
-      <w:r>
-        <w:rPr>
-          <w:rtl w:val="0"/>
-        </w:rPr>
-        <w:t xml:space="preserve">El diseño debe separar claramente los componentes del sistema, permitiendo intercambiarlos sin modificar el núcleo.</w:t>
+        <w:t xml:space="preserve">RNF-05: Simplicidad de uso:</w:t>
+      </w:r>
+    </w:p>
+    <w:p>
+      <w:pPr>
+        <w:rPr/>
+      </w:pPr>
+      <w:r>
+        <w:rPr>
+          <w:rtl w:val="0"/>
+        </w:rPr>
+        <w:t xml:space="preserve">Debe ser fácil e intuitiva la incorporación de nuevos problemas por parte del usuario.</w:t>
       </w:r>
     </w:p>
     <w:p>
@@ -3280,24 +3266,24 @@
         <w:pStyle w:val="Heading2"/>
         <w:rPr/>
       </w:pPr>
-      <w:bookmarkStart w:colFirst="0" w:colLast="0" w:name="_9tyzh4uullhq" w:id="24"/>
+      <w:bookmarkStart w:colFirst="0" w:colLast="0" w:name="_in91gfxbk3va" w:id="24"/>
       <w:bookmarkEnd w:id="24"/>
       <w:r>
         <w:rPr>
           <w:rtl w:val="0"/>
         </w:rPr>
-        <w:t xml:space="preserve">RNF-05: Simplicidad de uso:</w:t>
-      </w:r>
-    </w:p>
-    <w:p>
-      <w:pPr>
-        <w:rPr/>
-      </w:pPr>
-      <w:r>
-        <w:rPr>
-          <w:rtl w:val="0"/>
-        </w:rPr>
-        <w:t xml:space="preserve">Debe ser fácil e intuitiva la incorporación de nuevos problemas por parte del usuario.</w:t>
+        <w:t xml:space="preserve">RNF-06: Estabilidad numérica:</w:t>
+      </w:r>
+    </w:p>
+    <w:p>
+      <w:pPr>
+        <w:rPr/>
+      </w:pPr>
+      <w:r>
+        <w:rPr>
+          <w:rtl w:val="0"/>
+        </w:rPr>
+        <w:t xml:space="preserve">El sistema debe ser capaz de solventar los problemas de redondeo causados por los tipos decimales f32 y f64.</w:t>
       </w:r>
     </w:p>
     <w:p>
@@ -3305,33 +3291,8 @@
         <w:pStyle w:val="Heading2"/>
         <w:rPr/>
       </w:pPr>
-      <w:bookmarkStart w:colFirst="0" w:colLast="0" w:name="_in91gfxbk3va" w:id="25"/>
+      <w:bookmarkStart w:colFirst="0" w:colLast="0" w:name="_ynywo1mh0p6a" w:id="25"/>
       <w:bookmarkEnd w:id="25"/>
-      <w:r>
-        <w:rPr>
-          <w:rtl w:val="0"/>
-        </w:rPr>
-        <w:t xml:space="preserve">RNF-06: Estabilidad numérica:</w:t>
-      </w:r>
-    </w:p>
-    <w:p>
-      <w:pPr>
-        <w:rPr/>
-      </w:pPr>
-      <w:r>
-        <w:rPr>
-          <w:rtl w:val="0"/>
-        </w:rPr>
-        <w:t xml:space="preserve">El sistema debe ser capaz de solventar los problemas de redondeo causados por los tipos decimales f32 y f64.</w:t>
-      </w:r>
-    </w:p>
-    <w:p>
-      <w:pPr>
-        <w:pStyle w:val="Heading2"/>
-        <w:rPr/>
-      </w:pPr>
-      <w:bookmarkStart w:colFirst="0" w:colLast="0" w:name="_ynywo1mh0p6a" w:id="26"/>
-      <w:bookmarkEnd w:id="26"/>
       <w:r>
         <w:rPr>
           <w:rtl w:val="0"/>
@@ -3362,8 +3323,8 @@
           <w:szCs w:val="40"/>
         </w:rPr>
       </w:pPr>
-      <w:bookmarkStart w:colFirst="0" w:colLast="0" w:name="_randkscho4ur" w:id="27"/>
-      <w:bookmarkEnd w:id="27"/>
+      <w:bookmarkStart w:colFirst="0" w:colLast="0" w:name="_randkscho4ur" w:id="26"/>
+      <w:bookmarkEnd w:id="26"/>
       <w:r>
         <w:rPr>
           <w:rtl w:val="0"/>
@@ -3424,8 +3385,8 @@
         <w:pStyle w:val="Heading2"/>
         <w:rPr/>
       </w:pPr>
-      <w:bookmarkStart w:colFirst="0" w:colLast="0" w:name="_fzbi1zdikgee" w:id="28"/>
-      <w:bookmarkEnd w:id="28"/>
+      <w:bookmarkStart w:colFirst="0" w:colLast="0" w:name="_fzbi1zdikgee" w:id="27"/>
+      <w:bookmarkEnd w:id="27"/>
       <w:r>
         <w:rPr>
           <w:rtl w:val="0"/>
@@ -4822,8 +4783,8 @@
         <w:pStyle w:val="Heading2"/>
         <w:rPr/>
       </w:pPr>
-      <w:bookmarkStart w:colFirst="0" w:colLast="0" w:name="_ucnyttgxsjpm" w:id="29"/>
-      <w:bookmarkEnd w:id="29"/>
+      <w:bookmarkStart w:colFirst="0" w:colLast="0" w:name="_ucnyttgxsjpm" w:id="28"/>
+      <w:bookmarkEnd w:id="28"/>
       <w:r>
         <w:rPr>
           <w:rtl w:val="0"/>
